--- a/zht/docx/15.content.docx
+++ b/zht/docx/15.content.docx
@@ -11,6 +11,15 @@
         <w:pStyle w:val="Heading2"/>
       </w:pPr>
       <w:r>
+        <w:t>Resource: 研讀筆記 (Tyndale)</w:t>
+      </w:r>
+      <w:r/>
+    </w:p>
+    <w:p>
+      <w:pPr>
+        <w:pStyle w:val="Heading2"/>
+      </w:pPr>
+      <w:r>
         <w:t>License Information</w:t>
       </w:r>
       <w:r/>
@@ -21,7 +30,7 @@
         <w:rPr>
           <w:b/>
         </w:rPr>
-        <w:t>Study Notes (Tyndale)</w:t>
+        <w:t>研讀筆記 (Tyndale)</w:t>
       </w:r>
       <w:r>
         <w:t xml:space="preserve"> (Chinese (Traditional)) is based on</w:t>
@@ -74,7 +83,7 @@
         <w:pStyle w:val="Heading1"/>
       </w:pPr>
       <w:r>
-        <w:t>Study Notes (Tyndale)</w:t>
+        <w:t>研讀筆記 (Tyndale)</w:t>
       </w:r>
     </w:p>
     <w:p>
@@ -83,6 +92,50 @@
           <w:headerReference w:type="even" r:id="rId8"/>
           <w:headerReference w:type="default" r:id="rId9"/>
           <w:footerReference w:type="default" r:id="rId10"/>
+          <w:footnotePr>
+            <w:numRestart w:val="eachSect"/>
+          </w:footnotePr>
+          <w:type w:val="continuous"/>
+          <w:pgSz w:w="12240" w:h="15840" w:code="1"/>
+          <w:pgMar w:top="1440" w:right="1440" w:bottom="1440" w:left="1440" w:header="504" w:footer="504" w:gutter="0"/>
+          <w:cols w:space="708"/>
+          <w:titlePg/>
+          <w:docGrid w:linePitch="360"/>
+        </w:sectPr>
+      </w:pPr>
+    </w:p>
+    <w:p>
+      <w:r/>
+    </w:p>
+    <w:p>
+      <w:pPr>
+        <w:pStyle w:val="Heading2"/>
+      </w:pPr>
+      <w:r>
+        <w:t>EZR</w:t>
+      </w:r>
+      <w:r/>
+    </w:p>
+    <w:p>
+      <w:r/>
+      <w:r>
+        <w:rPr>
+          <w:i/>
+        </w:rPr>
+        <w:t>以斯拉記 1:1, 以斯拉記 1:1–3, 以斯拉記 1:2, 以斯拉記 1:3, 以斯拉記 1:4, 以斯拉記 1:5–6, 以斯拉記 1:7, 以斯拉記 1:8, 以斯拉記 1:9–11, 以斯拉記 2:1–70, 以斯拉記 2:2, 以斯拉記 2:3–20, 以斯拉記 2:21–35, 以斯拉記 2:36–42, 以斯拉記 2:41–42, 以斯拉記 2:43–54, 以斯拉記 2:55–58, 以斯拉記 2:59–60, 以斯拉記 2:61–63, 以斯拉記 2:64–66, 以斯拉記 2:68–69, 以斯拉記 2:69, 以斯拉記 3:1, 以斯拉記 3:1–4.5, 以斯拉記 3:2, 以斯拉記 3:3, 以斯拉記 3:4, 以斯拉記 3:5–6, 以斯拉記 3:7, 以斯拉記 3:8, 以斯拉記 3:10–11, 以斯拉記 3:12, 以斯拉記 4:1, 以斯拉記 4:2, 以斯拉記 4:3, 以斯拉記 4:4, 以斯拉記 4:5, 以斯拉記 4:6–23, 以斯拉記 4:7, 以斯拉記 4:9, 以斯拉記 4:10, 以斯拉記 4:11–22, 以斯拉記 4:13, 以斯拉記 4:14, 以斯拉記 4:15–16, 以斯拉記 4:18, 以斯拉記 4:19–20, 以斯拉記 4:21, 以斯拉記 4:23, 以斯拉記 4:24, 以斯拉記 4:24–5:5, 以斯拉記 5:1, 以斯拉書 5:2, 以斯拉記 5:3, 以斯拉記 5:5, 以斯拉記 5:6, 以斯拉記 5:6–17, 以斯拉記 5:8, 以斯拉記 5:11, 以斯拉記 5:12, 以斯拉記 5:13, 以斯拉記 5:14–15, 以斯拉記 5:16, 以斯拉記 6:2, 以斯拉記 6:3, 以斯拉記 6:4, 以斯拉記 6:8, 以斯拉記 6:10, 以斯拉記 6:11–12, 以斯拉記 6:15, 以斯拉記 6:17, 以斯拉記 6:18, 以斯拉記 6:19, 以斯拉記 6:20, 以斯拉記 6:21, 以斯拉記 6:22, 以斯拉記 7:1, 以斯拉記 7:1–5, 以斯拉記 7:6, 以斯拉記 7:9, 以斯拉記 7:10, 以斯拉記 7:11–26, 以斯拉記 7:14, 以斯拉記 7:15, 以斯拉記 7:16, 以斯拉記 7:21–22, 以斯拉記 7:23, 以斯拉記 7:24, 以斯拉記 7:25–26, 以斯拉記 8:1–14, 以斯拉記 8:15, 以斯拉記 8:16–17, 以斯拉記 8:18, 以斯拉記 8:20, 以斯拉記 8:21, 以斯拉記 8:22, 以斯拉記 8:23, 以斯拉記 8:25, 以斯拉記 8:26–27, 以斯拉記 8:31–32, 以斯拉記 8:35, 以斯拉記 9:1–2, 以斯拉記 9:1–10.44, 以斯拉記 9:3, 以斯拉記 9:4, 以斯拉記 9:5, 以斯拉記 9:6, 以斯拉記 9:6–15, 以斯拉記 9:7, 以斯拉記 9:8–9, 以斯拉記 9:11–12, 以斯拉記 9:14, 以斯拉記 9:15, 以斯拉記 10:1, 以斯拉記 10:2, 以斯拉記 10:3, 以斯拉記 10:4, 以斯拉記 10:5, 以斯拉記 10:8, 以斯拉記 10:9, 以斯拉記 10:15, 以斯拉記 10:44</w:t>
+      </w:r>
+    </w:p>
+    <w:p>
+      <w:r/>
+      <w:r>
+        <w:t xml:space="preserve"> </w:t>
+      </w:r>
+      <w:r/>
+      <w:r/>
+    </w:p>
+    <w:p>
+      <w:pPr>
+        <w:sectPr>
           <w:footnotePr>
             <w:numRestart w:val="eachSect"/>
           </w:footnotePr>

--- a/zht/docx/15.content.docx
+++ b/zht/docx/15.content.docx
@@ -163,13 +163,6 @@
         <w:rPr>
           <w:lang w:val="zh_TW" w:bidi="zh_TW"/>
         </w:rPr>
-      </w:r>
-      <w:r>
-        <w:rPr>
-          <w:i/>
-          <w:lang w:val="zh_TW" w:bidi="zh_TW"/>
-        </w:rPr>
-        <w:t>以斯拉記 1:1, 以斯拉記 1:1–3, 以斯拉記 1:2, 以斯拉記 1:3, 以斯拉記 1:4, 以斯拉記 1:5–6, 以斯拉記 1:7, 以斯拉記 1:8, 以斯拉記 1:9–11, 以斯拉記 2:1–70, 以斯拉記 2:2, 以斯拉記 2:3–20, 以斯拉記 2:21–35, 以斯拉記 2:36–42, 以斯拉記 2:41–42, 以斯拉記 2:43–54, 以斯拉記 2:55–58, 以斯拉記 2:59–60, 以斯拉記 2:61–63, 以斯拉記 2:64–66, 以斯拉記 2:68–69, 以斯拉記 2:69, 以斯拉記 3:1, 以斯拉記 3:1–4.5, 以斯拉記 3:2, 以斯拉記 3:3, 以斯拉記 3:4, 以斯拉記 3:5–6, 以斯拉記 3:7, 以斯拉記 3:8, 以斯拉記 3:10–11, 以斯拉記 3:12, 以斯拉記 4:1, 以斯拉記 4:2, 以斯拉記 4:3, 以斯拉記 4:4, 以斯拉記 4:5, 以斯拉記 4:6–23, 以斯拉記 4:7, 以斯拉記 4:9, 以斯拉記 4:10, 以斯拉記 4:11–22, 以斯拉記 4:13, 以斯拉記 4:14, 以斯拉記 4:15–16, 以斯拉記 4:18, 以斯拉記 4:19–20, 以斯拉記 4:21, 以斯拉記 4:23, 以斯拉記 4:24, 以斯拉記 4:24–5:5, 以斯拉記 5:1, 以斯拉書 5:2, 以斯拉記 5:3, 以斯拉記 5:5, 以斯拉記 5:6, 以斯拉記 5:6–17, 以斯拉記 5:8, 以斯拉記 5:11, 以斯拉記 5:12, 以斯拉記 5:13, 以斯拉記 5:14–15, 以斯拉記 5:16, 以斯拉記 6:2, 以斯拉記 6:3, 以斯拉記 6:4, 以斯拉記 6:8, 以斯拉記 6:10, 以斯拉記 6:11–12, 以斯拉記 6:15, 以斯拉記 6:17, 以斯拉記 6:18, 以斯拉記 6:19, 以斯拉記 6:20, 以斯拉記 6:21, 以斯拉記 6:22, 以斯拉記 7:1, 以斯拉記 7:1–5, 以斯拉記 7:6, 以斯拉記 7:9, 以斯拉記 7:10, 以斯拉記 7:11–26, 以斯拉記 7:14, 以斯拉記 7:15, 以斯拉記 7:16, 以斯拉記 7:21–22, 以斯拉記 7:23, 以斯拉記 7:24, 以斯拉記 7:25–26, 以斯拉記 8:1–14, 以斯拉記 8:15, 以斯拉記 8:16–17, 以斯拉記 8:18, 以斯拉記 8:20, 以斯拉記 8:21, 以斯拉記 8:22, 以斯拉記 8:23, 以斯拉記 8:25, 以斯拉記 8:26–27, 以斯拉記 8:31–32, 以斯拉記 8:35, 以斯拉記 9:1–2, 以斯拉記 9:1–10.44, 以斯拉記 9:3, 以斯拉記 9:4, 以斯拉記 9:5, 以斯拉記 9:6, 以斯拉記 9:6–15, 以斯拉記 9:7, 以斯拉記 9:8–9, 以斯拉記 9:11–12, 以斯拉記 9:14, 以斯拉記 9:15, 以斯拉記 10:1, 以斯拉記 10:2, 以斯拉記 10:3, 以斯拉記 10:4, 以斯拉記 10:5, 以斯拉記 10:8, 以斯拉記 10:9, 以斯拉記 10:15, 以斯拉記 10:44</w:t>
       </w:r>
       <w:r>
         <w:rPr>

--- a/zht/docx/15.content.docx
+++ b/zht/docx/15.content.docx
@@ -150,19 +150,6 @@
           <w:lang w:val="zh_TW" w:bidi="zh_TW"/>
         </w:rPr>
         <w:t>EZR</w:t>
-      </w:r>
-      <w:r>
-        <w:rPr>
-          <w:lang w:val="zh_TW" w:bidi="zh_TW"/>
-        </w:rPr>
-      </w:r>
-    </w:p>
-    <w:p>
-      <w:pPr/>
-      <w:r>
-        <w:rPr>
-          <w:lang w:val="zh_TW" w:bidi="zh_TW"/>
-        </w:rPr>
       </w:r>
       <w:r>
         <w:rPr>

--- a/zht/docx/15.content.docx
+++ b/zht/docx/15.content.docx
@@ -19,7 +19,7 @@
         <w:rPr>
           <w:lang w:val="zh_TW" w:bidi="zh_TW"/>
         </w:rPr>
-        <w:t>Resource: 研讀筆記 (Tyndale)</w:t>
+        <w:t>Resource: Tyndale Open Study Notes</w:t>
       </w:r>
       <w:r>
         <w:rPr>
@@ -112,7 +112,7 @@
         <w:rPr>
           <w:lang w:val="zh_TW" w:bidi="zh_TW"/>
         </w:rPr>
-        <w:t>研讀筆記 (Tyndale)</w:t>
+        <w:t>Tyndale Open Study Notes</w:t>
       </w:r>
     </w:p>
     <w:p>

--- a/zht/docx/15.content.docx
+++ b/zht/docx/15.content.docx
@@ -19,7 +19,7 @@
         <w:rPr>
           <w:lang w:val="zh_TW" w:bidi="zh_TW"/>
         </w:rPr>
-        <w:t>Resource: Tyndale Open Study Notes</w:t>
+        <w:t>Resource: Aquifer Open Study Notes</w:t>
       </w:r>
       <w:r>
         <w:rPr>
@@ -112,7 +112,7 @@
         <w:rPr>
           <w:lang w:val="zh_TW" w:bidi="zh_TW"/>
         </w:rPr>
-        <w:t>Tyndale Open Study Notes</w:t>
+        <w:t>Aquifer Open Study Notes</w:t>
       </w:r>
     </w:p>
     <w:p>

--- a/zht/docx/15.content.docx
+++ b/zht/docx/15.content.docx
@@ -249,18 +249,12 @@
         </w:rPr>
         <w:t>，正如但以理書所預言的（</w:t>
       </w:r>
-      <w:hyperlink r:id="rId13">
-        <w:r>
-          <w:rPr>
-            <w:lang w:val="zh_TW" w:bidi="zh_TW"/>
-          </w:rPr>
-          <w:rPr>
-            <w:color w:val="0000EE"/>
-            <w:u w:val="single"/>
-          </w:rPr>
-          <w:t>但5</w:t>
-        </w:r>
-      </w:hyperlink>
+      <w:r>
+        <w:rPr>
+          <w:lang w:val="zh_TW" w:bidi="zh_TW"/>
+        </w:rPr>
+        <w:t>但5</w:t>
+      </w:r>
       <w:r>
         <w:rPr>
           <w:lang w:val="zh_TW" w:bidi="zh_TW"/>
@@ -285,36 +279,24 @@
         </w:rPr>
         <w:t>藉耶利米口所說的話：神曾應許祂的子民將會在被擄七十年後歸回（</w:t>
       </w:r>
-      <w:hyperlink r:id="rId14">
-        <w:r>
-          <w:rPr>
-            <w:lang w:val="zh_TW" w:bidi="zh_TW"/>
-          </w:rPr>
-          <w:rPr>
-            <w:color w:val="0000EE"/>
-            <w:u w:val="single"/>
-          </w:rPr>
-          <w:t>耶25:11–12</w:t>
-        </w:r>
-      </w:hyperlink>
+      <w:r>
+        <w:rPr>
+          <w:lang w:val="zh_TW" w:bidi="zh_TW"/>
+        </w:rPr>
+        <w:t>耶25:11–12</w:t>
+      </w:r>
       <w:r>
         <w:rPr>
           <w:lang w:val="zh_TW" w:bidi="zh_TW"/>
         </w:rPr>
         <w:t>，</w:t>
       </w:r>
-      <w:hyperlink r:id="rId15">
-        <w:r>
-          <w:rPr>
-            <w:lang w:val="zh_TW" w:bidi="zh_TW"/>
-          </w:rPr>
-          <w:rPr>
-            <w:color w:val="0000EE"/>
-            <w:u w:val="single"/>
-          </w:rPr>
-          <w:t>29:10</w:t>
-        </w:r>
-      </w:hyperlink>
+      <w:r>
+        <w:rPr>
+          <w:lang w:val="zh_TW" w:bidi="zh_TW"/>
+        </w:rPr>
+        <w:t>29:10</w:t>
+      </w:r>
       <w:r>
         <w:rPr>
           <w:lang w:val="zh_TW" w:bidi="zh_TW"/>
@@ -339,72 +321,48 @@
         </w:rPr>
         <w:t>神掌管這位異教君王的心思意念，使他頒布了接下來的詔令（另見</w:t>
       </w:r>
-      <w:hyperlink r:id="rId16">
-        <w:r>
-          <w:rPr>
-            <w:lang w:val="zh_TW" w:bidi="zh_TW"/>
-          </w:rPr>
-          <w:rPr>
-            <w:color w:val="0000EE"/>
-            <w:u w:val="single"/>
-          </w:rPr>
-          <w:t>賽13:17</w:t>
-        </w:r>
-      </w:hyperlink>
+      <w:r>
+        <w:rPr>
+          <w:lang w:val="zh_TW" w:bidi="zh_TW"/>
+        </w:rPr>
+        <w:t>賽13:17</w:t>
+      </w:r>
       <w:r>
         <w:rPr>
           <w:lang w:val="zh_TW" w:bidi="zh_TW"/>
         </w:rPr>
         <w:t>，</w:t>
       </w:r>
-      <w:hyperlink r:id="rId17">
-        <w:r>
-          <w:rPr>
-            <w:lang w:val="zh_TW" w:bidi="zh_TW"/>
-          </w:rPr>
-          <w:rPr>
-            <w:color w:val="0000EE"/>
-            <w:u w:val="single"/>
-          </w:rPr>
-          <w:t>41:2</w:t>
-        </w:r>
-      </w:hyperlink>
+      <w:r>
+        <w:rPr>
+          <w:lang w:val="zh_TW" w:bidi="zh_TW"/>
+        </w:rPr>
+        <w:t>41:2</w:t>
+      </w:r>
       <w:r>
         <w:rPr>
           <w:lang w:val="zh_TW" w:bidi="zh_TW"/>
         </w:rPr>
         <w:t>、</w:t>
       </w:r>
-      <w:hyperlink r:id="rId18">
-        <w:r>
-          <w:rPr>
-            <w:lang w:val="zh_TW" w:bidi="zh_TW"/>
-          </w:rPr>
-          <w:rPr>
-            <w:color w:val="0000EE"/>
-            <w:u w:val="single"/>
-          </w:rPr>
-          <w:t>25</w:t>
-        </w:r>
-      </w:hyperlink>
+      <w:r>
+        <w:rPr>
+          <w:lang w:val="zh_TW" w:bidi="zh_TW"/>
+        </w:rPr>
+        <w:t>25</w:t>
+      </w:r>
       <w:r>
         <w:rPr>
           <w:lang w:val="zh_TW" w:bidi="zh_TW"/>
         </w:rPr>
         <w:t>；</w:t>
       </w:r>
-      <w:hyperlink r:id="rId19">
-        <w:r>
-          <w:rPr>
-            <w:lang w:val="zh_TW" w:bidi="zh_TW"/>
-          </w:rPr>
-          <w:rPr>
-            <w:color w:val="0000EE"/>
-            <w:u w:val="single"/>
-          </w:rPr>
-          <w:t>耶50:9</w:t>
-        </w:r>
-      </w:hyperlink>
+      <w:r>
+        <w:rPr>
+          <w:lang w:val="zh_TW" w:bidi="zh_TW"/>
+        </w:rPr>
+        <w:t>耶50:9</w:t>
+      </w:r>
       <w:r>
         <w:rPr>
           <w:lang w:val="zh_TW" w:bidi="zh_TW"/>
@@ -423,36 +381,24 @@
         </w:rPr>
         <w:t>即使統治者和列國不承認衪的權柄。（</w:t>
       </w:r>
-      <w:hyperlink r:id="rId20">
-        <w:r>
-          <w:rPr>
-            <w:lang w:val="zh_TW" w:bidi="zh_TW"/>
-          </w:rPr>
-          <w:rPr>
-            <w:color w:val="0000EE"/>
-            <w:u w:val="single"/>
-          </w:rPr>
-          <w:t>賽10:5</w:t>
-        </w:r>
-      </w:hyperlink>
+      <w:r>
+        <w:rPr>
+          <w:lang w:val="zh_TW" w:bidi="zh_TW"/>
+        </w:rPr>
+        <w:t>賽10:5</w:t>
+      </w:r>
       <w:r>
         <w:rPr>
           <w:lang w:val="zh_TW" w:bidi="zh_TW"/>
         </w:rPr>
         <w:t>、</w:t>
       </w:r>
-      <w:hyperlink r:id="rId21">
-        <w:r>
-          <w:rPr>
-            <w:lang w:val="zh_TW" w:bidi="zh_TW"/>
-          </w:rPr>
-          <w:rPr>
-            <w:color w:val="0000EE"/>
-            <w:u w:val="single"/>
-          </w:rPr>
-          <w:t>12–14</w:t>
-        </w:r>
-      </w:hyperlink>
+      <w:r>
+        <w:rPr>
+          <w:lang w:val="zh_TW" w:bidi="zh_TW"/>
+        </w:rPr>
+        <w:t>12–14</w:t>
+      </w:r>
       <w:r>
         <w:rPr>
           <w:lang w:val="zh_TW" w:bidi="zh_TW"/>
@@ -511,18 +457,12 @@
         </w:rPr>
         <w:t>以斯拉記的前三節幾乎與</w:t>
       </w:r>
-      <w:hyperlink r:id="rId22">
-        <w:r>
-          <w:rPr>
-            <w:lang w:val="zh_TW" w:bidi="zh_TW"/>
-          </w:rPr>
-          <w:rPr>
-            <w:color w:val="0000EE"/>
-            <w:u w:val="single"/>
-          </w:rPr>
-          <w:t>歷代志下三十六章22至23節</w:t>
-        </w:r>
-      </w:hyperlink>
+      <w:r>
+        <w:rPr>
+          <w:lang w:val="zh_TW" w:bidi="zh_TW"/>
+        </w:rPr>
+        <w:t>歷代志下三十六章22至23節</w:t>
+      </w:r>
       <w:r>
         <w:rPr>
           <w:lang w:val="zh_TW" w:bidi="zh_TW"/>
@@ -577,90 +517,60 @@
         </w:rPr>
         <w:t>雖然塞魯士提到耶和華——天上的神，但他實際上是一位拜火教徒（Zoroastrian）。他用希伯來文所寫的這個宣言，可能是一種爭取猶太人支持其統治的政治宣傳手段。在給巴比倫人的一份類似聲明中，塞魯士也聲稱崇拜他們的主神馬爾杜克。然而，他在此所說的確實反映了神已指派他在耶路撒冷為祂建造一座聖殿（見</w:t>
       </w:r>
-      <w:hyperlink r:id="rId23">
-        <w:r>
-          <w:rPr>
-            <w:lang w:val="zh_TW" w:bidi="zh_TW"/>
-          </w:rPr>
-          <w:rPr>
-            <w:color w:val="0000EE"/>
-            <w:u w:val="single"/>
-          </w:rPr>
-          <w:t>賽44:28</w:t>
-        </w:r>
-      </w:hyperlink>
+      <w:r>
+        <w:rPr>
+          <w:lang w:val="zh_TW" w:bidi="zh_TW"/>
+        </w:rPr>
+        <w:t>賽44:28</w:t>
+      </w:r>
       <w:r>
         <w:rPr>
           <w:lang w:val="zh_TW" w:bidi="zh_TW"/>
         </w:rPr>
         <w:t>，</w:t>
       </w:r>
-      <w:hyperlink r:id="rId24">
-        <w:r>
-          <w:rPr>
-            <w:lang w:val="zh_TW" w:bidi="zh_TW"/>
-          </w:rPr>
-          <w:rPr>
-            <w:color w:val="0000EE"/>
-            <w:u w:val="single"/>
-          </w:rPr>
-          <w:t>45:1</w:t>
-        </w:r>
-      </w:hyperlink>
+      <w:r>
+        <w:rPr>
+          <w:lang w:val="zh_TW" w:bidi="zh_TW"/>
+        </w:rPr>
+        <w:t>45:1</w:t>
+      </w:r>
       <w:r>
         <w:rPr>
           <w:lang w:val="zh_TW" w:bidi="zh_TW"/>
         </w:rPr>
         <w:t>、</w:t>
       </w:r>
-      <w:hyperlink r:id="rId25">
-        <w:r>
-          <w:rPr>
-            <w:lang w:val="zh_TW" w:bidi="zh_TW"/>
-          </w:rPr>
-          <w:rPr>
-            <w:color w:val="0000EE"/>
-            <w:u w:val="single"/>
-          </w:rPr>
-          <w:t>13</w:t>
-        </w:r>
-      </w:hyperlink>
+      <w:r>
+        <w:rPr>
+          <w:lang w:val="zh_TW" w:bidi="zh_TW"/>
+        </w:rPr>
+        <w:t>13</w:t>
+      </w:r>
       <w:r>
         <w:rPr>
           <w:lang w:val="zh_TW" w:bidi="zh_TW"/>
         </w:rPr>
         <w:t>）。但以理在他的宮廷中擔任高官（在</w:t>
       </w:r>
-      <w:hyperlink r:id="rId26">
-        <w:r>
-          <w:rPr>
-            <w:lang w:val="zh_TW" w:bidi="zh_TW"/>
-          </w:rPr>
-          <w:rPr>
-            <w:color w:val="0000EE"/>
-            <w:u w:val="single"/>
-          </w:rPr>
-          <w:t>但6:1–28</w:t>
-        </w:r>
-      </w:hyperlink>
+      <w:r>
+        <w:rPr>
+          <w:lang w:val="zh_TW" w:bidi="zh_TW"/>
+        </w:rPr>
+        <w:t>但6:1–28</w:t>
+      </w:r>
       <w:r>
         <w:rPr>
           <w:lang w:val="zh_TW" w:bidi="zh_TW"/>
         </w:rPr>
         <w:t>，</w:t>
       </w:r>
-      <w:hyperlink r:id="rId27">
-        <w:r>
-          <w:rPr>
-            <w:lang w:val="zh_TW" w:bidi="zh_TW"/>
-          </w:rPr>
-          <w:rPr>
-            <w:color w:val="0000EE"/>
-            <w:u w:val="single"/>
-          </w:rPr>
-          <w:t>9:1</w:t>
-        </w:r>
-      </w:hyperlink>
+      <w:r>
+        <w:rPr>
+          <w:lang w:val="zh_TW" w:bidi="zh_TW"/>
+        </w:rPr>
+        <w:t>9:1</w:t>
+      </w:r>
       <w:r>
         <w:rPr>
           <w:lang w:val="zh_TW" w:bidi="zh_TW"/>
@@ -679,54 +589,36 @@
         </w:rPr>
         <w:t>），所以塞魯士可能是從但以理那裡得知了這些預言。神早已計劃興起塞魯士，並給他一個恢復在耶路撒冷敬拜的異象（</w:t>
       </w:r>
-      <w:hyperlink r:id="rId23">
-        <w:r>
-          <w:rPr>
-            <w:lang w:val="zh_TW" w:bidi="zh_TW"/>
-          </w:rPr>
-          <w:rPr>
-            <w:color w:val="0000EE"/>
-            <w:u w:val="single"/>
-          </w:rPr>
-          <w:t>賽44:28</w:t>
-        </w:r>
-      </w:hyperlink>
+      <w:r>
+        <w:rPr>
+          <w:lang w:val="zh_TW" w:bidi="zh_TW"/>
+        </w:rPr>
+        <w:t>賽44:28</w:t>
+      </w:r>
       <w:r>
         <w:rPr>
           <w:lang w:val="zh_TW" w:bidi="zh_TW"/>
         </w:rPr>
         <w:t>，</w:t>
       </w:r>
-      <w:hyperlink r:id="rId25">
-        <w:r>
-          <w:rPr>
-            <w:lang w:val="zh_TW" w:bidi="zh_TW"/>
-          </w:rPr>
-          <w:rPr>
-            <w:color w:val="0000EE"/>
-            <w:u w:val="single"/>
-          </w:rPr>
-          <w:t>45:13</w:t>
-        </w:r>
-      </w:hyperlink>
+      <w:r>
+        <w:rPr>
+          <w:lang w:val="zh_TW" w:bidi="zh_TW"/>
+        </w:rPr>
+        <w:t>45:13</w:t>
+      </w:r>
       <w:r>
         <w:rPr>
           <w:lang w:val="zh_TW" w:bidi="zh_TW"/>
         </w:rPr>
         <w:t>，</w:t>
       </w:r>
-      <w:hyperlink r:id="rId28">
-        <w:r>
-          <w:rPr>
-            <w:lang w:val="zh_TW" w:bidi="zh_TW"/>
-          </w:rPr>
-          <w:rPr>
-            <w:color w:val="0000EE"/>
-            <w:u w:val="single"/>
-          </w:rPr>
-          <w:t>48:14–15</w:t>
-        </w:r>
-      </w:hyperlink>
+      <w:r>
+        <w:rPr>
+          <w:lang w:val="zh_TW" w:bidi="zh_TW"/>
+        </w:rPr>
+        <w:t>48:14–15</w:t>
+      </w:r>
       <w:r>
         <w:rPr>
           <w:lang w:val="zh_TW" w:bidi="zh_TW"/>
@@ -905,18 +797,12 @@
         </w:rPr>
         <w:t>正如神曾感動塞魯士王的心一樣（</w:t>
       </w:r>
-      <w:hyperlink r:id="rId29">
-        <w:r>
-          <w:rPr>
-            <w:lang w:val="zh_TW" w:bidi="zh_TW"/>
-          </w:rPr>
-          <w:rPr>
-            <w:color w:val="0000EE"/>
-            <w:u w:val="single"/>
-          </w:rPr>
-          <w:t>1:1</w:t>
-        </w:r>
-      </w:hyperlink>
+      <w:r>
+        <w:rPr>
+          <w:lang w:val="zh_TW" w:bidi="zh_TW"/>
+        </w:rPr>
+        <w:t>1:1</w:t>
+      </w:r>
       <w:r>
         <w:rPr>
           <w:lang w:val="zh_TW" w:bidi="zh_TW"/>
@@ -941,18 +827,12 @@
         </w:rPr>
         <w:t>實際上，只有極少數的祭司和利未人回應（見</w:t>
       </w:r>
-      <w:hyperlink r:id="rId30">
-        <w:r>
-          <w:rPr>
-            <w:lang w:val="zh_TW" w:bidi="zh_TW"/>
-          </w:rPr>
-          <w:rPr>
-            <w:color w:val="0000EE"/>
-            <w:u w:val="single"/>
-          </w:rPr>
-          <w:t>2:36–42</w:t>
-        </w:r>
-      </w:hyperlink>
+      <w:r>
+        <w:rPr>
+          <w:lang w:val="zh_TW" w:bidi="zh_TW"/>
+        </w:rPr>
+        <w:t>2:36–42</w:t>
+      </w:r>
       <w:r>
         <w:rPr>
           <w:lang w:val="zh_TW" w:bidi="zh_TW"/>
@@ -1031,54 +911,36 @@
         </w:rPr>
         <w:t>從耶路撒冷掠來（見</w:t>
       </w:r>
-      <w:hyperlink r:id="rId31">
-        <w:r>
-          <w:rPr>
-            <w:lang w:val="zh_TW" w:bidi="zh_TW"/>
-          </w:rPr>
-          <w:rPr>
-            <w:color w:val="0000EE"/>
-            <w:u w:val="single"/>
-          </w:rPr>
-          <w:t>代下36:7</w:t>
-        </w:r>
-      </w:hyperlink>
+      <w:r>
+        <w:rPr>
+          <w:lang w:val="zh_TW" w:bidi="zh_TW"/>
+        </w:rPr>
+        <w:t>代下36:7</w:t>
+      </w:r>
       <w:r>
         <w:rPr>
           <w:lang w:val="zh_TW" w:bidi="zh_TW"/>
         </w:rPr>
         <w:t>；</w:t>
       </w:r>
-      <w:hyperlink r:id="rId32">
-        <w:r>
-          <w:rPr>
-            <w:lang w:val="zh_TW" w:bidi="zh_TW"/>
-          </w:rPr>
-          <w:rPr>
-            <w:color w:val="0000EE"/>
-            <w:u w:val="single"/>
-          </w:rPr>
-          <w:t>但1:2</w:t>
-        </w:r>
-      </w:hyperlink>
+      <w:r>
+        <w:rPr>
+          <w:lang w:val="zh_TW" w:bidi="zh_TW"/>
+        </w:rPr>
+        <w:t>但1:2</w:t>
+      </w:r>
       <w:r>
         <w:rPr>
           <w:lang w:val="zh_TW" w:bidi="zh_TW"/>
         </w:rPr>
         <w:t>）。尼布甲尼撒將這些物品放在他的異教神殿中，企圖顯示他的神比希伯來神更有權勢。然而，神曾應許會歸還所有被盜物品（見</w:t>
       </w:r>
-      <w:hyperlink r:id="rId33">
-        <w:r>
-          <w:rPr>
-            <w:lang w:val="zh_TW" w:bidi="zh_TW"/>
-          </w:rPr>
-          <w:rPr>
-            <w:color w:val="0000EE"/>
-            <w:u w:val="single"/>
-          </w:rPr>
-          <w:t>耶27:16–22</w:t>
-        </w:r>
-      </w:hyperlink>
+      <w:r>
+        <w:rPr>
+          <w:lang w:val="zh_TW" w:bidi="zh_TW"/>
+        </w:rPr>
+        <w:t>耶27:16–22</w:t>
+      </w:r>
       <w:r>
         <w:rPr>
           <w:lang w:val="zh_TW" w:bidi="zh_TW"/>
@@ -1133,72 +995,48 @@
         </w:rPr>
         <w:t>設巴薩是波斯任命的猶大總督，他為聖殿奠基 （</w:t>
       </w:r>
-      <w:hyperlink r:id="rId34">
-        <w:r>
-          <w:rPr>
-            <w:lang w:val="zh_TW" w:bidi="zh_TW"/>
-          </w:rPr>
-          <w:rPr>
-            <w:color w:val="0000EE"/>
-            <w:u w:val="single"/>
-          </w:rPr>
-          <w:t>5:14–16</w:t>
-        </w:r>
-      </w:hyperlink>
+      <w:r>
+        <w:rPr>
+          <w:lang w:val="zh_TW" w:bidi="zh_TW"/>
+        </w:rPr>
+        <w:t>5:14–16</w:t>
+      </w:r>
       <w:r>
         <w:rPr>
           <w:lang w:val="zh_TW" w:bidi="zh_TW"/>
         </w:rPr>
         <w:t>）。有些人認為所羅巴伯 （</w:t>
       </w:r>
-      <w:hyperlink r:id="rId35">
-        <w:r>
-          <w:rPr>
-            <w:lang w:val="zh_TW" w:bidi="zh_TW"/>
-          </w:rPr>
-          <w:rPr>
-            <w:color w:val="0000EE"/>
-            <w:u w:val="single"/>
-          </w:rPr>
-          <w:t>3:2</w:t>
-        </w:r>
-      </w:hyperlink>
+      <w:r>
+        <w:rPr>
+          <w:lang w:val="zh_TW" w:bidi="zh_TW"/>
+        </w:rPr>
+        <w:t>3:2</w:t>
+      </w:r>
       <w:r>
         <w:rPr>
           <w:lang w:val="zh_TW" w:bidi="zh_TW"/>
         </w:rPr>
         <w:t>、</w:t>
       </w:r>
-      <w:hyperlink r:id="rId36">
-        <w:r>
-          <w:rPr>
-            <w:lang w:val="zh_TW" w:bidi="zh_TW"/>
-          </w:rPr>
-          <w:rPr>
-            <w:color w:val="0000EE"/>
-            <w:u w:val="single"/>
-          </w:rPr>
-          <w:t>8</w:t>
-        </w:r>
-      </w:hyperlink>
+      <w:r>
+        <w:rPr>
+          <w:lang w:val="zh_TW" w:bidi="zh_TW"/>
+        </w:rPr>
+        <w:t>8</w:t>
+      </w:r>
       <w:r>
         <w:rPr>
           <w:lang w:val="zh_TW" w:bidi="zh_TW"/>
         </w:rPr>
         <w:t>） 就是設巴薩，只是換了一個名字（參</w:t>
       </w:r>
-      <w:hyperlink r:id="rId37">
-        <w:r>
-          <w:rPr>
-            <w:lang w:val="zh_TW" w:bidi="zh_TW"/>
-          </w:rPr>
-          <w:rPr>
-            <w:color w:val="0000EE"/>
-            <w:u w:val="single"/>
-          </w:rPr>
-          <w:t>但1:7</w:t>
-        </w:r>
-      </w:hyperlink>
+      <w:r>
+        <w:rPr>
+          <w:lang w:val="zh_TW" w:bidi="zh_TW"/>
+        </w:rPr>
+        <w:t>但1:7</w:t>
+      </w:r>
       <w:r>
         <w:rPr>
           <w:lang w:val="zh_TW" w:bidi="zh_TW"/>
@@ -1352,18 +1190,12 @@
         </w:rPr>
         <w:t>。被擄歸回者需要知道誰是真正的猶太人，這樣社群才能夠維持其身份認同（知道可以與誰通婚）和信仰上的純淨（知道誰可以在聖殿敬拜）。這份名單並不是所有回歸耶路撒冷的猶太人的最初名單（參</w:t>
       </w:r>
-      <w:hyperlink r:id="rId38">
-        <w:r>
-          <w:rPr>
-            <w:lang w:val="zh_TW" w:bidi="zh_TW"/>
-          </w:rPr>
-          <w:rPr>
-            <w:color w:val="0000EE"/>
-            <w:u w:val="single"/>
-          </w:rPr>
-          <w:t>尼7:6–73</w:t>
-        </w:r>
-      </w:hyperlink>
+      <w:r>
+        <w:rPr>
+          <w:lang w:val="zh_TW" w:bidi="zh_TW"/>
+        </w:rPr>
+        <w:t>尼7:6–73</w:t>
+      </w:r>
       <w:r>
         <w:rPr>
           <w:lang w:val="zh_TW" w:bidi="zh_TW"/>
@@ -1418,36 +1250,24 @@
         </w:rPr>
         <w:t>約薩答的兒子（</w:t>
       </w:r>
-      <w:hyperlink r:id="rId35">
-        <w:r>
-          <w:rPr>
-            <w:lang w:val="zh_TW" w:bidi="zh_TW"/>
-          </w:rPr>
-          <w:rPr>
-            <w:color w:val="0000EE"/>
-            <w:u w:val="single"/>
-          </w:rPr>
-          <w:t>3:2</w:t>
-        </w:r>
-      </w:hyperlink>
+      <w:r>
+        <w:rPr>
+          <w:lang w:val="zh_TW" w:bidi="zh_TW"/>
+        </w:rPr>
+        <w:t>3:2</w:t>
+      </w:r>
       <w:r>
         <w:rPr>
           <w:lang w:val="zh_TW" w:bidi="zh_TW"/>
         </w:rPr>
         <w:t>、</w:t>
       </w:r>
-      <w:hyperlink r:id="rId36">
-        <w:r>
-          <w:rPr>
-            <w:lang w:val="zh_TW" w:bidi="zh_TW"/>
-          </w:rPr>
-          <w:rPr>
-            <w:color w:val="0000EE"/>
-            <w:u w:val="single"/>
-          </w:rPr>
-          <w:t>8</w:t>
-        </w:r>
-      </w:hyperlink>
+      <w:r>
+        <w:rPr>
+          <w:lang w:val="zh_TW" w:bidi="zh_TW"/>
+        </w:rPr>
+        <w:t>8</w:t>
+      </w:r>
       <w:r>
         <w:rPr>
           <w:lang w:val="zh_TW" w:bidi="zh_TW"/>
@@ -1467,36 +1287,24 @@
         </w:rPr>
         <w:t>的另一種拼法），來自亞倫的家族，是大祭司（</w:t>
       </w:r>
-      <w:hyperlink r:id="rId39">
-        <w:r>
-          <w:rPr>
-            <w:lang w:val="zh_TW" w:bidi="zh_TW"/>
-          </w:rPr>
-          <w:rPr>
-            <w:color w:val="0000EE"/>
-            <w:u w:val="single"/>
-          </w:rPr>
-          <w:t>該1:1</w:t>
-        </w:r>
-      </w:hyperlink>
+      <w:r>
+        <w:rPr>
+          <w:lang w:val="zh_TW" w:bidi="zh_TW"/>
+        </w:rPr>
+        <w:t>該1:1</w:t>
+      </w:r>
       <w:r>
         <w:rPr>
           <w:lang w:val="zh_TW" w:bidi="zh_TW"/>
         </w:rPr>
         <w:t>；</w:t>
       </w:r>
-      <w:hyperlink r:id="rId40">
-        <w:r>
-          <w:rPr>
-            <w:lang w:val="zh_TW" w:bidi="zh_TW"/>
-          </w:rPr>
-          <w:rPr>
-            <w:color w:val="0000EE"/>
-            <w:u w:val="single"/>
-          </w:rPr>
-          <w:t>亞3:1</w:t>
-        </w:r>
-      </w:hyperlink>
+      <w:r>
+        <w:rPr>
+          <w:lang w:val="zh_TW" w:bidi="zh_TW"/>
+        </w:rPr>
+        <w:t>亞3:1</w:t>
+      </w:r>
       <w:r>
         <w:rPr>
           <w:lang w:val="zh_TW" w:bidi="zh_TW"/>
@@ -1563,18 +1371,12 @@
         </w:rPr>
         <w:t>的子孫：在古代近東，一個人的身份與「你的父親和家族是誰？」這個問題密切相關。最終，祭司需被確認為亞倫的子孫。如果無法證實這一血統上的聯繫，他們就被禁止供職（</w:t>
       </w:r>
-      <w:hyperlink r:id="rId41">
-        <w:r>
-          <w:rPr>
-            <w:lang w:val="zh_TW" w:bidi="zh_TW"/>
-          </w:rPr>
-          <w:rPr>
-            <w:color w:val="0000EE"/>
-            <w:u w:val="single"/>
-          </w:rPr>
-          <w:t>2:61–62</w:t>
-        </w:r>
-      </w:hyperlink>
+      <w:r>
+        <w:rPr>
+          <w:lang w:val="zh_TW" w:bidi="zh_TW"/>
+        </w:rPr>
+        <w:t>2:61–62</w:t>
+      </w:r>
       <w:r>
         <w:rPr>
           <w:lang w:val="zh_TW" w:bidi="zh_TW"/>
@@ -1747,90 +1549,60 @@
         </w:rPr>
         <w:t>在聖殿敬拜時，歌唱的人在聖殿奏樂並唱歌（</w:t>
       </w:r>
-      <w:hyperlink r:id="rId42">
-        <w:r>
-          <w:rPr>
-            <w:lang w:val="zh_TW" w:bidi="zh_TW"/>
-          </w:rPr>
-          <w:rPr>
-            <w:color w:val="0000EE"/>
-            <w:u w:val="single"/>
-          </w:rPr>
-          <w:t>代上25:1–31</w:t>
-        </w:r>
-      </w:hyperlink>
+      <w:r>
+        <w:rPr>
+          <w:lang w:val="zh_TW" w:bidi="zh_TW"/>
+        </w:rPr>
+        <w:t>代上25:1–31</w:t>
+      </w:r>
       <w:r>
         <w:rPr>
           <w:lang w:val="zh_TW" w:bidi="zh_TW"/>
         </w:rPr>
         <w:t>；</w:t>
       </w:r>
-      <w:hyperlink r:id="rId43">
-        <w:r>
-          <w:rPr>
-            <w:lang w:val="zh_TW" w:bidi="zh_TW"/>
-          </w:rPr>
-          <w:rPr>
-            <w:color w:val="0000EE"/>
-            <w:u w:val="single"/>
-          </w:rPr>
-          <w:t>詩篇73–83</w:t>
-        </w:r>
-      </w:hyperlink>
+      <w:r>
+        <w:rPr>
+          <w:lang w:val="zh_TW" w:bidi="zh_TW"/>
+        </w:rPr>
+        <w:t>詩篇73–83</w:t>
+      </w:r>
       <w:r>
         <w:rPr>
           <w:lang w:val="zh_TW" w:bidi="zh_TW"/>
         </w:rPr>
         <w:t>），而守門的人則管理聖殿的大門和倉庫（</w:t>
       </w:r>
-      <w:hyperlink r:id="rId44">
-        <w:r>
-          <w:rPr>
-            <w:lang w:val="zh_TW" w:bidi="zh_TW"/>
-          </w:rPr>
-          <w:rPr>
-            <w:color w:val="0000EE"/>
-            <w:u w:val="single"/>
-          </w:rPr>
-          <w:t>代上9:26–27</w:t>
-        </w:r>
-      </w:hyperlink>
+      <w:r>
+        <w:rPr>
+          <w:lang w:val="zh_TW" w:bidi="zh_TW"/>
+        </w:rPr>
+        <w:t>代上9:26–27</w:t>
+      </w:r>
       <w:r>
         <w:rPr>
           <w:lang w:val="zh_TW" w:bidi="zh_TW"/>
         </w:rPr>
         <w:t>；</w:t>
       </w:r>
-      <w:hyperlink r:id="rId45">
-        <w:r>
-          <w:rPr>
-            <w:lang w:val="zh_TW" w:bidi="zh_TW"/>
-          </w:rPr>
-          <w:rPr>
-            <w:color w:val="0000EE"/>
-            <w:u w:val="single"/>
-          </w:rPr>
-          <w:t>代下23:19</w:t>
-        </w:r>
-      </w:hyperlink>
+      <w:r>
+        <w:rPr>
+          <w:lang w:val="zh_TW" w:bidi="zh_TW"/>
+        </w:rPr>
+        <w:t>代下23:19</w:t>
+      </w:r>
       <w:r>
         <w:rPr>
           <w:lang w:val="zh_TW" w:bidi="zh_TW"/>
         </w:rPr>
         <w:t>；</w:t>
       </w:r>
-      <w:hyperlink r:id="rId46">
-        <w:r>
-          <w:rPr>
-            <w:lang w:val="zh_TW" w:bidi="zh_TW"/>
-          </w:rPr>
-          <w:rPr>
-            <w:color w:val="0000EE"/>
-            <w:u w:val="single"/>
-          </w:rPr>
-          <w:t>尼12:25</w:t>
-        </w:r>
-      </w:hyperlink>
+      <w:r>
+        <w:rPr>
+          <w:lang w:val="zh_TW" w:bidi="zh_TW"/>
+        </w:rPr>
+        <w:t>尼12:25</w:t>
+      </w:r>
       <w:r>
         <w:rPr>
           <w:lang w:val="zh_TW" w:bidi="zh_TW"/>
@@ -1855,90 +1627,60 @@
         </w:rPr>
         <w:t>亞薩是大衛任命在聖殿指揮音樂的三位利未人之一（</w:t>
       </w:r>
-      <w:hyperlink r:id="rId47">
-        <w:r>
-          <w:rPr>
-            <w:lang w:val="zh_TW" w:bidi="zh_TW"/>
-          </w:rPr>
-          <w:rPr>
-            <w:color w:val="0000EE"/>
-            <w:u w:val="single"/>
-          </w:rPr>
-          <w:t>代上16:5</w:t>
-        </w:r>
-      </w:hyperlink>
+      <w:r>
+        <w:rPr>
+          <w:lang w:val="zh_TW" w:bidi="zh_TW"/>
+        </w:rPr>
+        <w:t>代上16:5</w:t>
+      </w:r>
       <w:r>
         <w:rPr>
           <w:lang w:val="zh_TW" w:bidi="zh_TW"/>
         </w:rPr>
         <w:t>、</w:t>
       </w:r>
-      <w:hyperlink r:id="rId48">
-        <w:r>
-          <w:rPr>
-            <w:lang w:val="zh_TW" w:bidi="zh_TW"/>
-          </w:rPr>
-          <w:rPr>
-            <w:color w:val="0000EE"/>
-            <w:u w:val="single"/>
-          </w:rPr>
-          <w:t>7</w:t>
-        </w:r>
-      </w:hyperlink>
+      <w:r>
+        <w:rPr>
+          <w:lang w:val="zh_TW" w:bidi="zh_TW"/>
+        </w:rPr>
+        <w:t>7</w:t>
+      </w:r>
       <w:r>
         <w:rPr>
           <w:lang w:val="zh_TW" w:bidi="zh_TW"/>
         </w:rPr>
         <w:t>），他寫了一系列詩篇（</w:t>
       </w:r>
-      <w:hyperlink r:id="rId49">
-        <w:r>
-          <w:rPr>
-            <w:lang w:val="zh_TW" w:bidi="zh_TW"/>
-          </w:rPr>
-          <w:rPr>
-            <w:color w:val="0000EE"/>
-            <w:u w:val="single"/>
-          </w:rPr>
-          <w:t>詩篇50</w:t>
-        </w:r>
-      </w:hyperlink>
+      <w:r>
+        <w:rPr>
+          <w:lang w:val="zh_TW" w:bidi="zh_TW"/>
+        </w:rPr>
+        <w:t>詩篇50</w:t>
+      </w:r>
       <w:r>
         <w:rPr>
           <w:lang w:val="zh_TW" w:bidi="zh_TW"/>
         </w:rPr>
         <w:t>、</w:t>
       </w:r>
-      <w:hyperlink r:id="rId43">
-        <w:r>
-          <w:rPr>
-            <w:lang w:val="zh_TW" w:bidi="zh_TW"/>
-          </w:rPr>
-          <w:rPr>
-            <w:color w:val="0000EE"/>
-            <w:u w:val="single"/>
-          </w:rPr>
-          <w:t>73–83</w:t>
-        </w:r>
-      </w:hyperlink>
+      <w:r>
+        <w:rPr>
+          <w:lang w:val="zh_TW" w:bidi="zh_TW"/>
+        </w:rPr>
+        <w:t>73–83</w:t>
+      </w:r>
       <w:r>
         <w:rPr>
           <w:lang w:val="zh_TW" w:bidi="zh_TW"/>
         </w:rPr>
         <w:t>）。他的家族繼承了他的工作（</w:t>
       </w:r>
-      <w:hyperlink r:id="rId50">
-        <w:r>
-          <w:rPr>
-            <w:lang w:val="zh_TW" w:bidi="zh_TW"/>
-          </w:rPr>
-          <w:rPr>
-            <w:color w:val="0000EE"/>
-            <w:u w:val="single"/>
-          </w:rPr>
-          <w:t>代上25:1–7</w:t>
-        </w:r>
-      </w:hyperlink>
+      <w:r>
+        <w:rPr>
+          <w:lang w:val="zh_TW" w:bidi="zh_TW"/>
+        </w:rPr>
+        <w:t>代上25:1–7</w:t>
+      </w:r>
       <w:r>
         <w:rPr>
           <w:lang w:val="zh_TW" w:bidi="zh_TW"/>
@@ -1993,36 +1735,24 @@
         </w:rPr>
         <w:t>聖殿的僕人可能是基遍人尼提寧的後裔（</w:t>
       </w:r>
-      <w:hyperlink r:id="rId51">
-        <w:r>
-          <w:rPr>
-            <w:lang w:val="zh_TW" w:bidi="zh_TW"/>
-          </w:rPr>
-          <w:rPr>
-            <w:color w:val="0000EE"/>
-            <w:u w:val="single"/>
-          </w:rPr>
-          <w:t>書9:23–27</w:t>
-        </w:r>
-      </w:hyperlink>
+      <w:r>
+        <w:rPr>
+          <w:lang w:val="zh_TW" w:bidi="zh_TW"/>
+        </w:rPr>
+        <w:t>書9:23–27</w:t>
+      </w:r>
       <w:r>
         <w:rPr>
           <w:lang w:val="zh_TW" w:bidi="zh_TW"/>
         </w:rPr>
         <w:t>），他們協助利未人（</w:t>
       </w:r>
-      <w:hyperlink r:id="rId52">
-        <w:r>
-          <w:rPr>
-            <w:lang w:val="zh_TW" w:bidi="zh_TW"/>
-          </w:rPr>
-          <w:rPr>
-            <w:color w:val="0000EE"/>
-            <w:u w:val="single"/>
-          </w:rPr>
-          <w:t>8:20</w:t>
-        </w:r>
-      </w:hyperlink>
+      <w:r>
+        <w:rPr>
+          <w:lang w:val="zh_TW" w:bidi="zh_TW"/>
+        </w:rPr>
+        <w:t>8:20</w:t>
+      </w:r>
       <w:r>
         <w:rPr>
           <w:lang w:val="zh_TW" w:bidi="zh_TW"/>
@@ -2077,18 +1807,12 @@
         </w:rPr>
         <w:t>所羅門王僕人的後裔與聖殿的僕人有關聯（</w:t>
       </w:r>
-      <w:hyperlink r:id="rId53">
-        <w:r>
-          <w:rPr>
-            <w:lang w:val="zh_TW" w:bidi="zh_TW"/>
-          </w:rPr>
-          <w:rPr>
-            <w:color w:val="0000EE"/>
-            <w:u w:val="single"/>
-          </w:rPr>
-          <w:t>2:43–54</w:t>
-        </w:r>
-      </w:hyperlink>
+      <w:r>
+        <w:rPr>
+          <w:lang w:val="zh_TW" w:bidi="zh_TW"/>
+        </w:rPr>
+        <w:t>2:43–54</w:t>
+      </w:r>
       <w:r>
         <w:rPr>
           <w:lang w:val="zh_TW" w:bidi="zh_TW"/>
@@ -2143,18 +1867,12 @@
         </w:rPr>
         <w:t>有些回歸者雖然相信以色列的神，但卻沒有家譜記錄可證明他們是以色列人。沒有這些資料，其他以色列人不知道應該把他們當作兄弟並允許與他們通婚，還是把他們當作外人。</w:t>
       </w:r>
-      <w:hyperlink r:id="rId54">
-        <w:r>
-          <w:rPr>
-            <w:lang w:val="zh_TW" w:bidi="zh_TW"/>
-          </w:rPr>
-          <w:rPr>
-            <w:color w:val="0000EE"/>
-            <w:u w:val="single"/>
-          </w:rPr>
-          <w:t>歷代志上一至九章</w:t>
-        </w:r>
-      </w:hyperlink>
+      <w:r>
+        <w:rPr>
+          <w:lang w:val="zh_TW" w:bidi="zh_TW"/>
+        </w:rPr>
+        <w:t>歷代志上一至九章</w:t>
+      </w:r>
       <w:r>
         <w:rPr>
           <w:lang w:val="zh_TW" w:bidi="zh_TW"/>
@@ -2209,54 +1927,36 @@
         </w:rPr>
         <w:t>卻尋不着：缺乏家譜對這三個家庭來說是個問題（</w:t>
       </w:r>
-      <w:hyperlink r:id="rId41">
-        <w:r>
-          <w:rPr>
-            <w:lang w:val="zh_TW" w:bidi="zh_TW"/>
-          </w:rPr>
-          <w:rPr>
-            <w:color w:val="0000EE"/>
-            <w:u w:val="single"/>
-          </w:rPr>
-          <w:t>2:61–62</w:t>
-        </w:r>
-      </w:hyperlink>
+      <w:r>
+        <w:rPr>
+          <w:lang w:val="zh_TW" w:bidi="zh_TW"/>
+        </w:rPr>
+        <w:t>2:61–62</w:t>
+      </w:r>
       <w:r>
         <w:rPr>
           <w:lang w:val="zh_TW" w:bidi="zh_TW"/>
         </w:rPr>
         <w:t>）。他們被排除在祭司的特權或職責之外，直到大祭司通過使用烏陵和土明獲得神的指示來確定神的旨意（見</w:t>
       </w:r>
-      <w:hyperlink r:id="rId55">
-        <w:r>
-          <w:rPr>
-            <w:lang w:val="zh_TW" w:bidi="zh_TW"/>
-          </w:rPr>
-          <w:rPr>
-            <w:color w:val="0000EE"/>
-            <w:u w:val="single"/>
-          </w:rPr>
-          <w:t>出28:30</w:t>
-        </w:r>
-      </w:hyperlink>
+      <w:r>
+        <w:rPr>
+          <w:lang w:val="zh_TW" w:bidi="zh_TW"/>
+        </w:rPr>
+        <w:t>出28:30</w:t>
+      </w:r>
       <w:r>
         <w:rPr>
           <w:lang w:val="zh_TW" w:bidi="zh_TW"/>
         </w:rPr>
         <w:t>；</w:t>
       </w:r>
-      <w:hyperlink r:id="rId56">
-        <w:r>
-          <w:rPr>
-            <w:lang w:val="zh_TW" w:bidi="zh_TW"/>
-          </w:rPr>
-          <w:rPr>
-            <w:color w:val="0000EE"/>
-            <w:u w:val="single"/>
-          </w:rPr>
-          <w:t>民27:21</w:t>
-        </w:r>
-      </w:hyperlink>
+      <w:r>
+        <w:rPr>
+          <w:lang w:val="zh_TW" w:bidi="zh_TW"/>
+        </w:rPr>
+        <w:t>民27:21</w:t>
+      </w:r>
       <w:r>
         <w:rPr>
           <w:lang w:val="zh_TW" w:bidi="zh_TW"/>
@@ -2328,18 +2028,12 @@
         </w:rPr>
         <w:t>四萬二千三百六十名：這個數字與</w:t>
       </w:r>
-      <w:hyperlink r:id="rId57">
-        <w:r>
-          <w:rPr>
-            <w:lang w:val="zh_TW" w:bidi="zh_TW"/>
-          </w:rPr>
-          <w:rPr>
-            <w:color w:val="0000EE"/>
-            <w:u w:val="single"/>
-          </w:rPr>
-          <w:t>二章3至42節</w:t>
-        </w:r>
-      </w:hyperlink>
+      <w:r>
+        <w:rPr>
+          <w:lang w:val="zh_TW" w:bidi="zh_TW"/>
+        </w:rPr>
+        <w:t>二章3至42節</w:t>
+      </w:r>
       <w:r>
         <w:rPr>
           <w:lang w:val="zh_TW" w:bidi="zh_TW"/>
@@ -2412,90 +2106,60 @@
         </w:rPr>
         <w:t>正如會幕建造時（</w:t>
       </w:r>
-      <w:hyperlink r:id="rId58">
-        <w:r>
-          <w:rPr>
-            <w:lang w:val="zh_TW" w:bidi="zh_TW"/>
-          </w:rPr>
-          <w:rPr>
-            <w:color w:val="0000EE"/>
-            <w:u w:val="single"/>
-          </w:rPr>
-          <w:t>出25:2–7</w:t>
-        </w:r>
-      </w:hyperlink>
+      <w:r>
+        <w:rPr>
+          <w:lang w:val="zh_TW" w:bidi="zh_TW"/>
+        </w:rPr>
+        <w:t>出25:2–7</w:t>
+      </w:r>
       <w:r>
         <w:rPr>
           <w:lang w:val="zh_TW" w:bidi="zh_TW"/>
         </w:rPr>
         <w:t>，</w:t>
       </w:r>
-      <w:hyperlink r:id="rId59">
-        <w:r>
-          <w:rPr>
-            <w:lang w:val="zh_TW" w:bidi="zh_TW"/>
-          </w:rPr>
-          <w:rPr>
-            <w:color w:val="0000EE"/>
-            <w:u w:val="single"/>
-          </w:rPr>
-          <w:t>35:4–9</w:t>
-        </w:r>
-      </w:hyperlink>
+      <w:r>
+        <w:rPr>
+          <w:lang w:val="zh_TW" w:bidi="zh_TW"/>
+        </w:rPr>
+        <w:t>35:4–9</w:t>
+      </w:r>
       <w:r>
         <w:rPr>
           <w:lang w:val="zh_TW" w:bidi="zh_TW"/>
         </w:rPr>
         <w:t>）和聖殿翻修時（</w:t>
       </w:r>
-      <w:hyperlink r:id="rId60">
-        <w:r>
-          <w:rPr>
-            <w:lang w:val="zh_TW" w:bidi="zh_TW"/>
-          </w:rPr>
-          <w:rPr>
-            <w:color w:val="0000EE"/>
-            <w:u w:val="single"/>
-          </w:rPr>
-          <w:t>王下12:1–21</w:t>
-        </w:r>
-      </w:hyperlink>
+      <w:r>
+        <w:rPr>
+          <w:lang w:val="zh_TW" w:bidi="zh_TW"/>
+        </w:rPr>
+        <w:t>王下12:1–21</w:t>
+      </w:r>
       <w:r>
         <w:rPr>
           <w:lang w:val="zh_TW" w:bidi="zh_TW"/>
         </w:rPr>
         <w:t>），人民甘心奉獻以資助這些工作。這些資金補充了大流士的省級撥款（</w:t>
       </w:r>
-      <w:hyperlink r:id="rId61">
-        <w:r>
-          <w:rPr>
-            <w:lang w:val="zh_TW" w:bidi="zh_TW"/>
-          </w:rPr>
-          <w:rPr>
-            <w:color w:val="0000EE"/>
-            <w:u w:val="single"/>
-          </w:rPr>
-          <w:t>拉6:8</w:t>
-        </w:r>
-      </w:hyperlink>
+      <w:r>
+        <w:rPr>
+          <w:lang w:val="zh_TW" w:bidi="zh_TW"/>
+        </w:rPr>
+        <w:t>拉6:8</w:t>
+      </w:r>
       <w:r>
         <w:rPr>
           <w:lang w:val="zh_TW" w:bidi="zh_TW"/>
         </w:rPr>
         <w:t>）以及留在巴比倫的以色列人所奉獻的禮物（</w:t>
       </w:r>
-      <w:hyperlink r:id="rId62">
-        <w:r>
-          <w:rPr>
-            <w:lang w:val="zh_TW" w:bidi="zh_TW"/>
-          </w:rPr>
-          <w:rPr>
-            <w:color w:val="0000EE"/>
-            <w:u w:val="single"/>
-          </w:rPr>
-          <w:t>1:6</w:t>
-        </w:r>
-      </w:hyperlink>
+      <w:r>
+        <w:rPr>
+          <w:lang w:val="zh_TW" w:bidi="zh_TW"/>
+        </w:rPr>
+        <w:t>1:6</w:t>
+      </w:r>
       <w:r>
         <w:rPr>
           <w:lang w:val="zh_TW" w:bidi="zh_TW"/>
@@ -2646,54 +2310,36 @@
         </w:rPr>
         <w:t>）（註譯：也是初秋時期）的節期包括吹角節（見</w:t>
       </w:r>
-      <w:hyperlink r:id="rId63">
-        <w:r>
-          <w:rPr>
-            <w:lang w:val="zh_TW" w:bidi="zh_TW"/>
-          </w:rPr>
-          <w:rPr>
-            <w:color w:val="0000EE"/>
-            <w:u w:val="single"/>
-          </w:rPr>
-          <w:t>利23:23–25</w:t>
-        </w:r>
-      </w:hyperlink>
+      <w:r>
+        <w:rPr>
+          <w:lang w:val="zh_TW" w:bidi="zh_TW"/>
+        </w:rPr>
+        <w:t>利23:23–25</w:t>
+      </w:r>
       <w:r>
         <w:rPr>
           <w:lang w:val="zh_TW" w:bidi="zh_TW"/>
         </w:rPr>
         <w:t>）、贖罪日（見</w:t>
       </w:r>
-      <w:hyperlink r:id="rId64">
-        <w:r>
-          <w:rPr>
-            <w:lang w:val="zh_TW" w:bidi="zh_TW"/>
-          </w:rPr>
-          <w:rPr>
-            <w:color w:val="0000EE"/>
-            <w:u w:val="single"/>
-          </w:rPr>
-          <w:t>利16</w:t>
-        </w:r>
-      </w:hyperlink>
+      <w:r>
+        <w:rPr>
+          <w:lang w:val="zh_TW" w:bidi="zh_TW"/>
+        </w:rPr>
+        <w:t>利16</w:t>
+      </w:r>
       <w:r>
         <w:rPr>
           <w:lang w:val="zh_TW" w:bidi="zh_TW"/>
         </w:rPr>
         <w:t>）和住棚節（見</w:t>
       </w:r>
-      <w:hyperlink r:id="rId65">
-        <w:r>
-          <w:rPr>
-            <w:lang w:val="zh_TW" w:bidi="zh_TW"/>
-          </w:rPr>
-          <w:rPr>
-            <w:color w:val="0000EE"/>
-            <w:u w:val="single"/>
-          </w:rPr>
-          <w:t>利23:34–36</w:t>
-        </w:r>
-      </w:hyperlink>
+      <w:r>
+        <w:rPr>
+          <w:lang w:val="zh_TW" w:bidi="zh_TW"/>
+        </w:rPr>
+        <w:t>利23:34–36</w:t>
+      </w:r>
       <w:r>
         <w:rPr>
           <w:lang w:val="zh_TW" w:bidi="zh_TW"/>
@@ -2760,54 +2406,36 @@
         </w:rPr>
         <w:t>恢復在耶路撒冷對神的敬拜。他們迅速重建了祭壇，並開始定期獻祭，以便及時慶祝猶太節期（</w:t>
       </w:r>
-      <w:hyperlink r:id="rId66">
-        <w:r>
-          <w:rPr>
-            <w:lang w:val="zh_TW" w:bidi="zh_TW"/>
-          </w:rPr>
-          <w:rPr>
-            <w:color w:val="0000EE"/>
-            <w:u w:val="single"/>
-          </w:rPr>
-          <w:t>3:4</w:t>
-        </w:r>
-      </w:hyperlink>
+      <w:r>
+        <w:rPr>
+          <w:lang w:val="zh_TW" w:bidi="zh_TW"/>
+        </w:rPr>
+        <w:t>3:4</w:t>
+      </w:r>
       <w:r>
         <w:rPr>
           <w:lang w:val="zh_TW" w:bidi="zh_TW"/>
         </w:rPr>
         <w:t>），然後，他們開始了重建聖殿本身這項更艱巨的任務（</w:t>
       </w:r>
-      <w:hyperlink r:id="rId36">
-        <w:r>
-          <w:rPr>
-            <w:lang w:val="zh_TW" w:bidi="zh_TW"/>
-          </w:rPr>
-          <w:rPr>
-            <w:color w:val="0000EE"/>
-            <w:u w:val="single"/>
-          </w:rPr>
-          <w:t>3:8</w:t>
-        </w:r>
-      </w:hyperlink>
+      <w:r>
+        <w:rPr>
+          <w:lang w:val="zh_TW" w:bidi="zh_TW"/>
+        </w:rPr>
+        <w:t>3:8</w:t>
+      </w:r>
       <w:r>
         <w:rPr>
           <w:lang w:val="zh_TW" w:bidi="zh_TW"/>
         </w:rPr>
         <w:t>）。不久，他們也面臨來自當地外族人的反對（</w:t>
       </w:r>
-      <w:hyperlink r:id="rId67">
-        <w:r>
-          <w:rPr>
-            <w:lang w:val="zh_TW" w:bidi="zh_TW"/>
-          </w:rPr>
-          <w:rPr>
-            <w:color w:val="0000EE"/>
-            <w:u w:val="single"/>
-          </w:rPr>
-          <w:t>4:1–5</w:t>
-        </w:r>
-      </w:hyperlink>
+      <w:r>
+        <w:rPr>
+          <w:lang w:val="zh_TW" w:bidi="zh_TW"/>
+        </w:rPr>
+        <w:t>4:1–5</w:t>
+      </w:r>
       <w:r>
         <w:rPr>
           <w:lang w:val="zh_TW" w:bidi="zh_TW"/>
@@ -2866,144 +2494,96 @@
         </w:rPr>
         <w:t>耶書亞（</w:t>
       </w:r>
-      <w:hyperlink r:id="rId39">
-        <w:r>
-          <w:rPr>
-            <w:lang w:val="zh_TW" w:bidi="zh_TW"/>
-          </w:rPr>
-          <w:rPr>
-            <w:color w:val="0000EE"/>
-            <w:u w:val="single"/>
-          </w:rPr>
-          <w:t>該1:1</w:t>
-        </w:r>
-      </w:hyperlink>
+      <w:r>
+        <w:rPr>
+          <w:lang w:val="zh_TW" w:bidi="zh_TW"/>
+        </w:rPr>
+        <w:t>該1:1</w:t>
+      </w:r>
       <w:r>
         <w:rPr>
           <w:lang w:val="zh_TW" w:bidi="zh_TW"/>
         </w:rPr>
         <w:t>；</w:t>
       </w:r>
-      <w:hyperlink r:id="rId40">
-        <w:r>
-          <w:rPr>
-            <w:lang w:val="zh_TW" w:bidi="zh_TW"/>
-          </w:rPr>
-          <w:rPr>
-            <w:color w:val="0000EE"/>
-            <w:u w:val="single"/>
-          </w:rPr>
-          <w:t>亞3:1</w:t>
-        </w:r>
-      </w:hyperlink>
+      <w:r>
+        <w:rPr>
+          <w:lang w:val="zh_TW" w:bidi="zh_TW"/>
+        </w:rPr>
+        <w:t>亞3:1</w:t>
+      </w:r>
       <w:r>
         <w:rPr>
           <w:lang w:val="zh_TW" w:bidi="zh_TW"/>
         </w:rPr>
         <w:t>）是大祭司（</w:t>
       </w:r>
-      <w:hyperlink r:id="rId68">
-        <w:r>
-          <w:rPr>
-            <w:lang w:val="zh_TW" w:bidi="zh_TW"/>
-          </w:rPr>
-          <w:rPr>
-            <w:color w:val="0000EE"/>
-            <w:u w:val="single"/>
-          </w:rPr>
-          <w:t>尼12:1</w:t>
-        </w:r>
-      </w:hyperlink>
+      <w:r>
+        <w:rPr>
+          <w:lang w:val="zh_TW" w:bidi="zh_TW"/>
+        </w:rPr>
+        <w:t>尼12:1</w:t>
+      </w:r>
       <w:r>
         <w:rPr>
           <w:lang w:val="zh_TW" w:bidi="zh_TW"/>
         </w:rPr>
         <w:t>）。然而，以斯拉從未使用這個頭銜（</w:t>
       </w:r>
-      <w:hyperlink r:id="rId69">
-        <w:r>
-          <w:rPr>
-            <w:lang w:val="zh_TW" w:bidi="zh_TW"/>
-          </w:rPr>
-          <w:rPr>
-            <w:color w:val="0000EE"/>
-            <w:u w:val="single"/>
-          </w:rPr>
-          <w:t>拉2:2</w:t>
-        </w:r>
-      </w:hyperlink>
+      <w:r>
+        <w:rPr>
+          <w:lang w:val="zh_TW" w:bidi="zh_TW"/>
+        </w:rPr>
+        <w:t>拉2:2</w:t>
+      </w:r>
       <w:r>
         <w:rPr>
           <w:lang w:val="zh_TW" w:bidi="zh_TW"/>
         </w:rPr>
         <w:t>，</w:t>
       </w:r>
-      <w:hyperlink r:id="rId35">
-        <w:r>
-          <w:rPr>
-            <w:lang w:val="zh_TW" w:bidi="zh_TW"/>
-          </w:rPr>
-          <w:rPr>
-            <w:color w:val="0000EE"/>
-            <w:u w:val="single"/>
-          </w:rPr>
-          <w:t>3:2</w:t>
-        </w:r>
-      </w:hyperlink>
+      <w:r>
+        <w:rPr>
+          <w:lang w:val="zh_TW" w:bidi="zh_TW"/>
+        </w:rPr>
+        <w:t>3:2</w:t>
+      </w:r>
       <w:r>
         <w:rPr>
           <w:lang w:val="zh_TW" w:bidi="zh_TW"/>
         </w:rPr>
         <w:t>，</w:t>
       </w:r>
-      <w:hyperlink r:id="rId70">
-        <w:r>
-          <w:rPr>
-            <w:lang w:val="zh_TW" w:bidi="zh_TW"/>
-          </w:rPr>
-          <w:rPr>
-            <w:color w:val="0000EE"/>
-            <w:u w:val="single"/>
-          </w:rPr>
-          <w:t>4:3</w:t>
-        </w:r>
-      </w:hyperlink>
+      <w:r>
+        <w:rPr>
+          <w:lang w:val="zh_TW" w:bidi="zh_TW"/>
+        </w:rPr>
+        <w:t>4:3</w:t>
+      </w:r>
       <w:r>
         <w:rPr>
           <w:lang w:val="zh_TW" w:bidi="zh_TW"/>
         </w:rPr>
         <w:t>，</w:t>
       </w:r>
-      <w:hyperlink r:id="rId71">
-        <w:r>
-          <w:rPr>
-            <w:lang w:val="zh_TW" w:bidi="zh_TW"/>
-          </w:rPr>
-          <w:rPr>
-            <w:color w:val="0000EE"/>
-            <w:u w:val="single"/>
-          </w:rPr>
-          <w:t>5:2</w:t>
-        </w:r>
-      </w:hyperlink>
+      <w:r>
+        <w:rPr>
+          <w:lang w:val="zh_TW" w:bidi="zh_TW"/>
+        </w:rPr>
+        <w:t>5:2</w:t>
+      </w:r>
       <w:r>
         <w:rPr>
           <w:lang w:val="zh_TW" w:bidi="zh_TW"/>
         </w:rPr>
         <w:t>），這表明該頭銜是在聖殿完成後才被賦予的（</w:t>
       </w:r>
-      <w:hyperlink r:id="rId72">
-        <w:r>
-          <w:rPr>
-            <w:lang w:val="zh_TW" w:bidi="zh_TW"/>
-          </w:rPr>
-          <w:rPr>
-            <w:color w:val="0000EE"/>
-            <w:u w:val="single"/>
-          </w:rPr>
-          <w:t>6:15</w:t>
-        </w:r>
-      </w:hyperlink>
+      <w:r>
+        <w:rPr>
+          <w:lang w:val="zh_TW" w:bidi="zh_TW"/>
+        </w:rPr>
+        <w:t>6:15</w:t>
+      </w:r>
       <w:r>
         <w:rPr>
           <w:lang w:val="zh_TW" w:bidi="zh_TW"/>
@@ -3040,36 +2620,24 @@
         </w:rPr>
         <w:t>）擔任波斯任命的猶大總督（</w:t>
       </w:r>
-      <w:hyperlink r:id="rId39">
-        <w:r>
-          <w:rPr>
-            <w:lang w:val="zh_TW" w:bidi="zh_TW"/>
-          </w:rPr>
-          <w:rPr>
-            <w:color w:val="0000EE"/>
-            <w:u w:val="single"/>
-          </w:rPr>
-          <w:t>該1:1</w:t>
-        </w:r>
-      </w:hyperlink>
+      <w:r>
+        <w:rPr>
+          <w:lang w:val="zh_TW" w:bidi="zh_TW"/>
+        </w:rPr>
+        <w:t>該1:1</w:t>
+      </w:r>
       <w:r>
         <w:rPr>
           <w:lang w:val="zh_TW" w:bidi="zh_TW"/>
         </w:rPr>
         <w:t>）。他是猶大王約雅斤的孫子（</w:t>
       </w:r>
-      <w:hyperlink r:id="rId73">
-        <w:r>
-          <w:rPr>
-            <w:lang w:val="zh_TW" w:bidi="zh_TW"/>
-          </w:rPr>
-          <w:rPr>
-            <w:color w:val="0000EE"/>
-            <w:u w:val="single"/>
-          </w:rPr>
-          <w:t>代上3:17</w:t>
-        </w:r>
-      </w:hyperlink>
+      <w:r>
+        <w:rPr>
+          <w:lang w:val="zh_TW" w:bidi="zh_TW"/>
+        </w:rPr>
+        <w:t>代上3:17</w:t>
+      </w:r>
       <w:r>
         <w:rPr>
           <w:lang w:val="zh_TW" w:bidi="zh_TW"/>
@@ -3128,18 +2696,12 @@
         </w:rPr>
         <w:t>當地居民是外國人，他們是在公元前722年北國以色列的人民被擄（</w:t>
       </w:r>
-      <w:hyperlink r:id="rId74">
-        <w:r>
-          <w:rPr>
-            <w:lang w:val="zh_TW" w:bidi="zh_TW"/>
-          </w:rPr>
-          <w:rPr>
-            <w:color w:val="0000EE"/>
-            <w:u w:val="single"/>
-          </w:rPr>
-          <w:t>王下17:24–40</w:t>
-        </w:r>
-      </w:hyperlink>
+      <w:r>
+        <w:rPr>
+          <w:lang w:val="zh_TW" w:bidi="zh_TW"/>
+        </w:rPr>
+        <w:t>王下17:24–40</w:t>
+      </w:r>
       <w:r>
         <w:rPr>
           <w:lang w:val="zh_TW" w:bidi="zh_TW"/>
@@ -3207,36 +2769,24 @@
         </w:rPr>
         <w:t>早晚獻燔祭（見</w:t>
       </w:r>
-      <w:hyperlink r:id="rId75">
-        <w:r>
-          <w:rPr>
-            <w:lang w:val="zh_TW" w:bidi="zh_TW"/>
-          </w:rPr>
-          <w:rPr>
-            <w:color w:val="0000EE"/>
-            <w:u w:val="single"/>
-          </w:rPr>
-          <w:t>出29:38–42</w:t>
-        </w:r>
-      </w:hyperlink>
+      <w:r>
+        <w:rPr>
+          <w:lang w:val="zh_TW" w:bidi="zh_TW"/>
+        </w:rPr>
+        <w:t>出29:38–42</w:t>
+      </w:r>
       <w:r>
         <w:rPr>
           <w:lang w:val="zh_TW" w:bidi="zh_TW"/>
         </w:rPr>
         <w:t>；</w:t>
       </w:r>
-      <w:hyperlink r:id="rId76">
-        <w:r>
-          <w:rPr>
-            <w:lang w:val="zh_TW" w:bidi="zh_TW"/>
-          </w:rPr>
-          <w:rPr>
-            <w:color w:val="0000EE"/>
-            <w:u w:val="single"/>
-          </w:rPr>
-          <w:t>民28:3–8</w:t>
-        </w:r>
-      </w:hyperlink>
+      <w:r>
+        <w:rPr>
+          <w:lang w:val="zh_TW" w:bidi="zh_TW"/>
+        </w:rPr>
+        <w:t>民28:3–8</w:t>
+      </w:r>
       <w:r>
         <w:rPr>
           <w:lang w:val="zh_TW" w:bidi="zh_TW"/>
@@ -3297,54 +2847,36 @@
         </w:rPr>
         <w:t>（</w:t>
       </w:r>
-      <w:hyperlink r:id="rId77">
-        <w:r>
-          <w:rPr>
-            <w:lang w:val="zh_TW" w:bidi="zh_TW"/>
-          </w:rPr>
-          <w:rPr>
-            <w:color w:val="0000EE"/>
-            <w:u w:val="single"/>
-          </w:rPr>
-          <w:t>利23:33–36</w:t>
-        </w:r>
-      </w:hyperlink>
+      <w:r>
+        <w:rPr>
+          <w:lang w:val="zh_TW" w:bidi="zh_TW"/>
+        </w:rPr>
+        <w:t>利23:33–36</w:t>
+      </w:r>
       <w:r>
         <w:rPr>
           <w:lang w:val="zh_TW" w:bidi="zh_TW"/>
         </w:rPr>
         <w:t>；</w:t>
       </w:r>
-      <w:hyperlink r:id="rId78">
-        <w:r>
-          <w:rPr>
-            <w:lang w:val="zh_TW" w:bidi="zh_TW"/>
-          </w:rPr>
-          <w:rPr>
-            <w:color w:val="0000EE"/>
-            <w:u w:val="single"/>
-          </w:rPr>
-          <w:t>民29:12–38</w:t>
-        </w:r>
-      </w:hyperlink>
+      <w:r>
+        <w:rPr>
+          <w:lang w:val="zh_TW" w:bidi="zh_TW"/>
+        </w:rPr>
+        <w:t>民29:12–38</w:t>
+      </w:r>
       <w:r>
         <w:rPr>
           <w:lang w:val="zh_TW" w:bidi="zh_TW"/>
         </w:rPr>
         <w:t>；</w:t>
       </w:r>
-      <w:hyperlink r:id="rId79">
-        <w:r>
-          <w:rPr>
-            <w:lang w:val="zh_TW" w:bidi="zh_TW"/>
-          </w:rPr>
-          <w:rPr>
-            <w:color w:val="0000EE"/>
-            <w:u w:val="single"/>
-          </w:rPr>
-          <w:t>申16:13–16</w:t>
-        </w:r>
-      </w:hyperlink>
+      <w:r>
+        <w:rPr>
+          <w:lang w:val="zh_TW" w:bidi="zh_TW"/>
+        </w:rPr>
+        <w:t>申16:13–16</w:t>
+      </w:r>
       <w:r>
         <w:rPr>
           <w:lang w:val="zh_TW" w:bidi="zh_TW"/>
@@ -3433,36 +2965,24 @@
         </w:rPr>
         <w:t>新月（和合本譯為：月朔）慶典在希伯來曆每個月的第一天舉行；祭品和號角的吹響提醒人們神與他們所立的約（</w:t>
       </w:r>
-      <w:hyperlink r:id="rId80">
-        <w:r>
-          <w:rPr>
-            <w:lang w:val="zh_TW" w:bidi="zh_TW"/>
-          </w:rPr>
-          <w:rPr>
-            <w:color w:val="0000EE"/>
-            <w:u w:val="single"/>
-          </w:rPr>
-          <w:t>民10:10</w:t>
-        </w:r>
-      </w:hyperlink>
+      <w:r>
+        <w:rPr>
+          <w:lang w:val="zh_TW" w:bidi="zh_TW"/>
+        </w:rPr>
+        <w:t>民10:10</w:t>
+      </w:r>
       <w:r>
         <w:rPr>
           <w:lang w:val="zh_TW" w:bidi="zh_TW"/>
         </w:rPr>
         <w:t>，</w:t>
       </w:r>
-      <w:hyperlink r:id="rId81">
-        <w:r>
-          <w:rPr>
-            <w:lang w:val="zh_TW" w:bidi="zh_TW"/>
-          </w:rPr>
-          <w:rPr>
-            <w:color w:val="0000EE"/>
-            <w:u w:val="single"/>
-          </w:rPr>
-          <w:t>28:11–15</w:t>
-        </w:r>
-      </w:hyperlink>
+      <w:r>
+        <w:rPr>
+          <w:lang w:val="zh_TW" w:bidi="zh_TW"/>
+        </w:rPr>
+        <w:t>28:11–15</w:t>
+      </w:r>
       <w:r>
         <w:rPr>
           <w:lang w:val="zh_TW" w:bidi="zh_TW"/>
@@ -3487,54 +3007,36 @@
         </w:rPr>
         <w:t>甘心祭是指為建造聖殿而捐獻的金錢（</w:t>
       </w:r>
-      <w:hyperlink r:id="rId82">
-        <w:r>
-          <w:rPr>
-            <w:lang w:val="zh_TW" w:bidi="zh_TW"/>
-          </w:rPr>
-          <w:rPr>
-            <w:color w:val="0000EE"/>
-            <w:u w:val="single"/>
-          </w:rPr>
-          <w:t>出35:29</w:t>
-        </w:r>
-      </w:hyperlink>
+      <w:r>
+        <w:rPr>
+          <w:lang w:val="zh_TW" w:bidi="zh_TW"/>
+        </w:rPr>
+        <w:t>出35:29</w:t>
+      </w:r>
       <w:r>
         <w:rPr>
           <w:lang w:val="zh_TW" w:bidi="zh_TW"/>
         </w:rPr>
         <w:t>，</w:t>
       </w:r>
-      <w:hyperlink r:id="rId83">
-        <w:r>
-          <w:rPr>
-            <w:lang w:val="zh_TW" w:bidi="zh_TW"/>
-          </w:rPr>
-          <w:rPr>
-            <w:color w:val="0000EE"/>
-            <w:u w:val="single"/>
-          </w:rPr>
-          <w:t>36:3</w:t>
-        </w:r>
-      </w:hyperlink>
+      <w:r>
+        <w:rPr>
+          <w:lang w:val="zh_TW" w:bidi="zh_TW"/>
+        </w:rPr>
+        <w:t>36:3</w:t>
+      </w:r>
       <w:r>
         <w:rPr>
           <w:lang w:val="zh_TW" w:bidi="zh_TW"/>
         </w:rPr>
         <w:t>）。這個希伯來詞也可以指為了慶祝與神相交而獻上的平安祭，就是用來共享的肉或餅（</w:t>
       </w:r>
-      <w:hyperlink r:id="rId84">
-        <w:r>
-          <w:rPr>
-            <w:lang w:val="zh_TW" w:bidi="zh_TW"/>
-          </w:rPr>
-          <w:rPr>
-            <w:color w:val="0000EE"/>
-            <w:u w:val="single"/>
-          </w:rPr>
-          <w:t>利7:11–21</w:t>
-        </w:r>
-      </w:hyperlink>
+      <w:r>
+        <w:rPr>
+          <w:lang w:val="zh_TW" w:bidi="zh_TW"/>
+        </w:rPr>
+        <w:t>利7:11–21</w:t>
+      </w:r>
       <w:r>
         <w:rPr>
           <w:lang w:val="zh_TW" w:bidi="zh_TW"/>
@@ -3601,36 +3103,24 @@
         </w:rPr>
         <w:t>（另見</w:t>
       </w:r>
-      <w:hyperlink r:id="rId85">
-        <w:r>
-          <w:rPr>
-            <w:lang w:val="zh_TW" w:bidi="zh_TW"/>
-          </w:rPr>
-          <w:rPr>
-            <w:color w:val="0000EE"/>
-            <w:u w:val="single"/>
-          </w:rPr>
-          <w:t>代上22:1–5</w:t>
-        </w:r>
-      </w:hyperlink>
+      <w:r>
+        <w:rPr>
+          <w:lang w:val="zh_TW" w:bidi="zh_TW"/>
+        </w:rPr>
+        <w:t>代上22:1–5</w:t>
+      </w:r>
       <w:r>
         <w:rPr>
           <w:lang w:val="zh_TW" w:bidi="zh_TW"/>
         </w:rPr>
         <w:t>；</w:t>
       </w:r>
-      <w:hyperlink r:id="rId86">
-        <w:r>
-          <w:rPr>
-            <w:lang w:val="zh_TW" w:bidi="zh_TW"/>
-          </w:rPr>
-          <w:rPr>
-            <w:color w:val="0000EE"/>
-            <w:u w:val="single"/>
-          </w:rPr>
-          <w:t>代下2:7–16</w:t>
-        </w:r>
-      </w:hyperlink>
+      <w:r>
+        <w:rPr>
+          <w:lang w:val="zh_TW" w:bidi="zh_TW"/>
+        </w:rPr>
+        <w:t>代下2:7–16</w:t>
+      </w:r>
       <w:r>
         <w:rPr>
           <w:lang w:val="zh_TW" w:bidi="zh_TW"/>
@@ -3807,18 +3297,12 @@
         </w:rPr>
         <w:t>這次立殿根基落成儀式的音樂與所羅門首次將約櫃帶入聖殿時的歌聲相似（</w:t>
       </w:r>
-      <w:hyperlink r:id="rId87">
-        <w:r>
-          <w:rPr>
-            <w:lang w:val="zh_TW" w:bidi="zh_TW"/>
-          </w:rPr>
-          <w:rPr>
-            <w:color w:val="0000EE"/>
-            <w:u w:val="single"/>
-          </w:rPr>
-          <w:t>代下5:12–13</w:t>
-        </w:r>
-      </w:hyperlink>
+      <w:r>
+        <w:rPr>
+          <w:lang w:val="zh_TW" w:bidi="zh_TW"/>
+        </w:rPr>
+        <w:t>代下5:12–13</w:t>
+      </w:r>
       <w:r>
         <w:rPr>
           <w:lang w:val="zh_TW" w:bidi="zh_TW"/>
@@ -3843,18 +3327,12 @@
         </w:rPr>
         <w:t>照以色列王大衛所定的例：見</w:t>
       </w:r>
-      <w:hyperlink r:id="rId50">
-        <w:r>
-          <w:rPr>
-            <w:lang w:val="zh_TW" w:bidi="zh_TW"/>
-          </w:rPr>
-          <w:rPr>
-            <w:color w:val="0000EE"/>
-            <w:u w:val="single"/>
-          </w:rPr>
-          <w:t>歷代志上二十五章1至7節</w:t>
-        </w:r>
-      </w:hyperlink>
+      <w:r>
+        <w:rPr>
+          <w:lang w:val="zh_TW" w:bidi="zh_TW"/>
+        </w:rPr>
+        <w:t>歷代志上二十五章1至7節</w:t>
+      </w:r>
       <w:r>
         <w:rPr>
           <w:lang w:val="zh_TW" w:bidi="zh_TW"/>
@@ -3921,18 +3399,12 @@
         </w:rPr>
         <w:t>（參</w:t>
       </w:r>
-      <w:hyperlink r:id="rId88">
-        <w:r>
-          <w:rPr>
-            <w:lang w:val="zh_TW" w:bidi="zh_TW"/>
-          </w:rPr>
-          <w:rPr>
-            <w:color w:val="0000EE"/>
-            <w:u w:val="single"/>
-          </w:rPr>
-          <w:t>該2:3</w:t>
-        </w:r>
-      </w:hyperlink>
+      <w:r>
+        <w:rPr>
+          <w:lang w:val="zh_TW" w:bidi="zh_TW"/>
+        </w:rPr>
+        <w:t>該2:3</w:t>
+      </w:r>
       <w:r>
         <w:rPr>
           <w:lang w:val="zh_TW" w:bidi="zh_TW"/>
@@ -3993,18 +3465,12 @@
         </w:rPr>
         <w:t>猶大和便雅憫：大部分返回的被擄歸回者來自以色列的這兩個支派（</w:t>
       </w:r>
-      <w:hyperlink r:id="rId89">
-        <w:r>
-          <w:rPr>
-            <w:lang w:val="zh_TW" w:bidi="zh_TW"/>
-          </w:rPr>
-          <w:rPr>
-            <w:color w:val="0000EE"/>
-            <w:u w:val="single"/>
-          </w:rPr>
-          <w:t>1:5</w:t>
-        </w:r>
-      </w:hyperlink>
+      <w:r>
+        <w:rPr>
+          <w:lang w:val="zh_TW" w:bidi="zh_TW"/>
+        </w:rPr>
+        <w:t>1:5</w:t>
+      </w:r>
       <w:r>
         <w:rPr>
           <w:lang w:val="zh_TW" w:bidi="zh_TW"/>
@@ -4059,36 +3525,24 @@
         </w:rPr>
         <w:t>亞述王以撒哈頓（公元前680–669年）在猶大王瑪拿西統治期間，曾將北國以色列的人民驅逐到外地，並將其他被征服的民族遷移到以色列地。這些外族人在進入以色列地後學習了關於耶和華的事，但仍繼續敬拜他們原來的神明（</w:t>
       </w:r>
-      <w:hyperlink r:id="rId90">
-        <w:r>
-          <w:rPr>
-            <w:lang w:val="zh_TW" w:bidi="zh_TW"/>
-          </w:rPr>
-          <w:rPr>
-            <w:color w:val="0000EE"/>
-            <w:u w:val="single"/>
-          </w:rPr>
-          <w:t>王下17:27–34</w:t>
-        </w:r>
-      </w:hyperlink>
+      <w:r>
+        <w:rPr>
+          <w:lang w:val="zh_TW" w:bidi="zh_TW"/>
+        </w:rPr>
+        <w:t>王下17:27–34</w:t>
+      </w:r>
       <w:r>
         <w:rPr>
           <w:lang w:val="zh_TW" w:bidi="zh_TW"/>
         </w:rPr>
         <w:t>、</w:t>
       </w:r>
-      <w:hyperlink r:id="rId91">
-        <w:r>
-          <w:rPr>
-            <w:lang w:val="zh_TW" w:bidi="zh_TW"/>
-          </w:rPr>
-          <w:rPr>
-            <w:color w:val="0000EE"/>
-            <w:u w:val="single"/>
-          </w:rPr>
-          <w:t>40–41</w:t>
-        </w:r>
-      </w:hyperlink>
+      <w:r>
+        <w:rPr>
+          <w:lang w:val="zh_TW" w:bidi="zh_TW"/>
+        </w:rPr>
+        <w:t>40–41</w:t>
+      </w:r>
       <w:r>
         <w:rPr>
           <w:lang w:val="zh_TW" w:bidi="zh_TW"/>
@@ -4165,18 +3619,12 @@
         </w:rPr>
         <w:t>照波斯王塞魯士所吩咐的：見</w:t>
       </w:r>
-      <w:hyperlink r:id="rId92">
-        <w:r>
-          <w:rPr>
-            <w:lang w:val="zh_TW" w:bidi="zh_TW"/>
-          </w:rPr>
-          <w:rPr>
-            <w:color w:val="0000EE"/>
-            <w:u w:val="single"/>
-          </w:rPr>
-          <w:t>1章2至4節</w:t>
-        </w:r>
-      </w:hyperlink>
+      <w:r>
+        <w:rPr>
+          <w:lang w:val="zh_TW" w:bidi="zh_TW"/>
+        </w:rPr>
+        <w:t>1章2至4節</w:t>
+      </w:r>
       <w:r>
         <w:rPr>
           <w:lang w:val="zh_TW" w:bidi="zh_TW"/>
@@ -4231,18 +3679,12 @@
         </w:rPr>
         <w:t>外族人意識到他們無法影響既有穩固的猶太社群（</w:t>
       </w:r>
-      <w:hyperlink r:id="rId93">
-        <w:r>
-          <w:rPr>
-            <w:lang w:val="zh_TW" w:bidi="zh_TW"/>
-          </w:rPr>
-          <w:rPr>
-            <w:color w:val="0000EE"/>
-            <w:u w:val="single"/>
-          </w:rPr>
-          <w:t>4:1–3</w:t>
-        </w:r>
-      </w:hyperlink>
+      <w:r>
+        <w:rPr>
+          <w:lang w:val="zh_TW" w:bidi="zh_TW"/>
+        </w:rPr>
+        <w:t>4:1–3</w:t>
+      </w:r>
       <w:r>
         <w:rPr>
           <w:lang w:val="zh_TW" w:bidi="zh_TW"/>
@@ -4319,18 +3761,12 @@
         </w:rPr>
         <w:t>塞魯士王統治至公元前530年。大流士（大流士一世）於公元前521年登上波斯王位。聖殿的工程在公元前520年恢復，並於公元前515年完成（見</w:t>
       </w:r>
-      <w:hyperlink r:id="rId72">
-        <w:r>
-          <w:rPr>
-            <w:lang w:val="zh_TW" w:bidi="zh_TW"/>
-          </w:rPr>
-          <w:rPr>
-            <w:color w:val="0000EE"/>
-            <w:u w:val="single"/>
-          </w:rPr>
-          <w:t>6:15</w:t>
-        </w:r>
-      </w:hyperlink>
+      <w:r>
+        <w:rPr>
+          <w:lang w:val="zh_TW" w:bidi="zh_TW"/>
+        </w:rPr>
+        <w:t>6:15</w:t>
+      </w:r>
       <w:r>
         <w:rPr>
           <w:lang w:val="zh_TW" w:bidi="zh_TW"/>
@@ -4397,90 +3833,60 @@
         </w:rPr>
         <w:t>。這段記載實際上是屬於後來在薛西（亞哈隨魯）（公元前486–465年）和亞達薛西一世（公元前465–424年）統治期間的事件，但因為它符合反對的主題，所以被包括在這裡。按時間順序，</w:t>
       </w:r>
-      <w:hyperlink r:id="rId94">
-        <w:r>
-          <w:rPr>
-            <w:lang w:val="zh_TW" w:bidi="zh_TW"/>
-          </w:rPr>
-          <w:rPr>
-            <w:color w:val="0000EE"/>
-            <w:u w:val="single"/>
-          </w:rPr>
-          <w:t>四章6節</w:t>
-        </w:r>
-      </w:hyperlink>
+      <w:r>
+        <w:rPr>
+          <w:lang w:val="zh_TW" w:bidi="zh_TW"/>
+        </w:rPr>
+        <w:t>四章6節</w:t>
+      </w:r>
       <w:r>
         <w:rPr>
           <w:lang w:val="zh_TW" w:bidi="zh_TW"/>
         </w:rPr>
         <w:t>應該在第</w:t>
       </w:r>
-      <w:hyperlink r:id="rId95">
-        <w:r>
-          <w:rPr>
-            <w:lang w:val="zh_TW" w:bidi="zh_TW"/>
-          </w:rPr>
-          <w:rPr>
-            <w:color w:val="0000EE"/>
-            <w:u w:val="single"/>
-          </w:rPr>
-          <w:t>六</w:t>
-        </w:r>
-      </w:hyperlink>
+      <w:r>
+        <w:rPr>
+          <w:lang w:val="zh_TW" w:bidi="zh_TW"/>
+        </w:rPr>
+        <w:t>六</w:t>
+      </w:r>
       <w:r>
         <w:rPr>
           <w:lang w:val="zh_TW" w:bidi="zh_TW"/>
         </w:rPr>
         <w:t>章和第</w:t>
       </w:r>
-      <w:hyperlink r:id="rId96">
-        <w:r>
-          <w:rPr>
-            <w:lang w:val="zh_TW" w:bidi="zh_TW"/>
-          </w:rPr>
-          <w:rPr>
-            <w:color w:val="0000EE"/>
-            <w:u w:val="single"/>
-          </w:rPr>
-          <w:t>七</w:t>
-        </w:r>
-      </w:hyperlink>
+      <w:r>
+        <w:rPr>
+          <w:lang w:val="zh_TW" w:bidi="zh_TW"/>
+        </w:rPr>
+        <w:t>七</w:t>
+      </w:r>
       <w:r>
         <w:rPr>
           <w:lang w:val="zh_TW" w:bidi="zh_TW"/>
         </w:rPr>
         <w:t>章之間，而</w:t>
       </w:r>
-      <w:hyperlink r:id="rId97">
-        <w:r>
-          <w:rPr>
-            <w:lang w:val="zh_TW" w:bidi="zh_TW"/>
-          </w:rPr>
-          <w:rPr>
-            <w:color w:val="0000EE"/>
-            <w:u w:val="single"/>
-          </w:rPr>
-          <w:t>四章7至23節</w:t>
-        </w:r>
-      </w:hyperlink>
+      <w:r>
+        <w:rPr>
+          <w:lang w:val="zh_TW" w:bidi="zh_TW"/>
+        </w:rPr>
+        <w:t>四章7至23節</w:t>
+      </w:r>
       <w:r>
         <w:rPr>
           <w:lang w:val="zh_TW" w:bidi="zh_TW"/>
         </w:rPr>
         <w:t>應該在</w:t>
       </w:r>
-      <w:hyperlink r:id="rId98">
-        <w:r>
-          <w:rPr>
-            <w:lang w:val="zh_TW" w:bidi="zh_TW"/>
-          </w:rPr>
-          <w:rPr>
-            <w:color w:val="0000EE"/>
-            <w:u w:val="single"/>
-          </w:rPr>
-          <w:t>尼希米記一章</w:t>
-        </w:r>
-      </w:hyperlink>
+      <w:r>
+        <w:rPr>
+          <w:lang w:val="zh_TW" w:bidi="zh_TW"/>
+        </w:rPr>
+        <w:t>尼希米記一章</w:t>
+      </w:r>
       <w:r>
         <w:rPr>
           <w:lang w:val="zh_TW" w:bidi="zh_TW"/>
@@ -4709,18 +4115,12 @@
         </w:rPr>
         <w:t>亞斯那巴曾將其他被征服地區的人民遷移到以色列和亞蘭的地土（見</w:t>
       </w:r>
-      <w:hyperlink r:id="rId99">
-        <w:r>
-          <w:rPr>
-            <w:lang w:val="zh_TW" w:bidi="zh_TW"/>
-          </w:rPr>
-          <w:rPr>
-            <w:color w:val="0000EE"/>
-            <w:u w:val="single"/>
-          </w:rPr>
-          <w:t>王下17:24–41</w:t>
-        </w:r>
-      </w:hyperlink>
+      <w:r>
+        <w:rPr>
+          <w:lang w:val="zh_TW" w:bidi="zh_TW"/>
+        </w:rPr>
+        <w:t>王下17:24–41</w:t>
+      </w:r>
       <w:r>
         <w:rPr>
           <w:lang w:val="zh_TW" w:bidi="zh_TW"/>
@@ -4859,36 +4259,24 @@
         </w:rPr>
         <w:t>進貢是每年固定的稅金，交課可能是營業銷售稅，而納稅則可能是道路使用的收費。先前的統治者從該地區徵收了可觀的收入（</w:t>
       </w:r>
-      <w:hyperlink r:id="rId100">
-        <w:r>
-          <w:rPr>
-            <w:lang w:val="zh_TW" w:bidi="zh_TW"/>
-          </w:rPr>
-          <w:rPr>
-            <w:color w:val="0000EE"/>
-            <w:u w:val="single"/>
-          </w:rPr>
-          <w:t>4:20</w:t>
-        </w:r>
-      </w:hyperlink>
+      <w:r>
+        <w:rPr>
+          <w:lang w:val="zh_TW" w:bidi="zh_TW"/>
+        </w:rPr>
+        <w:t>4:20</w:t>
+      </w:r>
       <w:r>
         <w:rPr>
           <w:lang w:val="zh_TW" w:bidi="zh_TW"/>
         </w:rPr>
         <w:t>；參</w:t>
       </w:r>
-      <w:hyperlink r:id="rId101">
-        <w:r>
-          <w:rPr>
-            <w:lang w:val="zh_TW" w:bidi="zh_TW"/>
-          </w:rPr>
-          <w:rPr>
-            <w:color w:val="0000EE"/>
-            <w:u w:val="single"/>
-          </w:rPr>
-          <w:t>王上10:14–15</w:t>
-        </w:r>
-      </w:hyperlink>
+      <w:r>
+        <w:rPr>
+          <w:lang w:val="zh_TW" w:bidi="zh_TW"/>
+        </w:rPr>
+        <w:t>王上10:14–15</w:t>
+      </w:r>
       <w:r>
         <w:rPr>
           <w:lang w:val="zh_TW" w:bidi="zh_TW"/>
@@ -5043,18 +4431,12 @@
         </w:rPr>
         <w:t>其中描述了耶路撒冷對尼布甲尼撒的背叛（見</w:t>
       </w:r>
-      <w:hyperlink r:id="rId102">
-        <w:r>
-          <w:rPr>
-            <w:lang w:val="zh_TW" w:bidi="zh_TW"/>
-          </w:rPr>
-          <w:rPr>
-            <w:color w:val="0000EE"/>
-            <w:u w:val="single"/>
-          </w:rPr>
-          <w:t>王下24:1–7</w:t>
-        </w:r>
-      </w:hyperlink>
+      <w:r>
+        <w:rPr>
+          <w:lang w:val="zh_TW" w:bidi="zh_TW"/>
+        </w:rPr>
+        <w:t>王下24:1–7</w:t>
+      </w:r>
       <w:r>
         <w:rPr>
           <w:lang w:val="zh_TW" w:bidi="zh_TW"/>
@@ -5175,18 +4557,12 @@
         </w:rPr>
         <w:t>大約在公元前601年，約雅敬王（公元前609–598年）背叛巴比倫，而西底家王（公元前597–586年）則於大約公元前588年反叛（見</w:t>
       </w:r>
-      <w:hyperlink r:id="rId103">
-        <w:r>
-          <w:rPr>
-            <w:lang w:val="zh_TW" w:bidi="zh_TW"/>
-          </w:rPr>
-          <w:rPr>
-            <w:color w:val="0000EE"/>
-            <w:u w:val="single"/>
-          </w:rPr>
-          <w:t>王下25:2</w:t>
-        </w:r>
-      </w:hyperlink>
+      <w:r>
+        <w:rPr>
+          <w:lang w:val="zh_TW" w:bidi="zh_TW"/>
+        </w:rPr>
+        <w:t>王下25:2</w:t>
+      </w:r>
       <w:r>
         <w:rPr>
           <w:lang w:val="zh_TW" w:bidi="zh_TW"/>
@@ -5253,18 +4629,12 @@
         </w:rPr>
         <w:t>到公元前445年，直到亞達薛西王的酒政尼希米獲得了王的許可，才得以恢復重建（見</w:t>
       </w:r>
-      <w:hyperlink r:id="rId104">
-        <w:r>
-          <w:rPr>
-            <w:lang w:val="zh_TW" w:bidi="zh_TW"/>
-          </w:rPr>
-          <w:rPr>
-            <w:color w:val="0000EE"/>
-            <w:u w:val="single"/>
-          </w:rPr>
-          <w:t>尼2:1–6</w:t>
-        </w:r>
-      </w:hyperlink>
+      <w:r>
+        <w:rPr>
+          <w:lang w:val="zh_TW" w:bidi="zh_TW"/>
+        </w:rPr>
+        <w:t>尼2:1–6</w:t>
+      </w:r>
       <w:r>
         <w:rPr>
           <w:lang w:val="zh_TW" w:bidi="zh_TW"/>
@@ -5329,18 +4699,12 @@
         </w:rPr>
         <w:t>（參</w:t>
       </w:r>
-      <w:hyperlink r:id="rId105">
-        <w:r>
-          <w:rPr>
-            <w:lang w:val="zh_TW" w:bidi="zh_TW"/>
-          </w:rPr>
-          <w:rPr>
-            <w:color w:val="0000EE"/>
-            <w:u w:val="single"/>
-          </w:rPr>
-          <w:t>尼1:3</w:t>
-        </w:r>
-      </w:hyperlink>
+      <w:r>
+        <w:rPr>
+          <w:lang w:val="zh_TW" w:bidi="zh_TW"/>
+        </w:rPr>
+        <w:t>尼1:3</w:t>
+      </w:r>
       <w:r>
         <w:rPr>
           <w:lang w:val="zh_TW" w:bidi="zh_TW"/>
@@ -5365,18 +4729,12 @@
         </w:rPr>
         <w:t>這節經文是從</w:t>
       </w:r>
-      <w:hyperlink r:id="rId94">
-        <w:r>
-          <w:rPr>
-            <w:lang w:val="zh_TW" w:bidi="zh_TW"/>
-          </w:rPr>
-          <w:rPr>
-            <w:color w:val="0000EE"/>
-            <w:u w:val="single"/>
-          </w:rPr>
-          <w:t>以斯拉記四章6節</w:t>
-        </w:r>
-      </w:hyperlink>
+      <w:r>
+        <w:rPr>
+          <w:lang w:val="zh_TW" w:bidi="zh_TW"/>
+        </w:rPr>
+        <w:t>以斯拉記四章6節</w:t>
+      </w:r>
       <w:r>
         <w:rPr>
           <w:lang w:val="zh_TW" w:bidi="zh_TW"/>
@@ -5443,18 +4801,12 @@
         </w:rPr>
         <w:t>接下來幾節所記載的事件，大約發生在</w:t>
       </w:r>
-      <w:hyperlink r:id="rId106">
-        <w:r>
-          <w:rPr>
-            <w:lang w:val="zh_TW" w:bidi="zh_TW"/>
-          </w:rPr>
-          <w:rPr>
-            <w:color w:val="0000EE"/>
-            <w:u w:val="single"/>
-          </w:rPr>
-          <w:t>四章5節</w:t>
-        </w:r>
-      </w:hyperlink>
+      <w:r>
+        <w:rPr>
+          <w:lang w:val="zh_TW" w:bidi="zh_TW"/>
+        </w:rPr>
+        <w:t>四章5節</w:t>
+      </w:r>
       <w:r>
         <w:rPr>
           <w:lang w:val="zh_TW" w:bidi="zh_TW"/>
@@ -5575,54 +4927,36 @@
         </w:rPr>
         <w:t>哈該首次發預言是在公元前520年8月29日（</w:t>
       </w:r>
-      <w:hyperlink r:id="rId39">
-        <w:r>
-          <w:rPr>
-            <w:lang w:val="zh_TW" w:bidi="zh_TW"/>
-          </w:rPr>
-          <w:rPr>
-            <w:color w:val="0000EE"/>
-            <w:u w:val="single"/>
-          </w:rPr>
-          <w:t>該1:1</w:t>
-        </w:r>
-      </w:hyperlink>
+      <w:r>
+        <w:rPr>
+          <w:lang w:val="zh_TW" w:bidi="zh_TW"/>
+        </w:rPr>
+        <w:t>該1:1</w:t>
+      </w:r>
       <w:r>
         <w:rPr>
           <w:lang w:val="zh_TW" w:bidi="zh_TW"/>
         </w:rPr>
         <w:t>）。約兩個月後，撒迦利雅也開始發預言（</w:t>
       </w:r>
-      <w:hyperlink r:id="rId107">
-        <w:r>
-          <w:rPr>
-            <w:lang w:val="zh_TW" w:bidi="zh_TW"/>
-          </w:rPr>
-          <w:rPr>
-            <w:color w:val="0000EE"/>
-            <w:u w:val="single"/>
-          </w:rPr>
-          <w:t>亞1:1</w:t>
-        </w:r>
-      </w:hyperlink>
+      <w:r>
+        <w:rPr>
+          <w:lang w:val="zh_TW" w:bidi="zh_TW"/>
+        </w:rPr>
+        <w:t>亞1:1</w:t>
+      </w:r>
       <w:r>
         <w:rPr>
           <w:lang w:val="zh_TW" w:bidi="zh_TW"/>
         </w:rPr>
         <w:t>）。哈該書和撒迦利雅書記錄了他們的信息（另見</w:t>
       </w:r>
-      <w:hyperlink r:id="rId108">
-        <w:r>
-          <w:rPr>
-            <w:lang w:val="zh_TW" w:bidi="zh_TW"/>
-          </w:rPr>
-          <w:rPr>
-            <w:color w:val="0000EE"/>
-            <w:u w:val="single"/>
-          </w:rPr>
-          <w:t>拉6:14</w:t>
-        </w:r>
-      </w:hyperlink>
+      <w:r>
+        <w:rPr>
+          <w:lang w:val="zh_TW" w:bidi="zh_TW"/>
+        </w:rPr>
+        <w:t>拉6:14</w:t>
+      </w:r>
       <w:r>
         <w:rPr>
           <w:lang w:val="zh_TW" w:bidi="zh_TW"/>
@@ -5681,54 +5015,36 @@
         </w:rPr>
         <w:t>猶太領袖之前並未憑信心領導（見</w:t>
       </w:r>
-      <w:hyperlink r:id="rId39">
-        <w:r>
-          <w:rPr>
-            <w:lang w:val="zh_TW" w:bidi="zh_TW"/>
-          </w:rPr>
-          <w:rPr>
-            <w:color w:val="0000EE"/>
-            <w:u w:val="single"/>
-          </w:rPr>
-          <w:t>該1:1</w:t>
-        </w:r>
-      </w:hyperlink>
+      <w:r>
+        <w:rPr>
+          <w:lang w:val="zh_TW" w:bidi="zh_TW"/>
+        </w:rPr>
+        <w:t>該1:1</w:t>
+      </w:r>
       <w:r>
         <w:rPr>
           <w:lang w:val="zh_TW" w:bidi="zh_TW"/>
         </w:rPr>
         <w:t>、</w:t>
       </w:r>
-      <w:hyperlink r:id="rId109">
-        <w:r>
-          <w:rPr>
-            <w:lang w:val="zh_TW" w:bidi="zh_TW"/>
-          </w:rPr>
-          <w:rPr>
-            <w:color w:val="0000EE"/>
-            <w:u w:val="single"/>
-          </w:rPr>
-          <w:t>12</w:t>
-        </w:r>
-      </w:hyperlink>
+      <w:r>
+        <w:rPr>
+          <w:lang w:val="zh_TW" w:bidi="zh_TW"/>
+        </w:rPr>
+        <w:t>12</w:t>
+      </w:r>
       <w:r>
         <w:rPr>
           <w:lang w:val="zh_TW" w:bidi="zh_TW"/>
         </w:rPr>
         <w:t>）。現在神的靈激勵了他們（</w:t>
       </w:r>
-      <w:hyperlink r:id="rId110">
-        <w:r>
-          <w:rPr>
-            <w:lang w:val="zh_TW" w:bidi="zh_TW"/>
-          </w:rPr>
-          <w:rPr>
-            <w:color w:val="0000EE"/>
-            <w:u w:val="single"/>
-          </w:rPr>
-          <w:t>該1:14</w:t>
-        </w:r>
-      </w:hyperlink>
+      <w:r>
+        <w:rPr>
+          <w:lang w:val="zh_TW" w:bidi="zh_TW"/>
+        </w:rPr>
+        <w:t>該1:14</w:t>
+      </w:r>
       <w:r>
         <w:rPr>
           <w:lang w:val="zh_TW" w:bidi="zh_TW"/>
@@ -5813,18 +5129,12 @@
         </w:rPr>
         <w:t>誰降旨讓你們：與第</w:t>
       </w:r>
-      <w:hyperlink r:id="rId111">
-        <w:r>
-          <w:rPr>
-            <w:lang w:val="zh_TW" w:bidi="zh_TW"/>
-          </w:rPr>
-          <w:rPr>
-            <w:color w:val="0000EE"/>
-            <w:u w:val="single"/>
-          </w:rPr>
-          <w:t>四</w:t>
-        </w:r>
-      </w:hyperlink>
+      <w:r>
+        <w:rPr>
+          <w:lang w:val="zh_TW" w:bidi="zh_TW"/>
+        </w:rPr>
+        <w:t>四</w:t>
+      </w:r>
       <w:r>
         <w:rPr>
           <w:lang w:val="zh_TW" w:bidi="zh_TW"/>
@@ -5903,18 +5213,12 @@
         </w:rPr>
         <w:t>（</w:t>
       </w:r>
-      <w:hyperlink r:id="rId112">
-        <w:r>
-          <w:rPr>
-            <w:lang w:val="zh_TW" w:bidi="zh_TW"/>
-          </w:rPr>
-          <w:rPr>
-            <w:color w:val="0000EE"/>
-            <w:u w:val="single"/>
-          </w:rPr>
-          <w:t>賽44:26</w:t>
-        </w:r>
-      </w:hyperlink>
+      <w:r>
+        <w:rPr>
+          <w:lang w:val="zh_TW" w:bidi="zh_TW"/>
+        </w:rPr>
+        <w:t>賽44:26</w:t>
+      </w:r>
       <w:r>
         <w:rPr>
           <w:lang w:val="zh_TW" w:bidi="zh_TW"/>
@@ -6061,18 +5365,12 @@
         </w:rPr>
         <w:t>。與</w:t>
       </w:r>
-      <w:hyperlink r:id="rId113">
-        <w:r>
-          <w:rPr>
-            <w:lang w:val="zh_TW" w:bidi="zh_TW"/>
-          </w:rPr>
-          <w:rPr>
-            <w:color w:val="0000EE"/>
-            <w:u w:val="single"/>
-          </w:rPr>
-          <w:t>四章11至16節</w:t>
-        </w:r>
-      </w:hyperlink>
+      <w:r>
+        <w:rPr>
+          <w:lang w:val="zh_TW" w:bidi="zh_TW"/>
+        </w:rPr>
+        <w:t>四章11至16節</w:t>
+      </w:r>
       <w:r>
         <w:rPr>
           <w:lang w:val="zh_TW" w:bidi="zh_TW"/>
@@ -6161,18 +5459,12 @@
         </w:rPr>
         <w:t>按照所羅門聖殿的模式（</w:t>
       </w:r>
-      <w:hyperlink r:id="rId114">
-        <w:r>
-          <w:rPr>
-            <w:lang w:val="zh_TW" w:bidi="zh_TW"/>
-          </w:rPr>
-          <w:rPr>
-            <w:color w:val="0000EE"/>
-            <w:u w:val="single"/>
-          </w:rPr>
-          <w:t>王上6:36</w:t>
-        </w:r>
-      </w:hyperlink>
+      <w:r>
+        <w:rPr>
+          <w:lang w:val="zh_TW" w:bidi="zh_TW"/>
+        </w:rPr>
+        <w:t>王上6:36</w:t>
+      </w:r>
       <w:r>
         <w:rPr>
           <w:lang w:val="zh_TW" w:bidi="zh_TW"/>
@@ -6192,18 +5484,12 @@
         </w:rPr>
         <w:t>牆中會鋪上一層木材（見</w:t>
       </w:r>
-      <w:hyperlink r:id="rId115">
-        <w:r>
-          <w:rPr>
-            <w:lang w:val="zh_TW" w:bidi="zh_TW"/>
-          </w:rPr>
-          <w:rPr>
-            <w:color w:val="0000EE"/>
-            <w:u w:val="single"/>
-          </w:rPr>
-          <w:t>拉6:4</w:t>
-        </w:r>
-      </w:hyperlink>
+      <w:r>
+        <w:rPr>
+          <w:lang w:val="zh_TW" w:bidi="zh_TW"/>
+        </w:rPr>
+        <w:t>拉6:4</w:t>
+      </w:r>
       <w:r>
         <w:rPr>
           <w:lang w:val="zh_TW" w:bidi="zh_TW"/>
@@ -6292,18 +5578,12 @@
         </w:rPr>
         <w:t>以色列的一位大君王：所羅門（見</w:t>
       </w:r>
-      <w:hyperlink r:id="rId116">
-        <w:r>
-          <w:rPr>
-            <w:lang w:val="zh_TW" w:bidi="zh_TW"/>
-          </w:rPr>
-          <w:rPr>
-            <w:color w:val="0000EE"/>
-            <w:u w:val="single"/>
-          </w:rPr>
-          <w:t>王上5–8</w:t>
-        </w:r>
-      </w:hyperlink>
+      <w:r>
+        <w:rPr>
+          <w:lang w:val="zh_TW" w:bidi="zh_TW"/>
+        </w:rPr>
+        <w:t>王上5–8</w:t>
+      </w:r>
       <w:r>
         <w:rPr>
           <w:lang w:val="zh_TW" w:bidi="zh_TW"/>
@@ -6358,18 +5638,12 @@
         </w:rPr>
         <w:t>他就拆毀這殿，又將百姓擄到巴比倫：見</w:t>
       </w:r>
-      <w:hyperlink r:id="rId117">
-        <w:r>
-          <w:rPr>
-            <w:lang w:val="zh_TW" w:bidi="zh_TW"/>
-          </w:rPr>
-          <w:rPr>
-            <w:color w:val="0000EE"/>
-            <w:u w:val="single"/>
-          </w:rPr>
-          <w:t>列王記下二十五章9至17節</w:t>
-        </w:r>
-      </w:hyperlink>
+      <w:r>
+        <w:rPr>
+          <w:lang w:val="zh_TW" w:bidi="zh_TW"/>
+        </w:rPr>
+        <w:t>列王記下二十五章9至17節</w:t>
+      </w:r>
       <w:r>
         <w:rPr>
           <w:lang w:val="zh_TW" w:bidi="zh_TW"/>
@@ -6424,18 +5698,12 @@
         </w:rPr>
         <w:t>旨：見</w:t>
       </w:r>
-      <w:hyperlink r:id="rId118">
-        <w:r>
-          <w:rPr>
-            <w:lang w:val="zh_TW" w:bidi="zh_TW"/>
-          </w:rPr>
-          <w:rPr>
-            <w:color w:val="0000EE"/>
-            <w:u w:val="single"/>
-          </w:rPr>
-          <w:t>一章1至4節</w:t>
-        </w:r>
-      </w:hyperlink>
+      <w:r>
+        <w:rPr>
+          <w:lang w:val="zh_TW" w:bidi="zh_TW"/>
+        </w:rPr>
+        <w:t>一章1至4節</w:t>
+      </w:r>
       <w:r>
         <w:rPr>
           <w:lang w:val="zh_TW" w:bidi="zh_TW"/>
@@ -6490,18 +5758,12 @@
         </w:rPr>
         <w:t>猶太人提供了詳細的資訊，波斯人可以查證是否正確（見</w:t>
       </w:r>
-      <w:hyperlink r:id="rId119">
-        <w:r>
-          <w:rPr>
-            <w:lang w:val="zh_TW" w:bidi="zh_TW"/>
-          </w:rPr>
-          <w:rPr>
-            <w:color w:val="0000EE"/>
-            <w:u w:val="single"/>
-          </w:rPr>
-          <w:t>一章7至11節</w:t>
-        </w:r>
-      </w:hyperlink>
+      <w:r>
+        <w:rPr>
+          <w:lang w:val="zh_TW" w:bidi="zh_TW"/>
+        </w:rPr>
+        <w:t>一章7至11節</w:t>
+      </w:r>
       <w:r>
         <w:rPr>
           <w:lang w:val="zh_TW" w:bidi="zh_TW"/>
@@ -6680,18 +5942,12 @@
         </w:rPr>
         <w:t>以備忘錄一詞引入的文本（譯註：和合本未有譯「備忘錄」一詞）往往是事件主要事實的摘要，供皇室存檔（參</w:t>
       </w:r>
-      <w:hyperlink r:id="rId120">
-        <w:r>
-          <w:rPr>
-            <w:lang w:val="zh_TW" w:bidi="zh_TW"/>
-          </w:rPr>
-          <w:rPr>
-            <w:color w:val="0000EE"/>
-            <w:u w:val="single"/>
-          </w:rPr>
-          <w:t>1:9–10</w:t>
-        </w:r>
-      </w:hyperlink>
+      <w:r>
+        <w:rPr>
+          <w:lang w:val="zh_TW" w:bidi="zh_TW"/>
+        </w:rPr>
+        <w:t>1:9–10</w:t>
+      </w:r>
       <w:r>
         <w:rPr>
           <w:lang w:val="zh_TW" w:bidi="zh_TW"/>
@@ -6750,18 +6006,12 @@
         </w:rPr>
         <w:t>這項詔令記錄在</w:t>
       </w:r>
-      <w:hyperlink r:id="rId92">
-        <w:r>
-          <w:rPr>
-            <w:lang w:val="zh_TW" w:bidi="zh_TW"/>
-          </w:rPr>
-          <w:rPr>
-            <w:color w:val="0000EE"/>
-            <w:u w:val="single"/>
-          </w:rPr>
-          <w:t>以斯拉記一章2至4節</w:t>
-        </w:r>
-      </w:hyperlink>
+      <w:r>
+        <w:rPr>
+          <w:lang w:val="zh_TW" w:bidi="zh_TW"/>
+        </w:rPr>
+        <w:t>以斯拉記一章2至4節</w:t>
+      </w:r>
       <w:r>
         <w:rPr>
           <w:lang w:val="zh_TW" w:bidi="zh_TW"/>
@@ -6786,54 +6036,36 @@
         </w:rPr>
         <w:t>殿高六十肘，寬六十肘：有些譯本註釋中所提出的修正建議 「聖殿的高度為九十英尺，寬度為九十英尺」， 會使這些尺寸與所羅門的聖殿相符（</w:t>
       </w:r>
-      <w:hyperlink r:id="rId121">
-        <w:r>
-          <w:rPr>
-            <w:lang w:val="zh_TW" w:bidi="zh_TW"/>
-          </w:rPr>
-          <w:rPr>
-            <w:color w:val="0000EE"/>
-            <w:u w:val="single"/>
-          </w:rPr>
-          <w:t>王上6:2</w:t>
-        </w:r>
-      </w:hyperlink>
+      <w:r>
+        <w:rPr>
+          <w:lang w:val="zh_TW" w:bidi="zh_TW"/>
+        </w:rPr>
+        <w:t>王上6:2</w:t>
+      </w:r>
       <w:r>
         <w:rPr>
           <w:lang w:val="zh_TW" w:bidi="zh_TW"/>
         </w:rPr>
         <w:t>、</w:t>
       </w:r>
-      <w:hyperlink r:id="rId122">
-        <w:r>
-          <w:rPr>
-            <w:lang w:val="zh_TW" w:bidi="zh_TW"/>
-          </w:rPr>
-          <w:rPr>
-            <w:color w:val="0000EE"/>
-            <w:u w:val="single"/>
-          </w:rPr>
-          <w:t>17</w:t>
-        </w:r>
-      </w:hyperlink>
+      <w:r>
+        <w:rPr>
+          <w:lang w:val="zh_TW" w:bidi="zh_TW"/>
+        </w:rPr>
+        <w:t>17</w:t>
+      </w:r>
       <w:r>
         <w:rPr>
           <w:lang w:val="zh_TW" w:bidi="zh_TW"/>
         </w:rPr>
         <w:t>、</w:t>
       </w:r>
-      <w:hyperlink r:id="rId123">
-        <w:r>
-          <w:rPr>
-            <w:lang w:val="zh_TW" w:bidi="zh_TW"/>
-          </w:rPr>
-          <w:rPr>
-            <w:color w:val="0000EE"/>
-            <w:u w:val="single"/>
-          </w:rPr>
-          <w:t>20</w:t>
-        </w:r>
-      </w:hyperlink>
+      <w:r>
+        <w:rPr>
+          <w:lang w:val="zh_TW" w:bidi="zh_TW"/>
+        </w:rPr>
+        <w:t>20</w:t>
+      </w:r>
       <w:r>
         <w:rPr>
           <w:lang w:val="zh_TW" w:bidi="zh_TW"/>
@@ -6948,18 +6180,12 @@
         </w:rPr>
         <w:t>（</w:t>
       </w:r>
-      <w:hyperlink r:id="rId124">
-        <w:r>
-          <w:rPr>
-            <w:lang w:val="zh_TW" w:bidi="zh_TW"/>
-          </w:rPr>
-          <w:rPr>
-            <w:color w:val="0000EE"/>
-            <w:u w:val="single"/>
-          </w:rPr>
-          <w:t>該2:7</w:t>
-        </w:r>
-      </w:hyperlink>
+      <w:r>
+        <w:rPr>
+          <w:lang w:val="zh_TW" w:bidi="zh_TW"/>
+        </w:rPr>
+        <w:t>該2:7</w:t>
+      </w:r>
       <w:r>
         <w:rPr>
           <w:lang w:val="zh_TW" w:bidi="zh_TW"/>
@@ -7026,18 +6252,12 @@
         </w:rPr>
         <w:t>（巴比倫神）彼勒（Bel）和尼波（Nebo）祈求長壽」（見</w:t>
       </w:r>
-      <w:hyperlink r:id="rId118">
-        <w:r>
-          <w:rPr>
-            <w:lang w:val="zh_TW" w:bidi="zh_TW"/>
-          </w:rPr>
-          <w:rPr>
-            <w:color w:val="0000EE"/>
-            <w:u w:val="single"/>
-          </w:rPr>
-          <w:t>1:1–4</w:t>
-        </w:r>
-      </w:hyperlink>
+      <w:r>
+        <w:rPr>
+          <w:lang w:val="zh_TW" w:bidi="zh_TW"/>
+        </w:rPr>
+        <w:t>1:1–4</w:t>
+      </w:r>
       <w:r>
         <w:rPr>
           <w:lang w:val="zh_TW" w:bidi="zh_TW"/>
@@ -7092,18 +6312,12 @@
         </w:rPr>
         <w:t>若有……伸手更改這命令：碑文和官方法令經常包含對抗拒王心意的人的詛咒（參</w:t>
       </w:r>
-      <w:hyperlink r:id="rId125">
-        <w:r>
-          <w:rPr>
-            <w:lang w:val="zh_TW" w:bidi="zh_TW"/>
-          </w:rPr>
-          <w:rPr>
-            <w:color w:val="0000EE"/>
-            <w:u w:val="single"/>
-          </w:rPr>
-          <w:t>但2:5</w:t>
-        </w:r>
-      </w:hyperlink>
+      <w:r>
+        <w:rPr>
+          <w:lang w:val="zh_TW" w:bidi="zh_TW"/>
+        </w:rPr>
+        <w:t>但2:5</w:t>
+      </w:r>
       <w:r>
         <w:rPr>
           <w:lang w:val="zh_TW" w:bidi="zh_TW"/>
@@ -7234,18 +6448,12 @@
         </w:rPr>
         <w:t>（</w:t>
       </w:r>
-      <w:hyperlink r:id="rId126">
-        <w:r>
-          <w:rPr>
-            <w:lang w:val="zh_TW" w:bidi="zh_TW"/>
-          </w:rPr>
-          <w:rPr>
-            <w:color w:val="0000EE"/>
-            <w:u w:val="single"/>
-          </w:rPr>
-          <w:t>利4–5</w:t>
-        </w:r>
-      </w:hyperlink>
+      <w:r>
+        <w:rPr>
+          <w:lang w:val="zh_TW" w:bidi="zh_TW"/>
+        </w:rPr>
+        <w:t>利4–5</w:t>
+      </w:r>
       <w:r>
         <w:rPr>
           <w:lang w:val="zh_TW" w:bidi="zh_TW"/>
@@ -7264,54 +6472,36 @@
         </w:rPr>
         <w:t>摩西奉獻會幕（</w:t>
       </w:r>
-      <w:hyperlink r:id="rId127">
-        <w:r>
-          <w:rPr>
-            <w:lang w:val="zh_TW" w:bidi="zh_TW"/>
-          </w:rPr>
-          <w:rPr>
-            <w:color w:val="0000EE"/>
-            <w:u w:val="single"/>
-          </w:rPr>
-          <w:t>民7</w:t>
-        </w:r>
-      </w:hyperlink>
+      <w:r>
+        <w:rPr>
+          <w:lang w:val="zh_TW" w:bidi="zh_TW"/>
+        </w:rPr>
+        <w:t>民7</w:t>
+      </w:r>
       <w:r>
         <w:rPr>
           <w:lang w:val="zh_TW" w:bidi="zh_TW"/>
         </w:rPr>
         <w:t>）以及所羅門奉獻第一聖殿時（</w:t>
       </w:r>
-      <w:hyperlink r:id="rId128">
-        <w:r>
-          <w:rPr>
-            <w:lang w:val="zh_TW" w:bidi="zh_TW"/>
-          </w:rPr>
-          <w:rPr>
-            <w:color w:val="0000EE"/>
-            <w:u w:val="single"/>
-          </w:rPr>
-          <w:t>代下7:1</w:t>
-        </w:r>
-      </w:hyperlink>
+      <w:r>
+        <w:rPr>
+          <w:lang w:val="zh_TW" w:bidi="zh_TW"/>
+        </w:rPr>
+        <w:t>代下7:1</w:t>
+      </w:r>
       <w:r>
         <w:rPr>
           <w:lang w:val="zh_TW" w:bidi="zh_TW"/>
         </w:rPr>
         <w:t>、</w:t>
       </w:r>
-      <w:hyperlink r:id="rId129">
-        <w:r>
-          <w:rPr>
-            <w:lang w:val="zh_TW" w:bidi="zh_TW"/>
-          </w:rPr>
-          <w:rPr>
-            <w:color w:val="0000EE"/>
-            <w:u w:val="single"/>
-          </w:rPr>
-          <w:t>4</w:t>
-        </w:r>
-      </w:hyperlink>
+      <w:r>
+        <w:rPr>
+          <w:lang w:val="zh_TW" w:bidi="zh_TW"/>
+        </w:rPr>
+        <w:t>4</w:t>
+      </w:r>
       <w:r>
         <w:rPr>
           <w:lang w:val="zh_TW" w:bidi="zh_TW"/>
@@ -7336,90 +6526,60 @@
         </w:rPr>
         <w:t>為以色列眾人：雖然大多數歸回者來自猶大和便雅憫（</w:t>
       </w:r>
-      <w:hyperlink r:id="rId89">
-        <w:r>
-          <w:rPr>
-            <w:lang w:val="zh_TW" w:bidi="zh_TW"/>
-          </w:rPr>
-          <w:rPr>
-            <w:color w:val="0000EE"/>
-            <w:u w:val="single"/>
-          </w:rPr>
-          <w:t>拉1:5</w:t>
-        </w:r>
-      </w:hyperlink>
+      <w:r>
+        <w:rPr>
+          <w:lang w:val="zh_TW" w:bidi="zh_TW"/>
+        </w:rPr>
+        <w:t>拉1:5</w:t>
+      </w:r>
       <w:r>
         <w:rPr>
           <w:lang w:val="zh_TW" w:bidi="zh_TW"/>
         </w:rPr>
         <w:t>，</w:t>
       </w:r>
-      <w:hyperlink r:id="rId130">
-        <w:r>
-          <w:rPr>
-            <w:lang w:val="zh_TW" w:bidi="zh_TW"/>
-          </w:rPr>
-          <w:rPr>
-            <w:color w:val="0000EE"/>
-            <w:u w:val="single"/>
-          </w:rPr>
-          <w:t>4:1</w:t>
-        </w:r>
-      </w:hyperlink>
+      <w:r>
+        <w:rPr>
+          <w:lang w:val="zh_TW" w:bidi="zh_TW"/>
+        </w:rPr>
+        <w:t>4:1</w:t>
+      </w:r>
       <w:r>
         <w:rPr>
           <w:lang w:val="zh_TW" w:bidi="zh_TW"/>
         </w:rPr>
         <w:t>），但也提到了來自祭司利未支派的人（</w:t>
       </w:r>
-      <w:hyperlink r:id="rId89">
-        <w:r>
-          <w:rPr>
-            <w:lang w:val="zh_TW" w:bidi="zh_TW"/>
-          </w:rPr>
-          <w:rPr>
-            <w:color w:val="0000EE"/>
-            <w:u w:val="single"/>
-          </w:rPr>
-          <w:t>1:5</w:t>
-        </w:r>
-      </w:hyperlink>
+      <w:r>
+        <w:rPr>
+          <w:lang w:val="zh_TW" w:bidi="zh_TW"/>
+        </w:rPr>
+        <w:t>1:5</w:t>
+      </w:r>
       <w:r>
         <w:rPr>
           <w:lang w:val="zh_TW" w:bidi="zh_TW"/>
         </w:rPr>
         <w:t>，</w:t>
       </w:r>
-      <w:hyperlink r:id="rId131">
-        <w:r>
-          <w:rPr>
-            <w:lang w:val="zh_TW" w:bidi="zh_TW"/>
-          </w:rPr>
-          <w:rPr>
-            <w:color w:val="0000EE"/>
-            <w:u w:val="single"/>
-          </w:rPr>
-          <w:t>2:40</w:t>
-        </w:r>
-      </w:hyperlink>
+      <w:r>
+        <w:rPr>
+          <w:lang w:val="zh_TW" w:bidi="zh_TW"/>
+        </w:rPr>
+        <w:t>2:40</w:t>
+      </w:r>
       <w:r>
         <w:rPr>
           <w:lang w:val="zh_TW" w:bidi="zh_TW"/>
         </w:rPr>
         <w:t>、</w:t>
       </w:r>
-      <w:hyperlink r:id="rId132">
-        <w:r>
-          <w:rPr>
-            <w:lang w:val="zh_TW" w:bidi="zh_TW"/>
-          </w:rPr>
-          <w:rPr>
-            <w:color w:val="0000EE"/>
-            <w:u w:val="single"/>
-          </w:rPr>
-          <w:t>70</w:t>
-        </w:r>
-      </w:hyperlink>
+      <w:r>
+        <w:rPr>
+          <w:lang w:val="zh_TW" w:bidi="zh_TW"/>
+        </w:rPr>
+        <w:t>70</w:t>
+      </w:r>
       <w:r>
         <w:rPr>
           <w:lang w:val="zh_TW" w:bidi="zh_TW"/>
@@ -7478,72 +6638,48 @@
         </w:rPr>
         <w:t>照摩西律法書上寫的：見</w:t>
       </w:r>
-      <w:hyperlink r:id="rId133">
-        <w:r>
-          <w:rPr>
-            <w:lang w:val="zh_TW" w:bidi="zh_TW"/>
-          </w:rPr>
-          <w:rPr>
-            <w:color w:val="0000EE"/>
-            <w:u w:val="single"/>
-          </w:rPr>
-          <w:t>出埃及記二十九章</w:t>
-        </w:r>
-      </w:hyperlink>
+      <w:r>
+        <w:rPr>
+          <w:lang w:val="zh_TW" w:bidi="zh_TW"/>
+        </w:rPr>
+        <w:t>出埃及記二十九章</w:t>
+      </w:r>
       <w:r>
         <w:rPr>
           <w:lang w:val="zh_TW" w:bidi="zh_TW"/>
         </w:rPr>
         <w:t>；</w:t>
       </w:r>
-      <w:hyperlink r:id="rId134">
-        <w:r>
-          <w:rPr>
-            <w:lang w:val="zh_TW" w:bidi="zh_TW"/>
-          </w:rPr>
-          <w:rPr>
-            <w:color w:val="0000EE"/>
-            <w:u w:val="single"/>
-          </w:rPr>
-          <w:t>利未記八章</w:t>
-        </w:r>
-      </w:hyperlink>
+      <w:r>
+        <w:rPr>
+          <w:lang w:val="zh_TW" w:bidi="zh_TW"/>
+        </w:rPr>
+        <w:t>利未記八章</w:t>
+      </w:r>
       <w:r>
         <w:rPr>
           <w:lang w:val="zh_TW" w:bidi="zh_TW"/>
         </w:rPr>
         <w:t>；</w:t>
       </w:r>
-      <w:hyperlink r:id="rId135">
-        <w:r>
-          <w:rPr>
-            <w:lang w:val="zh_TW" w:bidi="zh_TW"/>
-          </w:rPr>
-          <w:rPr>
-            <w:color w:val="0000EE"/>
-            <w:u w:val="single"/>
-          </w:rPr>
-          <w:t>民數記三章</w:t>
-        </w:r>
-      </w:hyperlink>
+      <w:r>
+        <w:rPr>
+          <w:lang w:val="zh_TW" w:bidi="zh_TW"/>
+        </w:rPr>
+        <w:t>民數記三章</w:t>
+      </w:r>
       <w:r>
         <w:rPr>
           <w:lang w:val="zh_TW" w:bidi="zh_TW"/>
         </w:rPr>
         <w:t>。聖殿人員按照大衛所建立的班次運作（</w:t>
       </w:r>
-      <w:hyperlink r:id="rId136">
-        <w:r>
-          <w:rPr>
-            <w:lang w:val="zh_TW" w:bidi="zh_TW"/>
-          </w:rPr>
-          <w:rPr>
-            <w:color w:val="0000EE"/>
-            <w:u w:val="single"/>
-          </w:rPr>
-          <w:t>代上23–27</w:t>
-        </w:r>
-      </w:hyperlink>
+      <w:r>
+        <w:rPr>
+          <w:lang w:val="zh_TW" w:bidi="zh_TW"/>
+        </w:rPr>
+        <w:t>代上23–27</w:t>
+      </w:r>
       <w:r>
         <w:rPr>
           <w:lang w:val="zh_TW" w:bidi="zh_TW"/>
@@ -7568,18 +6704,12 @@
         </w:rPr>
         <w:t>這節經文結束了從</w:t>
       </w:r>
-      <w:hyperlink r:id="rId137">
-        <w:r>
-          <w:rPr>
-            <w:lang w:val="zh_TW" w:bidi="zh_TW"/>
-          </w:rPr>
-          <w:rPr>
-            <w:color w:val="0000EE"/>
-            <w:u w:val="single"/>
-          </w:rPr>
-          <w:t>以斯拉記四章8節</w:t>
-        </w:r>
-      </w:hyperlink>
+      <w:r>
+        <w:rPr>
+          <w:lang w:val="zh_TW" w:bidi="zh_TW"/>
+        </w:rPr>
+        <w:t>以斯拉記四章8節</w:t>
+      </w:r>
       <w:r>
         <w:rPr>
           <w:lang w:val="zh_TW" w:bidi="zh_TW"/>
@@ -7646,18 +6776,12 @@
         </w:rPr>
         <w:t>，讓他們的長子得以倖免神的擊殺（</w:t>
       </w:r>
-      <w:hyperlink r:id="rId138">
-        <w:r>
-          <w:rPr>
-            <w:lang w:val="zh_TW" w:bidi="zh_TW"/>
-          </w:rPr>
-          <w:rPr>
-            <w:color w:val="0000EE"/>
-            <w:u w:val="single"/>
-          </w:rPr>
-          <w:t>出12–13</w:t>
-        </w:r>
-      </w:hyperlink>
+      <w:r>
+        <w:rPr>
+          <w:lang w:val="zh_TW" w:bidi="zh_TW"/>
+        </w:rPr>
+        <w:t>出12–13</w:t>
+      </w:r>
       <w:r>
         <w:rPr>
           <w:lang w:val="zh_TW" w:bidi="zh_TW"/>
@@ -7712,54 +6836,36 @@
         </w:rPr>
         <w:t>一同自潔：他們按照摩西律法行事（見</w:t>
       </w:r>
-      <w:hyperlink r:id="rId139">
-        <w:r>
-          <w:rPr>
-            <w:lang w:val="zh_TW" w:bidi="zh_TW"/>
-          </w:rPr>
-          <w:rPr>
-            <w:color w:val="0000EE"/>
-            <w:u w:val="single"/>
-          </w:rPr>
-          <w:t>利9</w:t>
-        </w:r>
-      </w:hyperlink>
+      <w:r>
+        <w:rPr>
+          <w:lang w:val="zh_TW" w:bidi="zh_TW"/>
+        </w:rPr>
+        <w:t>利9</w:t>
+      </w:r>
       <w:r>
         <w:rPr>
           <w:lang w:val="zh_TW" w:bidi="zh_TW"/>
         </w:rPr>
         <w:t>；</w:t>
       </w:r>
-      <w:hyperlink r:id="rId140">
-        <w:r>
-          <w:rPr>
-            <w:lang w:val="zh_TW" w:bidi="zh_TW"/>
-          </w:rPr>
-          <w:rPr>
-            <w:color w:val="0000EE"/>
-            <w:u w:val="single"/>
-          </w:rPr>
-          <w:t>民8</w:t>
-        </w:r>
-      </w:hyperlink>
+      <w:r>
+        <w:rPr>
+          <w:lang w:val="zh_TW" w:bidi="zh_TW"/>
+        </w:rPr>
+        <w:t>民8</w:t>
+      </w:r>
       <w:r>
         <w:rPr>
           <w:lang w:val="zh_TW" w:bidi="zh_TW"/>
         </w:rPr>
         <w:t>；</w:t>
       </w:r>
-      <w:hyperlink r:id="rId141">
-        <w:r>
-          <w:rPr>
-            <w:lang w:val="zh_TW" w:bidi="zh_TW"/>
-          </w:rPr>
-          <w:rPr>
-            <w:color w:val="0000EE"/>
-            <w:u w:val="single"/>
-          </w:rPr>
-          <w:t>代下29</w:t>
-        </w:r>
-      </w:hyperlink>
+      <w:r>
+        <w:rPr>
+          <w:lang w:val="zh_TW" w:bidi="zh_TW"/>
+        </w:rPr>
+        <w:t>代下29</w:t>
+      </w:r>
       <w:r>
         <w:rPr>
           <w:lang w:val="zh_TW" w:bidi="zh_TW"/>
@@ -7826,36 +6932,24 @@
         </w:rPr>
         <w:t>的人：在</w:t>
       </w:r>
-      <w:hyperlink r:id="rId67">
-        <w:r>
-          <w:rPr>
-            <w:lang w:val="zh_TW" w:bidi="zh_TW"/>
-          </w:rPr>
-          <w:rPr>
-            <w:color w:val="0000EE"/>
-            <w:u w:val="single"/>
-          </w:rPr>
-          <w:t>四章1至5節</w:t>
-        </w:r>
-      </w:hyperlink>
+      <w:r>
+        <w:rPr>
+          <w:lang w:val="zh_TW" w:bidi="zh_TW"/>
+        </w:rPr>
+        <w:t>四章1至5節</w:t>
+      </w:r>
       <w:r>
         <w:rPr>
           <w:lang w:val="zh_TW" w:bidi="zh_TW"/>
         </w:rPr>
         <w:t>中排斥外邦人是因為他們的異教宗教習俗，而非基於他們的種族身分（另見</w:t>
       </w:r>
-      <w:hyperlink r:id="rId142">
-        <w:r>
-          <w:rPr>
-            <w:lang w:val="zh_TW" w:bidi="zh_TW"/>
-          </w:rPr>
-          <w:rPr>
-            <w:color w:val="0000EE"/>
-            <w:u w:val="single"/>
-          </w:rPr>
-          <w:t>9:1–2</w:t>
-        </w:r>
-      </w:hyperlink>
+      <w:r>
+        <w:rPr>
+          <w:lang w:val="zh_TW" w:bidi="zh_TW"/>
+        </w:rPr>
+        <w:t>9:1–2</w:t>
+      </w:r>
       <w:r>
         <w:rPr>
           <w:lang w:val="zh_TW" w:bidi="zh_TW"/>
@@ -7914,36 +7008,24 @@
         </w:rPr>
         <w:t>逾越節是為期七天的無酵節（Festival of Unleavened Bread）的開始（見</w:t>
       </w:r>
-      <w:hyperlink r:id="rId143">
-        <w:r>
-          <w:rPr>
-            <w:lang w:val="zh_TW" w:bidi="zh_TW"/>
-          </w:rPr>
-          <w:rPr>
-            <w:color w:val="0000EE"/>
-            <w:u w:val="single"/>
-          </w:rPr>
-          <w:t>出12:15–20</w:t>
-        </w:r>
-      </w:hyperlink>
+      <w:r>
+        <w:rPr>
+          <w:lang w:val="zh_TW" w:bidi="zh_TW"/>
+        </w:rPr>
+        <w:t>出12:15–20</w:t>
+      </w:r>
       <w:r>
         <w:rPr>
           <w:lang w:val="zh_TW" w:bidi="zh_TW"/>
         </w:rPr>
         <w:t>；</w:t>
       </w:r>
-      <w:hyperlink r:id="rId144">
-        <w:r>
-          <w:rPr>
-            <w:lang w:val="zh_TW" w:bidi="zh_TW"/>
-          </w:rPr>
-          <w:rPr>
-            <w:color w:val="0000EE"/>
-            <w:u w:val="single"/>
-          </w:rPr>
-          <w:t>利23:6–8</w:t>
-        </w:r>
-      </w:hyperlink>
+      <w:r>
+        <w:rPr>
+          <w:lang w:val="zh_TW" w:bidi="zh_TW"/>
+        </w:rPr>
+        <w:t>利23:6–8</w:t>
+      </w:r>
       <w:r>
         <w:rPr>
           <w:lang w:val="zh_TW" w:bidi="zh_TW"/>
@@ -8020,18 +7102,12 @@
         </w:rPr>
         <w:t>這事以後：在公元前458年，大約在第二聖殿獻殿後五十七年，以斯拉抵達耶路撒冷（</w:t>
       </w:r>
-      <w:hyperlink r:id="rId145">
-        <w:r>
-          <w:rPr>
-            <w:lang w:val="zh_TW" w:bidi="zh_TW"/>
-          </w:rPr>
-          <w:rPr>
-            <w:color w:val="0000EE"/>
-            <w:u w:val="single"/>
-          </w:rPr>
-          <w:t>7:7–8</w:t>
-        </w:r>
-      </w:hyperlink>
+      <w:r>
+        <w:rPr>
+          <w:lang w:val="zh_TW" w:bidi="zh_TW"/>
+        </w:rPr>
+        <w:t>7:7–8</w:t>
+      </w:r>
       <w:r>
         <w:rPr>
           <w:lang w:val="zh_TW" w:bidi="zh_TW"/>
@@ -8094,18 +7170,12 @@
         </w:rPr>
         <w:t>西萊雅在西底家時期是大祭司；他在公元前586年被尼布甲尼撒處決（</w:t>
       </w:r>
-      <w:hyperlink r:id="rId146">
-        <w:r>
-          <w:rPr>
-            <w:lang w:val="zh_TW" w:bidi="zh_TW"/>
-          </w:rPr>
-          <w:rPr>
-            <w:color w:val="0000EE"/>
-            <w:u w:val="single"/>
-          </w:rPr>
-          <w:t>王下25:18–21</w:t>
-        </w:r>
-      </w:hyperlink>
+      <w:r>
+        <w:rPr>
+          <w:lang w:val="zh_TW" w:bidi="zh_TW"/>
+        </w:rPr>
+        <w:t>王下25:18–21</w:t>
+      </w:r>
       <w:r>
         <w:rPr>
           <w:lang w:val="zh_TW" w:bidi="zh_TW"/>
@@ -8160,36 +7230,24 @@
         </w:rPr>
         <w:t>以斯拉列出他自己的家譜，從所羅門時期的祭司撒督（</w:t>
       </w:r>
-      <w:hyperlink r:id="rId147">
-        <w:r>
-          <w:rPr>
-            <w:lang w:val="zh_TW" w:bidi="zh_TW"/>
-          </w:rPr>
-          <w:rPr>
-            <w:color w:val="0000EE"/>
-            <w:u w:val="single"/>
-          </w:rPr>
-          <w:t>王上2:35</w:t>
-        </w:r>
-      </w:hyperlink>
+      <w:r>
+        <w:rPr>
+          <w:lang w:val="zh_TW" w:bidi="zh_TW"/>
+        </w:rPr>
+        <w:t>王上2:35</w:t>
+      </w:r>
       <w:r>
         <w:rPr>
           <w:lang w:val="zh_TW" w:bidi="zh_TW"/>
         </w:rPr>
         <w:t>）開始，一直追溯至摩西的兄弟大祭司亞倫，從而強調他的地位。這份家譜顯然是簡略的：從亞倫到被擄後八十年只有十六代，而</w:t>
       </w:r>
-      <w:hyperlink r:id="rId148">
-        <w:r>
-          <w:rPr>
-            <w:lang w:val="zh_TW" w:bidi="zh_TW"/>
-          </w:rPr>
-          <w:rPr>
-            <w:color w:val="0000EE"/>
-            <w:u w:val="single"/>
-          </w:rPr>
-          <w:t>歷代志上六章3至15節</w:t>
-        </w:r>
-      </w:hyperlink>
+      <w:r>
+        <w:rPr>
+          <w:lang w:val="zh_TW" w:bidi="zh_TW"/>
+        </w:rPr>
+        <w:t>歷代志上六章3至15節</w:t>
+      </w:r>
       <w:r>
         <w:rPr>
           <w:lang w:val="zh_TW" w:bidi="zh_TW"/>
@@ -8366,18 +7424,12 @@
         </w:rPr>
         <w:t>以斯拉和他的隨行人員原定於公元前458年4月8日離開巴比倫，但實際上直到4月19日才出發（</w:t>
       </w:r>
-      <w:hyperlink r:id="rId149">
-        <w:r>
-          <w:rPr>
-            <w:lang w:val="zh_TW" w:bidi="zh_TW"/>
-          </w:rPr>
-          <w:rPr>
-            <w:color w:val="0000EE"/>
-            <w:u w:val="single"/>
-          </w:rPr>
-          <w:t>8:31</w:t>
-        </w:r>
-      </w:hyperlink>
+      <w:r>
+        <w:rPr>
+          <w:lang w:val="zh_TW" w:bidi="zh_TW"/>
+        </w:rPr>
+        <w:t>8:31</w:t>
+      </w:r>
       <w:r>
         <w:rPr>
           <w:lang w:val="zh_TW" w:bidi="zh_TW"/>
@@ -8414,72 +7466,48 @@
         </w:rPr>
         <w:t>為了在四個月內完成800英里的旅程，以斯拉的隊伍平均每天步行約十英里，每週走五天。以斯拉知道他的成功完全歸功於神的恩手（另見</w:t>
       </w:r>
-      <w:hyperlink r:id="rId150">
-        <w:r>
-          <w:rPr>
-            <w:lang w:val="zh_TW" w:bidi="zh_TW"/>
-          </w:rPr>
-          <w:rPr>
-            <w:color w:val="0000EE"/>
-            <w:u w:val="single"/>
-          </w:rPr>
-          <w:t>7:6</w:t>
-        </w:r>
-      </w:hyperlink>
+      <w:r>
+        <w:rPr>
+          <w:lang w:val="zh_TW" w:bidi="zh_TW"/>
+        </w:rPr>
+        <w:t>7:6</w:t>
+      </w:r>
       <w:r>
         <w:rPr>
           <w:lang w:val="zh_TW" w:bidi="zh_TW"/>
         </w:rPr>
         <w:t>、</w:t>
       </w:r>
-      <w:hyperlink r:id="rId151">
-        <w:r>
-          <w:rPr>
-            <w:lang w:val="zh_TW" w:bidi="zh_TW"/>
-          </w:rPr>
-          <w:rPr>
-            <w:color w:val="0000EE"/>
-            <w:u w:val="single"/>
-          </w:rPr>
-          <w:t>28</w:t>
-        </w:r>
-      </w:hyperlink>
+      <w:r>
+        <w:rPr>
+          <w:lang w:val="zh_TW" w:bidi="zh_TW"/>
+        </w:rPr>
+        <w:t>28</w:t>
+      </w:r>
       <w:r>
         <w:rPr>
           <w:lang w:val="zh_TW" w:bidi="zh_TW"/>
         </w:rPr>
         <w:t>，</w:t>
       </w:r>
-      <w:hyperlink r:id="rId152">
-        <w:r>
-          <w:rPr>
-            <w:lang w:val="zh_TW" w:bidi="zh_TW"/>
-          </w:rPr>
-          <w:rPr>
-            <w:color w:val="0000EE"/>
-            <w:u w:val="single"/>
-          </w:rPr>
-          <w:t>8:22</w:t>
-        </w:r>
-      </w:hyperlink>
+      <w:r>
+        <w:rPr>
+          <w:lang w:val="zh_TW" w:bidi="zh_TW"/>
+        </w:rPr>
+        <w:t>8:22</w:t>
+      </w:r>
       <w:r>
         <w:rPr>
           <w:lang w:val="zh_TW" w:bidi="zh_TW"/>
         </w:rPr>
         <w:t>、</w:t>
       </w:r>
-      <w:hyperlink r:id="rId149">
-        <w:r>
-          <w:rPr>
-            <w:lang w:val="zh_TW" w:bidi="zh_TW"/>
-          </w:rPr>
-          <w:rPr>
-            <w:color w:val="0000EE"/>
-            <w:u w:val="single"/>
-          </w:rPr>
-          <w:t>31</w:t>
-        </w:r>
-      </w:hyperlink>
+      <w:r>
+        <w:rPr>
+          <w:lang w:val="zh_TW" w:bidi="zh_TW"/>
+        </w:rPr>
+        <w:t>31</w:t>
+      </w:r>
       <w:r>
         <w:rPr>
           <w:lang w:val="zh_TW" w:bidi="zh_TW"/>
@@ -8595,72 +7623,48 @@
         </w:rPr>
         <w:t xml:space="preserve"> 亞達薛西王賦予以斯拉權力和責任，讓他評估耶路撒冷的情況 （</w:t>
       </w:r>
-      <w:hyperlink r:id="rId153">
-        <w:r>
-          <w:rPr>
-            <w:lang w:val="zh_TW" w:bidi="zh_TW"/>
-          </w:rPr>
-          <w:rPr>
-            <w:color w:val="0000EE"/>
-            <w:u w:val="single"/>
-          </w:rPr>
-          <w:t>7:14</w:t>
-        </w:r>
-      </w:hyperlink>
+      <w:r>
+        <w:rPr>
+          <w:lang w:val="zh_TW" w:bidi="zh_TW"/>
+        </w:rPr>
+        <w:t>7:14</w:t>
+      </w:r>
       <w:r>
         <w:rPr>
           <w:lang w:val="zh_TW" w:bidi="zh_TW"/>
         </w:rPr>
         <w:t>），向神獻上甘心祭 （</w:t>
       </w:r>
-      <w:hyperlink r:id="rId154">
-        <w:r>
-          <w:rPr>
-            <w:lang w:val="zh_TW" w:bidi="zh_TW"/>
-          </w:rPr>
-          <w:rPr>
-            <w:color w:val="0000EE"/>
-            <w:u w:val="single"/>
-          </w:rPr>
-          <w:t>7:15–20</w:t>
-        </w:r>
-      </w:hyperlink>
+      <w:r>
+        <w:rPr>
+          <w:lang w:val="zh_TW" w:bidi="zh_TW"/>
+        </w:rPr>
+        <w:t>7:15–20</w:t>
+      </w:r>
       <w:r>
         <w:rPr>
           <w:lang w:val="zh_TW" w:bidi="zh_TW"/>
         </w:rPr>
         <w:t>），從地方當局獲取物資和財政支持 （</w:t>
       </w:r>
-      <w:hyperlink r:id="rId155">
-        <w:r>
-          <w:rPr>
-            <w:lang w:val="zh_TW" w:bidi="zh_TW"/>
-          </w:rPr>
-          <w:rPr>
-            <w:color w:val="0000EE"/>
-            <w:u w:val="single"/>
-          </w:rPr>
-          <w:t>7:21–24</w:t>
-        </w:r>
-      </w:hyperlink>
+      <w:r>
+        <w:rPr>
+          <w:lang w:val="zh_TW" w:bidi="zh_TW"/>
+        </w:rPr>
+        <w:t>7:21–24</w:t>
+      </w:r>
       <w:r>
         <w:rPr>
           <w:lang w:val="zh_TW" w:bidi="zh_TW"/>
         </w:rPr>
         <w:t>），並實行司法改革 （</w:t>
       </w:r>
-      <w:hyperlink r:id="rId156">
-        <w:r>
-          <w:rPr>
-            <w:lang w:val="zh_TW" w:bidi="zh_TW"/>
-          </w:rPr>
-          <w:rPr>
-            <w:color w:val="0000EE"/>
-            <w:u w:val="single"/>
-          </w:rPr>
-          <w:t>7:25–26</w:t>
-        </w:r>
-      </w:hyperlink>
+      <w:r>
+        <w:rPr>
+          <w:lang w:val="zh_TW" w:bidi="zh_TW"/>
+        </w:rPr>
+        <w:t>7:25–26</w:t>
+      </w:r>
       <w:r>
         <w:rPr>
           <w:lang w:val="zh_TW" w:bidi="zh_TW"/>
@@ -8738,18 +7742,12 @@
         </w:rPr>
         <w:t xml:space="preserve"> 〕1.6.4–5），而</w:t>
       </w:r>
-      <w:hyperlink r:id="rId157">
-        <w:r>
-          <w:rPr>
-            <w:lang w:val="zh_TW" w:bidi="zh_TW"/>
-          </w:rPr>
-          <w:rPr>
-            <w:color w:val="0000EE"/>
-            <w:u w:val="single"/>
-          </w:rPr>
-          <w:t>以斯帖記一章14節</w:t>
-        </w:r>
-      </w:hyperlink>
+      <w:r>
+        <w:rPr>
+          <w:lang w:val="zh_TW" w:bidi="zh_TW"/>
+        </w:rPr>
+        <w:t>以斯帖記一章14節</w:t>
+      </w:r>
       <w:r>
         <w:rPr>
           <w:lang w:val="zh_TW" w:bidi="zh_TW"/>
@@ -8799,36 +7797,24 @@
         </w:rPr>
         <w:t>，而不是希伯來文的妥拉（torah)（</w:t>
       </w:r>
-      <w:hyperlink r:id="rId158">
-        <w:r>
-          <w:rPr>
-            <w:lang w:val="zh_TW" w:bidi="zh_TW"/>
-          </w:rPr>
-          <w:rPr>
-            <w:color w:val="0000EE"/>
-            <w:u w:val="single"/>
-          </w:rPr>
-          <w:t>7:10</w:t>
-        </w:r>
-      </w:hyperlink>
+      <w:r>
+        <w:rPr>
+          <w:lang w:val="zh_TW" w:bidi="zh_TW"/>
+        </w:rPr>
+        <w:t>7:10</w:t>
+      </w:r>
       <w:r>
         <w:rPr>
           <w:lang w:val="zh_TW" w:bidi="zh_TW"/>
         </w:rPr>
         <w:t>），顯示這封信是由波斯人寫的（</w:t>
       </w:r>
-      <w:hyperlink r:id="rId159">
-        <w:r>
-          <w:rPr>
-            <w:lang w:val="zh_TW" w:bidi="zh_TW"/>
-          </w:rPr>
-          <w:rPr>
-            <w:color w:val="0000EE"/>
-            <w:u w:val="single"/>
-          </w:rPr>
-          <w:t>7:11–26</w:t>
-        </w:r>
-      </w:hyperlink>
+      <w:r>
+        <w:rPr>
+          <w:lang w:val="zh_TW" w:bidi="zh_TW"/>
+        </w:rPr>
+        <w:t>7:11–26</w:t>
+      </w:r>
       <w:r>
         <w:rPr>
           <w:lang w:val="zh_TW" w:bidi="zh_TW"/>
@@ -8883,36 +7869,24 @@
         </w:rPr>
         <w:t>住耶路撒冷：神的聖殿位於那裡。亞達薛西可能認為他是在幫助重建耶路撒冷當地神明的殿宇（參</w:t>
       </w:r>
-      <w:hyperlink r:id="rId160">
-        <w:r>
-          <w:rPr>
-            <w:lang w:val="zh_TW" w:bidi="zh_TW"/>
-          </w:rPr>
-          <w:rPr>
-            <w:color w:val="0000EE"/>
-            <w:u w:val="single"/>
-          </w:rPr>
-          <w:t>王上8:27</w:t>
-        </w:r>
-      </w:hyperlink>
+      <w:r>
+        <w:rPr>
+          <w:lang w:val="zh_TW" w:bidi="zh_TW"/>
+        </w:rPr>
+        <w:t>王上8:27</w:t>
+      </w:r>
       <w:r>
         <w:rPr>
           <w:lang w:val="zh_TW" w:bidi="zh_TW"/>
         </w:rPr>
         <w:t>；</w:t>
       </w:r>
-      <w:hyperlink r:id="rId161">
-        <w:r>
-          <w:rPr>
-            <w:lang w:val="zh_TW" w:bidi="zh_TW"/>
-          </w:rPr>
-          <w:rPr>
-            <w:color w:val="0000EE"/>
-            <w:u w:val="single"/>
-          </w:rPr>
-          <w:t>詩24:1</w:t>
-        </w:r>
-      </w:hyperlink>
+      <w:r>
+        <w:rPr>
+          <w:lang w:val="zh_TW" w:bidi="zh_TW"/>
+        </w:rPr>
+        <w:t>詩24:1</w:t>
+      </w:r>
       <w:r>
         <w:rPr>
           <w:lang w:val="zh_TW" w:bidi="zh_TW"/>
@@ -8967,54 +7941,36 @@
         </w:rPr>
         <w:t>就如塞魯士（</w:t>
       </w:r>
-      <w:hyperlink r:id="rId162">
-        <w:r>
-          <w:rPr>
-            <w:lang w:val="zh_TW" w:bidi="zh_TW"/>
-          </w:rPr>
-          <w:rPr>
-            <w:color w:val="0000EE"/>
-            <w:u w:val="single"/>
-          </w:rPr>
-          <w:t>1:4</w:t>
-        </w:r>
-      </w:hyperlink>
+      <w:r>
+        <w:rPr>
+          <w:lang w:val="zh_TW" w:bidi="zh_TW"/>
+        </w:rPr>
+        <w:t>1:4</w:t>
+      </w:r>
       <w:r>
         <w:rPr>
           <w:lang w:val="zh_TW" w:bidi="zh_TW"/>
         </w:rPr>
         <w:t>、</w:t>
       </w:r>
-      <w:hyperlink r:id="rId62">
-        <w:r>
-          <w:rPr>
-            <w:lang w:val="zh_TW" w:bidi="zh_TW"/>
-          </w:rPr>
-          <w:rPr>
-            <w:color w:val="0000EE"/>
-            <w:u w:val="single"/>
-          </w:rPr>
-          <w:t>6</w:t>
-        </w:r>
-      </w:hyperlink>
+      <w:r>
+        <w:rPr>
+          <w:lang w:val="zh_TW" w:bidi="zh_TW"/>
+        </w:rPr>
+        <w:t>6</w:t>
+      </w:r>
       <w:r>
         <w:rPr>
           <w:lang w:val="zh_TW" w:bidi="zh_TW"/>
         </w:rPr>
         <w:t>）一樣，亞達薛西允許在巴比倫的猶太人將甘心獻上的禮物送往耶路撒冷。從王及其議會以及猶太捐獻者那裡收集了一筆可觀的款項（</w:t>
       </w:r>
-      <w:hyperlink r:id="rId163">
-        <w:r>
-          <w:rPr>
-            <w:lang w:val="zh_TW" w:bidi="zh_TW"/>
-          </w:rPr>
-          <w:rPr>
-            <w:color w:val="0000EE"/>
-            <w:u w:val="single"/>
-          </w:rPr>
-          <w:t>8:25–27</w:t>
-        </w:r>
-      </w:hyperlink>
+      <w:r>
+        <w:rPr>
+          <w:lang w:val="zh_TW" w:bidi="zh_TW"/>
+        </w:rPr>
+        <w:t>8:25–27</w:t>
+      </w:r>
       <w:r>
         <w:rPr>
           <w:lang w:val="zh_TW" w:bidi="zh_TW"/>
@@ -9069,108 +8025,72 @@
         </w:rPr>
         <w:t>所列物品通常用作獻祭中的祭物（參</w:t>
       </w:r>
-      <w:hyperlink r:id="rId164">
-        <w:r>
-          <w:rPr>
-            <w:lang w:val="zh_TW" w:bidi="zh_TW"/>
-          </w:rPr>
-          <w:rPr>
-            <w:color w:val="0000EE"/>
-            <w:u w:val="single"/>
-          </w:rPr>
-          <w:t>出27:20</w:t>
-        </w:r>
-      </w:hyperlink>
+      <w:r>
+        <w:rPr>
+          <w:lang w:val="zh_TW" w:bidi="zh_TW"/>
+        </w:rPr>
+        <w:t>出27:20</w:t>
+      </w:r>
       <w:r>
         <w:rPr>
           <w:lang w:val="zh_TW" w:bidi="zh_TW"/>
         </w:rPr>
         <w:t>，</w:t>
       </w:r>
-      <w:hyperlink r:id="rId165">
-        <w:r>
-          <w:rPr>
-            <w:lang w:val="zh_TW" w:bidi="zh_TW"/>
-          </w:rPr>
-          <w:rPr>
-            <w:color w:val="0000EE"/>
-            <w:u w:val="single"/>
-          </w:rPr>
-          <w:t>29:2</w:t>
-        </w:r>
-      </w:hyperlink>
+      <w:r>
+        <w:rPr>
+          <w:lang w:val="zh_TW" w:bidi="zh_TW"/>
+        </w:rPr>
+        <w:t>29:2</w:t>
+      </w:r>
       <w:r>
         <w:rPr>
           <w:lang w:val="zh_TW" w:bidi="zh_TW"/>
         </w:rPr>
         <w:t>；</w:t>
       </w:r>
-      <w:hyperlink r:id="rId166">
-        <w:r>
-          <w:rPr>
-            <w:lang w:val="zh_TW" w:bidi="zh_TW"/>
-          </w:rPr>
-          <w:rPr>
-            <w:color w:val="0000EE"/>
-            <w:u w:val="single"/>
-          </w:rPr>
-          <w:t>利2:4</w:t>
-        </w:r>
-      </w:hyperlink>
+      <w:r>
+        <w:rPr>
+          <w:lang w:val="zh_TW" w:bidi="zh_TW"/>
+        </w:rPr>
+        <w:t>利2:4</w:t>
+      </w:r>
       <w:r>
         <w:rPr>
           <w:lang w:val="zh_TW" w:bidi="zh_TW"/>
         </w:rPr>
         <w:t>、</w:t>
       </w:r>
-      <w:hyperlink r:id="rId167">
-        <w:r>
-          <w:rPr>
-            <w:lang w:val="zh_TW" w:bidi="zh_TW"/>
-          </w:rPr>
-          <w:rPr>
-            <w:color w:val="0000EE"/>
-            <w:u w:val="single"/>
-          </w:rPr>
-          <w:t>13</w:t>
-        </w:r>
-      </w:hyperlink>
+      <w:r>
+        <w:rPr>
+          <w:lang w:val="zh_TW" w:bidi="zh_TW"/>
+        </w:rPr>
+        <w:t>13</w:t>
+      </w:r>
       <w:r>
         <w:rPr>
           <w:lang w:val="zh_TW" w:bidi="zh_TW"/>
         </w:rPr>
         <w:t>，</w:t>
       </w:r>
-      <w:hyperlink r:id="rId168">
-        <w:r>
-          <w:rPr>
-            <w:lang w:val="zh_TW" w:bidi="zh_TW"/>
-          </w:rPr>
-          <w:rPr>
-            <w:color w:val="0000EE"/>
-            <w:u w:val="single"/>
-          </w:rPr>
-          <w:t>14:10</w:t>
-        </w:r>
-      </w:hyperlink>
+      <w:r>
+        <w:rPr>
+          <w:lang w:val="zh_TW" w:bidi="zh_TW"/>
+        </w:rPr>
+        <w:t>14:10</w:t>
+      </w:r>
       <w:r>
         <w:rPr>
           <w:lang w:val="zh_TW" w:bidi="zh_TW"/>
         </w:rPr>
         <w:t>；</w:t>
       </w:r>
-      <w:hyperlink r:id="rId169">
-        <w:r>
-          <w:rPr>
-            <w:lang w:val="zh_TW" w:bidi="zh_TW"/>
-          </w:rPr>
-          <w:rPr>
-            <w:color w:val="0000EE"/>
-            <w:u w:val="single"/>
-          </w:rPr>
-          <w:t>民28:7</w:t>
-        </w:r>
-      </w:hyperlink>
+      <w:r>
+        <w:rPr>
+          <w:lang w:val="zh_TW" w:bidi="zh_TW"/>
+        </w:rPr>
+        <w:t>民28:7</w:t>
+      </w:r>
       <w:r>
         <w:rPr>
           <w:lang w:val="zh_TW" w:bidi="zh_TW"/>
@@ -9225,36 +8145,24 @@
         </w:rPr>
         <w:t>天上之神：這是猶太人用來稱呼耶和華的尊稱（</w:t>
       </w:r>
-      <w:hyperlink r:id="rId170">
-        <w:r>
-          <w:rPr>
-            <w:lang w:val="zh_TW" w:bidi="zh_TW"/>
-          </w:rPr>
-          <w:rPr>
-            <w:color w:val="0000EE"/>
-            <w:u w:val="single"/>
-          </w:rPr>
-          <w:t>5:11–12</w:t>
-        </w:r>
-      </w:hyperlink>
+      <w:r>
+        <w:rPr>
+          <w:lang w:val="zh_TW" w:bidi="zh_TW"/>
+        </w:rPr>
+        <w:t>5:11–12</w:t>
+      </w:r>
       <w:r>
         <w:rPr>
           <w:lang w:val="zh_TW" w:bidi="zh_TW"/>
         </w:rPr>
         <w:t>），而塞魯士也曾使用過這個稱號來稱呼神（</w:t>
       </w:r>
-      <w:hyperlink r:id="rId171">
-        <w:r>
-          <w:rPr>
-            <w:lang w:val="zh_TW" w:bidi="zh_TW"/>
-          </w:rPr>
-          <w:rPr>
-            <w:color w:val="0000EE"/>
-            <w:u w:val="single"/>
-          </w:rPr>
-          <w:t>1:2</w:t>
-        </w:r>
-      </w:hyperlink>
+      <w:r>
+        <w:rPr>
+          <w:lang w:val="zh_TW" w:bidi="zh_TW"/>
+        </w:rPr>
+        <w:t>1:2</w:t>
+      </w:r>
       <w:r>
         <w:rPr>
           <w:lang w:val="zh_TW" w:bidi="zh_TW"/>
@@ -9285,18 +8193,12 @@
         </w:rPr>
         <w:t>（</w:t>
       </w:r>
-      <w:hyperlink r:id="rId172">
-        <w:r>
-          <w:rPr>
-            <w:lang w:val="zh_TW" w:bidi="zh_TW"/>
-          </w:rPr>
-          <w:rPr>
-            <w:color w:val="0000EE"/>
-            <w:u w:val="single"/>
-          </w:rPr>
-          <w:t>7:19</w:t>
-        </w:r>
-      </w:hyperlink>
+      <w:r>
+        <w:rPr>
+          <w:lang w:val="zh_TW" w:bidi="zh_TW"/>
+        </w:rPr>
+        <w:t>7:19</w:t>
+      </w:r>
       <w:r>
         <w:rPr>
           <w:lang w:val="zh_TW" w:bidi="zh_TW"/>
@@ -9529,18 +8431,12 @@
         </w:rPr>
         <w:t>沒有利未人：只有少數利未人早些時候與設巴薩一同歸回（</w:t>
       </w:r>
-      <w:hyperlink r:id="rId131">
-        <w:r>
-          <w:rPr>
-            <w:lang w:val="zh_TW" w:bidi="zh_TW"/>
-          </w:rPr>
-          <w:rPr>
-            <w:color w:val="0000EE"/>
-            <w:u w:val="single"/>
-          </w:rPr>
-          <w:t>2:40</w:t>
-        </w:r>
-      </w:hyperlink>
+      <w:r>
+        <w:rPr>
+          <w:lang w:val="zh_TW" w:bidi="zh_TW"/>
+        </w:rPr>
+        <w:t>2:40</w:t>
+      </w:r>
       <w:r>
         <w:rPr>
           <w:lang w:val="zh_TW" w:bidi="zh_TW"/>
@@ -9595,18 +8491,12 @@
         </w:rPr>
         <w:t>翻譯為「教習」的希伯來詞語，指的是那些能夠解釋和說明妥拉（Torah）的人。這些人可能因為他們精通經文而受到尊敬（參</w:t>
       </w:r>
-      <w:hyperlink r:id="rId173">
-        <w:r>
-          <w:rPr>
-            <w:lang w:val="zh_TW" w:bidi="zh_TW"/>
-          </w:rPr>
-          <w:rPr>
-            <w:color w:val="0000EE"/>
-            <w:u w:val="single"/>
-          </w:rPr>
-          <w:t>尼8:8–9</w:t>
-        </w:r>
-      </w:hyperlink>
+      <w:r>
+        <w:rPr>
+          <w:lang w:val="zh_TW" w:bidi="zh_TW"/>
+        </w:rPr>
+        <w:t>尼8:8–9</w:t>
+      </w:r>
       <w:r>
         <w:rPr>
           <w:lang w:val="zh_TW" w:bidi="zh_TW"/>
@@ -9709,18 +8599,12 @@
         </w:rPr>
         <w:t>從前大衛和眾首領：見</w:t>
       </w:r>
-      <w:hyperlink r:id="rId174">
-        <w:r>
-          <w:rPr>
-            <w:lang w:val="zh_TW" w:bidi="zh_TW"/>
-          </w:rPr>
-          <w:rPr>
-            <w:color w:val="0000EE"/>
-            <w:u w:val="single"/>
-          </w:rPr>
-          <w:t>歷代志上二十四至二十六章</w:t>
-        </w:r>
-      </w:hyperlink>
+      <w:r>
+        <w:rPr>
+          <w:lang w:val="zh_TW" w:bidi="zh_TW"/>
+        </w:rPr>
+        <w:t>歷代志上二十四至二十六章</w:t>
+      </w:r>
       <w:r>
         <w:rPr>
           <w:lang w:val="zh_TW" w:bidi="zh_TW"/>
@@ -9907,72 +8791,48 @@
         </w:rPr>
         <w:t>（</w:t>
       </w:r>
-      <w:hyperlink r:id="rId175">
-        <w:r>
-          <w:rPr>
-            <w:lang w:val="zh_TW" w:bidi="zh_TW"/>
-          </w:rPr>
-          <w:rPr>
-            <w:color w:val="0000EE"/>
-            <w:u w:val="single"/>
-          </w:rPr>
-          <w:t>王上21:9</w:t>
-        </w:r>
-      </w:hyperlink>
+      <w:r>
+        <w:rPr>
+          <w:lang w:val="zh_TW" w:bidi="zh_TW"/>
+        </w:rPr>
+        <w:t>王上21:9</w:t>
+      </w:r>
       <w:r>
         <w:rPr>
           <w:lang w:val="zh_TW" w:bidi="zh_TW"/>
         </w:rPr>
         <w:t>；</w:t>
       </w:r>
-      <w:hyperlink r:id="rId176">
-        <w:r>
-          <w:rPr>
-            <w:lang w:val="zh_TW" w:bidi="zh_TW"/>
-          </w:rPr>
-          <w:rPr>
-            <w:color w:val="0000EE"/>
-            <w:u w:val="single"/>
-          </w:rPr>
-          <w:t>代下20:3</w:t>
-        </w:r>
-      </w:hyperlink>
+      <w:r>
+        <w:rPr>
+          <w:lang w:val="zh_TW" w:bidi="zh_TW"/>
+        </w:rPr>
+        <w:t>代下20:3</w:t>
+      </w:r>
       <w:r>
         <w:rPr>
           <w:lang w:val="zh_TW" w:bidi="zh_TW"/>
         </w:rPr>
         <w:t>；</w:t>
       </w:r>
-      <w:hyperlink r:id="rId177">
-        <w:r>
-          <w:rPr>
-            <w:lang w:val="zh_TW" w:bidi="zh_TW"/>
-          </w:rPr>
-          <w:rPr>
-            <w:color w:val="0000EE"/>
-            <w:u w:val="single"/>
-          </w:rPr>
-          <w:t>尼1:4</w:t>
-        </w:r>
-      </w:hyperlink>
+      <w:r>
+        <w:rPr>
+          <w:lang w:val="zh_TW" w:bidi="zh_TW"/>
+        </w:rPr>
+        <w:t>尼1:4</w:t>
+      </w:r>
       <w:r>
         <w:rPr>
           <w:lang w:val="zh_TW" w:bidi="zh_TW"/>
         </w:rPr>
         <w:t>；</w:t>
       </w:r>
-      <w:hyperlink r:id="rId178">
-        <w:r>
-          <w:rPr>
-            <w:lang w:val="zh_TW" w:bidi="zh_TW"/>
-          </w:rPr>
-          <w:rPr>
-            <w:color w:val="0000EE"/>
-            <w:u w:val="single"/>
-          </w:rPr>
-          <w:t>但9:3</w:t>
-        </w:r>
-      </w:hyperlink>
+      <w:r>
+        <w:rPr>
+          <w:lang w:val="zh_TW" w:bidi="zh_TW"/>
+        </w:rPr>
+        <w:t>但9:3</w:t>
+      </w:r>
       <w:r>
         <w:rPr>
           <w:lang w:val="zh_TW" w:bidi="zh_TW"/>
@@ -10027,18 +8887,12 @@
         </w:rPr>
         <w:t>領袖負責運送的物品包括獻給聖殿的供物和獻祭之物。因為這些禮物是屬於神的並且是聖潔的（</w:t>
       </w:r>
-      <w:hyperlink r:id="rId179">
-        <w:r>
-          <w:rPr>
-            <w:lang w:val="zh_TW" w:bidi="zh_TW"/>
-          </w:rPr>
-          <w:rPr>
-            <w:color w:val="0000EE"/>
-            <w:u w:val="single"/>
-          </w:rPr>
-          <w:t>8:28</w:t>
-        </w:r>
-      </w:hyperlink>
+      <w:r>
+        <w:rPr>
+          <w:lang w:val="zh_TW" w:bidi="zh_TW"/>
+        </w:rPr>
+        <w:t>8:28</w:t>
+      </w:r>
       <w:r>
         <w:rPr>
           <w:lang w:val="zh_TW" w:bidi="zh_TW"/>
@@ -10183,18 +9037,12 @@
         </w:rPr>
         <w:t>（見</w:t>
       </w:r>
-      <w:hyperlink r:id="rId180">
-        <w:r>
-          <w:rPr>
-            <w:lang w:val="zh_TW" w:bidi="zh_TW"/>
-          </w:rPr>
-          <w:rPr>
-            <w:color w:val="0000EE"/>
-            <w:u w:val="single"/>
-          </w:rPr>
-          <w:t>7:9</w:t>
-        </w:r>
-      </w:hyperlink>
+      <w:r>
+        <w:rPr>
+          <w:lang w:val="zh_TW" w:bidi="zh_TW"/>
+        </w:rPr>
+        <w:t>7:9</w:t>
+      </w:r>
       <w:r>
         <w:rPr>
           <w:lang w:val="zh_TW" w:bidi="zh_TW"/>
@@ -10249,18 +9097,12 @@
         </w:rPr>
         <w:t>獻燔祭：對於許多與以斯拉一同來到耶路撒冷的猶太人來說，這可能是他們第一次獻祭。對他們來說，以這種方式認罪並將自己的生命獻給神是一個感人的屬靈經歷。有關燔祭的詳情，見</w:t>
       </w:r>
-      <w:hyperlink r:id="rId181">
-        <w:r>
-          <w:rPr>
-            <w:lang w:val="zh_TW" w:bidi="zh_TW"/>
-          </w:rPr>
-          <w:rPr>
-            <w:color w:val="0000EE"/>
-            <w:u w:val="single"/>
-          </w:rPr>
-          <w:t>利未記一章</w:t>
-        </w:r>
-      </w:hyperlink>
+      <w:r>
+        <w:rPr>
+          <w:lang w:val="zh_TW" w:bidi="zh_TW"/>
+        </w:rPr>
+        <w:t>利未記一章</w:t>
+      </w:r>
       <w:r>
         <w:rPr>
           <w:lang w:val="zh_TW" w:bidi="zh_TW"/>
@@ -10319,36 +9161,24 @@
         </w:rPr>
         <w:t>接下來的事件約發生在以斯拉到達後的四個月（參</w:t>
       </w:r>
-      <w:hyperlink r:id="rId180">
-        <w:r>
-          <w:rPr>
-            <w:lang w:val="zh_TW" w:bidi="zh_TW"/>
-          </w:rPr>
-          <w:rPr>
-            <w:color w:val="0000EE"/>
-            <w:u w:val="single"/>
-          </w:rPr>
-          <w:t>7:9</w:t>
-        </w:r>
-      </w:hyperlink>
+      <w:r>
+        <w:rPr>
+          <w:lang w:val="zh_TW" w:bidi="zh_TW"/>
+        </w:rPr>
+        <w:t>7:9</w:t>
+      </w:r>
       <w:r>
         <w:rPr>
           <w:lang w:val="zh_TW" w:bidi="zh_TW"/>
         </w:rPr>
         <w:t>；</w:t>
       </w:r>
-      <w:hyperlink r:id="rId182">
-        <w:r>
-          <w:rPr>
-            <w:lang w:val="zh_TW" w:bidi="zh_TW"/>
-          </w:rPr>
-          <w:rPr>
-            <w:color w:val="0000EE"/>
-            <w:u w:val="single"/>
-          </w:rPr>
-          <w:t>10:9</w:t>
-        </w:r>
-      </w:hyperlink>
+      <w:r>
+        <w:rPr>
+          <w:lang w:val="zh_TW" w:bidi="zh_TW"/>
+        </w:rPr>
+        <w:t>10:9</w:t>
+      </w:r>
       <w:r>
         <w:rPr>
           <w:lang w:val="zh_TW" w:bidi="zh_TW"/>
@@ -10385,36 +9215,24 @@
         </w:rPr>
         <w:t>（參</w:t>
       </w:r>
-      <w:hyperlink r:id="rId67">
-        <w:r>
-          <w:rPr>
-            <w:lang w:val="zh_TW" w:bidi="zh_TW"/>
-          </w:rPr>
-          <w:rPr>
-            <w:color w:val="0000EE"/>
-            <w:u w:val="single"/>
-          </w:rPr>
-          <w:t>拉4:1–5</w:t>
-        </w:r>
-      </w:hyperlink>
+      <w:r>
+        <w:rPr>
+          <w:lang w:val="zh_TW" w:bidi="zh_TW"/>
+        </w:rPr>
+        <w:t>拉4:1–5</w:t>
+      </w:r>
       <w:r>
         <w:rPr>
           <w:lang w:val="zh_TW" w:bidi="zh_TW"/>
         </w:rPr>
         <w:t>；</w:t>
       </w:r>
-      <w:hyperlink r:id="rId183">
-        <w:r>
-          <w:rPr>
-            <w:lang w:val="zh_TW" w:bidi="zh_TW"/>
-          </w:rPr>
-          <w:rPr>
-            <w:color w:val="0000EE"/>
-            <w:u w:val="single"/>
-          </w:rPr>
-          <w:t>申7:1–4</w:t>
-        </w:r>
-      </w:hyperlink>
+      <w:r>
+        <w:rPr>
+          <w:lang w:val="zh_TW" w:bidi="zh_TW"/>
+        </w:rPr>
+        <w:t>申7:1–4</w:t>
+      </w:r>
       <w:r>
         <w:rPr>
           <w:lang w:val="zh_TW" w:bidi="zh_TW"/>
@@ -10452,18 +9270,12 @@
         </w:rPr>
         <w:t xml:space="preserve"> 以色列是一個與神立約的聖潔國度（</w:t>
       </w:r>
-      <w:hyperlink r:id="rId184">
-        <w:r>
-          <w:rPr>
-            <w:lang w:val="zh_TW" w:bidi="zh_TW"/>
-          </w:rPr>
-          <w:rPr>
-            <w:color w:val="0000EE"/>
-            <w:u w:val="single"/>
-          </w:rPr>
-          <w:t>出19:6</w:t>
-        </w:r>
-      </w:hyperlink>
+      <w:r>
+        <w:rPr>
+          <w:lang w:val="zh_TW" w:bidi="zh_TW"/>
+        </w:rPr>
+        <w:t>出19:6</w:t>
+      </w:r>
       <w:r>
         <w:rPr>
           <w:lang w:val="zh_TW" w:bidi="zh_TW"/>
@@ -10482,54 +9294,36 @@
         </w:rPr>
         <w:t>（</w:t>
       </w:r>
-      <w:hyperlink r:id="rId185">
-        <w:r>
-          <w:rPr>
-            <w:lang w:val="zh_TW" w:bidi="zh_TW"/>
-          </w:rPr>
-          <w:rPr>
-            <w:color w:val="0000EE"/>
-            <w:u w:val="single"/>
-          </w:rPr>
-          <w:t>利19:2–4</w:t>
-        </w:r>
-      </w:hyperlink>
+      <w:r>
+        <w:rPr>
+          <w:lang w:val="zh_TW" w:bidi="zh_TW"/>
+        </w:rPr>
+        <w:t>利19:2–4</w:t>
+      </w:r>
       <w:r>
         <w:rPr>
           <w:lang w:val="zh_TW" w:bidi="zh_TW"/>
         </w:rPr>
         <w:t>，</w:t>
       </w:r>
-      <w:hyperlink r:id="rId186">
-        <w:r>
-          <w:rPr>
-            <w:lang w:val="zh_TW" w:bidi="zh_TW"/>
-          </w:rPr>
-          <w:rPr>
-            <w:color w:val="0000EE"/>
-            <w:u w:val="single"/>
-          </w:rPr>
-          <w:t>20:6–8</w:t>
-        </w:r>
-      </w:hyperlink>
+      <w:r>
+        <w:rPr>
+          <w:lang w:val="zh_TW" w:bidi="zh_TW"/>
+        </w:rPr>
+        <w:t>20:6–8</w:t>
+      </w:r>
       <w:r>
         <w:rPr>
           <w:lang w:val="zh_TW" w:bidi="zh_TW"/>
         </w:rPr>
         <w:t>、</w:t>
       </w:r>
-      <w:hyperlink r:id="rId187">
-        <w:r>
-          <w:rPr>
-            <w:lang w:val="zh_TW" w:bidi="zh_TW"/>
-          </w:rPr>
-          <w:rPr>
-            <w:color w:val="0000EE"/>
-            <w:u w:val="single"/>
-          </w:rPr>
-          <w:t>22–26</w:t>
-        </w:r>
-      </w:hyperlink>
+      <w:r>
+        <w:rPr>
+          <w:lang w:val="zh_TW" w:bidi="zh_TW"/>
+        </w:rPr>
+        <w:t>22–26</w:t>
+      </w:r>
       <w:r>
         <w:rPr>
           <w:lang w:val="zh_TW" w:bidi="zh_TW"/>
@@ -10596,18 +9390,12 @@
         </w:rPr>
         <w:t>以斯拉面對與拜偶像的外邦人通婚的問題。儘管早期定居者曾承諾要遠離異教的影響，但猶太領袖允許這種做法（</w:t>
       </w:r>
-      <w:hyperlink r:id="rId67">
-        <w:r>
-          <w:rPr>
-            <w:lang w:val="zh_TW" w:bidi="zh_TW"/>
-          </w:rPr>
-          <w:rPr>
-            <w:color w:val="0000EE"/>
-            <w:u w:val="single"/>
-          </w:rPr>
-          <w:t>4:1–5</w:t>
-        </w:r>
-      </w:hyperlink>
+      <w:r>
+        <w:rPr>
+          <w:lang w:val="zh_TW" w:bidi="zh_TW"/>
+        </w:rPr>
+        <w:t>4:1–5</w:t>
+      </w:r>
       <w:r>
         <w:rPr>
           <w:lang w:val="zh_TW" w:bidi="zh_TW"/>
@@ -10662,54 +9450,36 @@
         </w:rPr>
         <w:t>驚懼憂悶：參</w:t>
       </w:r>
-      <w:hyperlink r:id="rId188">
-        <w:r>
-          <w:rPr>
-            <w:lang w:val="zh_TW" w:bidi="zh_TW"/>
-          </w:rPr>
-          <w:rPr>
-            <w:color w:val="0000EE"/>
-            <w:u w:val="single"/>
-          </w:rPr>
-          <w:t>創世紀三十七章34節</w:t>
-        </w:r>
-      </w:hyperlink>
+      <w:r>
+        <w:rPr>
+          <w:lang w:val="zh_TW" w:bidi="zh_TW"/>
+        </w:rPr>
+        <w:t>創世紀三十七章34節</w:t>
+      </w:r>
       <w:r>
         <w:rPr>
           <w:lang w:val="zh_TW" w:bidi="zh_TW"/>
         </w:rPr>
         <w:t>；</w:t>
       </w:r>
-      <w:hyperlink r:id="rId189">
-        <w:r>
-          <w:rPr>
-            <w:lang w:val="zh_TW" w:bidi="zh_TW"/>
-          </w:rPr>
-          <w:rPr>
-            <w:color w:val="0000EE"/>
-            <w:u w:val="single"/>
-          </w:rPr>
-          <w:t>列王記下二十二章11節</w:t>
-        </w:r>
-      </w:hyperlink>
+      <w:r>
+        <w:rPr>
+          <w:lang w:val="zh_TW" w:bidi="zh_TW"/>
+        </w:rPr>
+        <w:t>列王記下二十二章11節</w:t>
+      </w:r>
       <w:r>
         <w:rPr>
           <w:lang w:val="zh_TW" w:bidi="zh_TW"/>
         </w:rPr>
         <w:t>；</w:t>
       </w:r>
-      <w:hyperlink r:id="rId190">
-        <w:r>
-          <w:rPr>
-            <w:lang w:val="zh_TW" w:bidi="zh_TW"/>
-          </w:rPr>
-          <w:rPr>
-            <w:color w:val="0000EE"/>
-            <w:u w:val="single"/>
-          </w:rPr>
-          <w:t>約伯記一章20節</w:t>
-        </w:r>
-      </w:hyperlink>
+      <w:r>
+        <w:rPr>
+          <w:lang w:val="zh_TW" w:bidi="zh_TW"/>
+        </w:rPr>
+        <w:t>約伯記一章20節</w:t>
+      </w:r>
       <w:r>
         <w:rPr>
           <w:lang w:val="zh_TW" w:bidi="zh_TW"/>
@@ -10932,54 +9702,36 @@
         </w:rPr>
         <w:t>以斯拉的禱告為代禱提供了一個範例（參</w:t>
       </w:r>
-      <w:hyperlink r:id="rId191">
-        <w:r>
-          <w:rPr>
-            <w:lang w:val="zh_TW" w:bidi="zh_TW"/>
-          </w:rPr>
-          <w:rPr>
-            <w:color w:val="0000EE"/>
-            <w:u w:val="single"/>
-          </w:rPr>
-          <w:t>尼1:5–11</w:t>
-        </w:r>
-      </w:hyperlink>
+      <w:r>
+        <w:rPr>
+          <w:lang w:val="zh_TW" w:bidi="zh_TW"/>
+        </w:rPr>
+        <w:t>尼1:5–11</w:t>
+      </w:r>
       <w:r>
         <w:rPr>
           <w:lang w:val="zh_TW" w:bidi="zh_TW"/>
         </w:rPr>
         <w:t>；</w:t>
       </w:r>
-      <w:hyperlink r:id="rId192">
-        <w:r>
-          <w:rPr>
-            <w:lang w:val="zh_TW" w:bidi="zh_TW"/>
-          </w:rPr>
-          <w:rPr>
-            <w:color w:val="0000EE"/>
-            <w:u w:val="single"/>
-          </w:rPr>
-          <w:t>但9:4–19</w:t>
-        </w:r>
-      </w:hyperlink>
+      <w:r>
+        <w:rPr>
+          <w:lang w:val="zh_TW" w:bidi="zh_TW"/>
+        </w:rPr>
+        <w:t>但9:4–19</w:t>
+      </w:r>
       <w:r>
         <w:rPr>
           <w:lang w:val="zh_TW" w:bidi="zh_TW"/>
         </w:rPr>
         <w:t>）。它包括認罪（</w:t>
       </w:r>
-      <w:hyperlink r:id="rId193">
-        <w:r>
-          <w:rPr>
-            <w:lang w:val="zh_TW" w:bidi="zh_TW"/>
-          </w:rPr>
-          <w:rPr>
-            <w:color w:val="0000EE"/>
-            <w:u w:val="single"/>
-          </w:rPr>
-          <w:t>拉9:6–7</w:t>
-        </w:r>
-      </w:hyperlink>
+      <w:r>
+        <w:rPr>
+          <w:lang w:val="zh_TW" w:bidi="zh_TW"/>
+        </w:rPr>
+        <w:t>拉9:6–7</w:t>
+      </w:r>
       <w:r>
         <w:rPr>
           <w:lang w:val="zh_TW" w:bidi="zh_TW"/>
@@ -10998,54 +9750,36 @@
         </w:rPr>
         <w:t>（</w:t>
       </w:r>
-      <w:hyperlink r:id="rId194">
-        <w:r>
-          <w:rPr>
-            <w:lang w:val="zh_TW" w:bidi="zh_TW"/>
-          </w:rPr>
-          <w:rPr>
-            <w:color w:val="0000EE"/>
-            <w:u w:val="single"/>
-          </w:rPr>
-          <w:t>9:8–9</w:t>
-        </w:r>
-      </w:hyperlink>
+      <w:r>
+        <w:rPr>
+          <w:lang w:val="zh_TW" w:bidi="zh_TW"/>
+        </w:rPr>
+        <w:t>9:8–9</w:t>
+      </w:r>
       <w:r>
         <w:rPr>
           <w:lang w:val="zh_TW" w:bidi="zh_TW"/>
         </w:rPr>
         <w:t>）、承認百姓忽略了神的命令（</w:t>
       </w:r>
-      <w:hyperlink r:id="rId195">
-        <w:r>
-          <w:rPr>
-            <w:lang w:val="zh_TW" w:bidi="zh_TW"/>
-          </w:rPr>
-          <w:rPr>
-            <w:color w:val="0000EE"/>
-            <w:u w:val="single"/>
-          </w:rPr>
-          <w:t>9:10–12</w:t>
-        </w:r>
-      </w:hyperlink>
+      <w:r>
+        <w:rPr>
+          <w:lang w:val="zh_TW" w:bidi="zh_TW"/>
+        </w:rPr>
+        <w:t>9:10–12</w:t>
+      </w:r>
       <w:r>
         <w:rPr>
           <w:lang w:val="zh_TW" w:bidi="zh_TW"/>
         </w:rPr>
         <w:t>），以及意識到自己的不配（</w:t>
       </w:r>
-      <w:hyperlink r:id="rId196">
-        <w:r>
-          <w:rPr>
-            <w:lang w:val="zh_TW" w:bidi="zh_TW"/>
-          </w:rPr>
-          <w:rPr>
-            <w:color w:val="0000EE"/>
-            <w:u w:val="single"/>
-          </w:rPr>
-          <w:t>9:13–15</w:t>
-        </w:r>
-      </w:hyperlink>
+      <w:r>
+        <w:rPr>
+          <w:lang w:val="zh_TW" w:bidi="zh_TW"/>
+        </w:rPr>
+        <w:t>9:13–15</w:t>
+      </w:r>
       <w:r>
         <w:rPr>
           <w:lang w:val="zh_TW" w:bidi="zh_TW"/>
@@ -11180,18 +9914,12 @@
         </w:rPr>
         <w:t>神的豐富恩典和不變的愛應該影響百姓對衪的回應（參</w:t>
       </w:r>
-      <w:hyperlink r:id="rId197">
-        <w:r>
-          <w:rPr>
-            <w:lang w:val="zh_TW" w:bidi="zh_TW"/>
-          </w:rPr>
-          <w:rPr>
-            <w:color w:val="0000EE"/>
-            <w:u w:val="single"/>
-          </w:rPr>
-          <w:t>申30:1–5</w:t>
-        </w:r>
-      </w:hyperlink>
+      <w:r>
+        <w:rPr>
+          <w:lang w:val="zh_TW" w:bidi="zh_TW"/>
+        </w:rPr>
+        <w:t>申30:1–5</w:t>
+      </w:r>
       <w:r>
         <w:rPr>
           <w:lang w:val="zh_TW" w:bidi="zh_TW"/>
@@ -11228,36 +9956,24 @@
         </w:rPr>
         <w:t>（</w:t>
       </w:r>
-      <w:hyperlink r:id="rId198">
-        <w:r>
-          <w:rPr>
-            <w:lang w:val="zh_TW" w:bidi="zh_TW"/>
-          </w:rPr>
-          <w:rPr>
-            <w:color w:val="0000EE"/>
-            <w:u w:val="single"/>
-          </w:rPr>
-          <w:t>王下17</w:t>
-        </w:r>
-      </w:hyperlink>
+      <w:r>
+        <w:rPr>
+          <w:lang w:val="zh_TW" w:bidi="zh_TW"/>
+        </w:rPr>
+        <w:t>王下17</w:t>
+      </w:r>
       <w:r>
         <w:rPr>
           <w:lang w:val="zh_TW" w:bidi="zh_TW"/>
         </w:rPr>
         <w:t>，</w:t>
       </w:r>
-      <w:hyperlink r:id="rId199">
-        <w:r>
-          <w:rPr>
-            <w:lang w:val="zh_TW" w:bidi="zh_TW"/>
-          </w:rPr>
-          <w:rPr>
-            <w:color w:val="0000EE"/>
-            <w:u w:val="single"/>
-          </w:rPr>
-          <w:t>25</w:t>
-        </w:r>
-      </w:hyperlink>
+      <w:r>
+        <w:rPr>
+          <w:lang w:val="zh_TW" w:bidi="zh_TW"/>
+        </w:rPr>
+        <w:t>25</w:t>
+      </w:r>
       <w:r>
         <w:rPr>
           <w:lang w:val="zh_TW" w:bidi="zh_TW"/>
@@ -11276,18 +9992,12 @@
         </w:rPr>
         <w:t>（見</w:t>
       </w:r>
-      <w:hyperlink r:id="rId200">
-        <w:r>
-          <w:rPr>
-            <w:lang w:val="zh_TW" w:bidi="zh_TW"/>
-          </w:rPr>
-          <w:rPr>
-            <w:color w:val="0000EE"/>
-            <w:u w:val="single"/>
-          </w:rPr>
-          <w:t>拉1:1–3</w:t>
-        </w:r>
-      </w:hyperlink>
+      <w:r>
+        <w:rPr>
+          <w:lang w:val="zh_TW" w:bidi="zh_TW"/>
+        </w:rPr>
+        <w:t>拉1:1–3</w:t>
+      </w:r>
       <w:r>
         <w:rPr>
           <w:lang w:val="zh_TW" w:bidi="zh_TW"/>
@@ -11360,126 +10070,84 @@
         </w:rPr>
         <w:t>你藉你僕人眾先知所吩咐的：神已清楚揭示衪對其子民的期望（見</w:t>
       </w:r>
-      <w:hyperlink r:id="rId201">
-        <w:r>
-          <w:rPr>
-            <w:lang w:val="zh_TW" w:bidi="zh_TW"/>
-          </w:rPr>
-          <w:rPr>
-            <w:color w:val="0000EE"/>
-            <w:u w:val="single"/>
-          </w:rPr>
-          <w:t>申7:3–4</w:t>
-        </w:r>
-      </w:hyperlink>
+      <w:r>
+        <w:rPr>
+          <w:lang w:val="zh_TW" w:bidi="zh_TW"/>
+        </w:rPr>
+        <w:t>申7:3–4</w:t>
+      </w:r>
       <w:r>
         <w:rPr>
           <w:lang w:val="zh_TW" w:bidi="zh_TW"/>
         </w:rPr>
         <w:t>；</w:t>
       </w:r>
-      <w:hyperlink r:id="rId202">
-        <w:r>
-          <w:rPr>
-            <w:lang w:val="zh_TW" w:bidi="zh_TW"/>
-          </w:rPr>
-          <w:rPr>
-            <w:color w:val="0000EE"/>
-            <w:u w:val="single"/>
-          </w:rPr>
-          <w:t>瑪2:10–12</w:t>
-        </w:r>
-      </w:hyperlink>
+      <w:r>
+        <w:rPr>
+          <w:lang w:val="zh_TW" w:bidi="zh_TW"/>
+        </w:rPr>
+        <w:t>瑪2:10–12</w:t>
+      </w:r>
       <w:r>
         <w:rPr>
           <w:lang w:val="zh_TW" w:bidi="zh_TW"/>
         </w:rPr>
         <w:t>），並承諾如果他們遵循衪的約定，就會得到極大的祝福（見</w:t>
       </w:r>
-      <w:hyperlink r:id="rId203">
-        <w:r>
-          <w:rPr>
-            <w:lang w:val="zh_TW" w:bidi="zh_TW"/>
-          </w:rPr>
-          <w:rPr>
-            <w:color w:val="0000EE"/>
-            <w:u w:val="single"/>
-          </w:rPr>
-          <w:t>利26:1–13</w:t>
-        </w:r>
-      </w:hyperlink>
+      <w:r>
+        <w:rPr>
+          <w:lang w:val="zh_TW" w:bidi="zh_TW"/>
+        </w:rPr>
+        <w:t>利26:1–13</w:t>
+      </w:r>
       <w:r>
         <w:rPr>
           <w:lang w:val="zh_TW" w:bidi="zh_TW"/>
         </w:rPr>
         <w:t>；</w:t>
       </w:r>
-      <w:hyperlink r:id="rId204">
-        <w:r>
-          <w:rPr>
-            <w:lang w:val="zh_TW" w:bidi="zh_TW"/>
-          </w:rPr>
-          <w:rPr>
-            <w:color w:val="0000EE"/>
-            <w:u w:val="single"/>
-          </w:rPr>
-          <w:t>申28:1–14</w:t>
-        </w:r>
-      </w:hyperlink>
+      <w:r>
+        <w:rPr>
+          <w:lang w:val="zh_TW" w:bidi="zh_TW"/>
+        </w:rPr>
+        <w:t>申28:1–14</w:t>
+      </w:r>
       <w:r>
         <w:rPr>
           <w:lang w:val="zh_TW" w:bidi="zh_TW"/>
         </w:rPr>
         <w:t>；</w:t>
       </w:r>
-      <w:hyperlink r:id="rId205">
-        <w:r>
-          <w:rPr>
-            <w:lang w:val="zh_TW" w:bidi="zh_TW"/>
-          </w:rPr>
-          <w:rPr>
-            <w:color w:val="0000EE"/>
-            <w:u w:val="single"/>
-          </w:rPr>
-          <w:t>耶32:36–33:18</w:t>
-        </w:r>
-      </w:hyperlink>
+      <w:r>
+        <w:rPr>
+          <w:lang w:val="zh_TW" w:bidi="zh_TW"/>
+        </w:rPr>
+        <w:t>耶32:36–33:18</w:t>
+      </w:r>
       <w:r>
         <w:rPr>
           <w:lang w:val="zh_TW" w:bidi="zh_TW"/>
         </w:rPr>
         <w:t>；</w:t>
       </w:r>
-      <w:hyperlink r:id="rId206">
-        <w:r>
-          <w:rPr>
-            <w:lang w:val="zh_TW" w:bidi="zh_TW"/>
-          </w:rPr>
-          <w:rPr>
-            <w:color w:val="0000EE"/>
-            <w:u w:val="single"/>
-          </w:rPr>
-          <w:t>結37:15–28</w:t>
-        </w:r>
-      </w:hyperlink>
+      <w:r>
+        <w:rPr>
+          <w:lang w:val="zh_TW" w:bidi="zh_TW"/>
+        </w:rPr>
+        <w:t>結37:15–28</w:t>
+      </w:r>
       <w:r>
         <w:rPr>
           <w:lang w:val="zh_TW" w:bidi="zh_TW"/>
         </w:rPr>
         <w:t>；</w:t>
       </w:r>
-      <w:hyperlink r:id="rId207">
-        <w:r>
-          <w:rPr>
-            <w:lang w:val="zh_TW" w:bidi="zh_TW"/>
-          </w:rPr>
-          <w:rPr>
-            <w:color w:val="0000EE"/>
-            <w:u w:val="single"/>
-          </w:rPr>
-          <w:t>何14:1–8</w:t>
-        </w:r>
-      </w:hyperlink>
+      <w:r>
+        <w:rPr>
+          <w:lang w:val="zh_TW" w:bidi="zh_TW"/>
+        </w:rPr>
+        <w:t>何14:1–8</w:t>
+      </w:r>
       <w:r>
         <w:rPr>
           <w:lang w:val="zh_TW" w:bidi="zh_TW"/>
@@ -11748,18 +10416,12 @@
         </w:rPr>
         <w:t>當婚姻失敗時，婦女通常會獲得子女的監護權（參夏甲和以實瑪利，</w:t>
       </w:r>
-      <w:hyperlink r:id="rId208">
-        <w:r>
-          <w:rPr>
-            <w:lang w:val="zh_TW" w:bidi="zh_TW"/>
-          </w:rPr>
-          <w:rPr>
-            <w:color w:val="0000EE"/>
-            <w:u w:val="single"/>
-          </w:rPr>
-          <w:t>創21:14</w:t>
-        </w:r>
-      </w:hyperlink>
+      <w:r>
+        <w:rPr>
+          <w:lang w:val="zh_TW" w:bidi="zh_TW"/>
+        </w:rPr>
+        <w:t>創21:14</w:t>
+      </w:r>
       <w:r>
         <w:rPr>
           <w:lang w:val="zh_TW" w:bidi="zh_TW"/>
@@ -11814,18 +10476,12 @@
         </w:rPr>
         <w:t>這是你當辦的事：作為律法專家（見</w:t>
       </w:r>
-      <w:hyperlink r:id="rId158">
-        <w:r>
-          <w:rPr>
-            <w:lang w:val="zh_TW" w:bidi="zh_TW"/>
-          </w:rPr>
-          <w:rPr>
-            <w:color w:val="0000EE"/>
-            <w:u w:val="single"/>
-          </w:rPr>
-          <w:t>7:10</w:t>
-        </w:r>
-      </w:hyperlink>
+      <w:r>
+        <w:rPr>
+          <w:lang w:val="zh_TW" w:bidi="zh_TW"/>
+        </w:rPr>
+        <w:t>7:10</w:t>
+      </w:r>
       <w:r>
         <w:rPr>
           <w:lang w:val="zh_TW" w:bidi="zh_TW"/>
@@ -11904,36 +10560,24 @@
         </w:rPr>
         <w:t>（見</w:t>
       </w:r>
-      <w:hyperlink r:id="rId209">
-        <w:r>
-          <w:rPr>
-            <w:lang w:val="zh_TW" w:bidi="zh_TW"/>
-          </w:rPr>
-          <w:rPr>
-            <w:color w:val="0000EE"/>
-            <w:u w:val="single"/>
-          </w:rPr>
-          <w:t>得1:16–17</w:t>
-        </w:r>
-      </w:hyperlink>
+      <w:r>
+        <w:rPr>
+          <w:lang w:val="zh_TW" w:bidi="zh_TW"/>
+        </w:rPr>
+        <w:t>得1:16–17</w:t>
+      </w:r>
       <w:r>
         <w:rPr>
           <w:lang w:val="zh_TW" w:bidi="zh_TW"/>
         </w:rPr>
         <w:t>；</w:t>
       </w:r>
-      <w:hyperlink r:id="rId210">
-        <w:r>
-          <w:rPr>
-            <w:lang w:val="zh_TW" w:bidi="zh_TW"/>
-          </w:rPr>
-          <w:rPr>
-            <w:color w:val="0000EE"/>
-            <w:u w:val="single"/>
-          </w:rPr>
-          <w:t>撒上14:24–28</w:t>
-        </w:r>
-      </w:hyperlink>
+      <w:r>
+        <w:rPr>
+          <w:lang w:val="zh_TW" w:bidi="zh_TW"/>
+        </w:rPr>
+        <w:t>撒上14:24–28</w:t>
+      </w:r>
       <w:r>
         <w:rPr>
           <w:lang w:val="zh_TW" w:bidi="zh_TW"/>
@@ -12102,18 +10746,12 @@
         </w:rPr>
         <w:t>目前尚不清楚為什麼這四個人反對此計劃。也許他們想要更嚴厲的懲罰，或者他們或他們的家人不想休掉他們的外邦妻子。只有四個反對者顯示出該政策在被擄歸回者中獲得了壓倒性的支持。遺憾的是，幾年後，與異教女子通婚的類似問題再次在社群內引發了危機（</w:t>
       </w:r>
-      <w:hyperlink r:id="rId211">
-        <w:r>
-          <w:rPr>
-            <w:lang w:val="zh_TW" w:bidi="zh_TW"/>
-          </w:rPr>
-          <w:rPr>
-            <w:color w:val="0000EE"/>
-            <w:u w:val="single"/>
-          </w:rPr>
-          <w:t>尼9–10</w:t>
-        </w:r>
-      </w:hyperlink>
+      <w:r>
+        <w:rPr>
+          <w:lang w:val="zh_TW" w:bidi="zh_TW"/>
+        </w:rPr>
+        <w:t>尼9–10</w:t>
+      </w:r>
       <w:r>
         <w:rPr>
           <w:lang w:val="zh_TW" w:bidi="zh_TW"/>
